--- a/05-Mayo-Junio/Entregables/2026-06/03-Reporte_Monitoreo_Alertamiento_2026-06.docx
+++ b/05-Mayo-Junio/Entregables/2026-06/03-Reporte_Monitoreo_Alertamiento_2026-06.docx
@@ -111,7 +111,7 @@
           <w:sz w:val="22"/>
           <w:szCs w:val="22"/>
         </w:rPr>
-        <w:pict w14:anchorId="2F208191">
+        <w:pict w14:anchorId="09A141C2">
           <v:rect id="_x0000_i1025" style="width:0;height:1.5pt" o:hralign="center" o:hrstd="t" o:hr="t" fillcolor="#a0a0a0" stroked="f"/>
         </w:pict>
       </w:r>
@@ -1243,7 +1243,7 @@
           <w:sz w:val="22"/>
           <w:szCs w:val="22"/>
         </w:rPr>
-        <w:pict w14:anchorId="0D1752CC">
+        <w:pict w14:anchorId="0A64741D">
           <v:rect id="_x0000_i1026" style="width:0;height:1.5pt" o:hralign="center" o:hrstd="t" o:hr="t" fillcolor="#a0a0a0" stroked="f"/>
         </w:pict>
       </w:r>
@@ -1298,9 +1298,9 @@
 <file path=word/numbering.xml><?xml version="1.0" encoding="utf-8"?>
 <w:numbering xmlns:wpc="http://schemas.microsoft.com/office/word/2010/wordprocessingCanvas" xmlns:cx="http://schemas.microsoft.com/office/drawing/2014/chartex" xmlns:cx1="http://schemas.microsoft.com/office/drawing/2015/9/8/chartex" xmlns:cx2="http://schemas.microsoft.com/office/drawing/2015/10/21/chartex" xmlns:cx3="http://schemas.microsoft.com/office/drawing/2016/5/9/chartex" xmlns:cx4="http://schemas.microsoft.com/office/drawing/2016/5/10/chartex" xmlns:cx5="http://schemas.microsoft.com/office/drawing/2016/5/11/chartex" xmlns:cx6="http://schemas.microsoft.com/office/drawing/2016/5/12/chartex" xmlns:cx7="http://schemas.microsoft.com/office/drawing/2016/5/13/chartex" xmlns:cx8="http://schemas.microsoft.com/office/drawing/2016/5/14/chartex" xmlns:mc="http://schemas.openxmlformats.org/markup-compatibility/2006" xmlns:aink="http://schemas.microsoft.com/office/drawing/2016/ink" xmlns:am3d="http://schemas.microsoft.com/office/drawing/2017/model3d" xmlns:o="urn:schemas-microsoft-com:office:office" xmlns:oel="http://schemas.microsoft.com/office/2019/extlst" xmlns:r="http://schemas.openxmlformats.org/officeDocument/2006/relationships" xmlns:m="http://schemas.openxmlformats.org/officeDocument/2006/math" xmlns:v="urn:schemas-microsoft-com:vml" xmlns:wp14="http://schemas.microsoft.com/office/word/2010/wordprocessingDrawing" xmlns:wp="http://schemas.openxmlformats.org/drawingml/2006/wordprocessingDrawing" xmlns:w10="urn:schemas-microsoft-com:office:word" xmlns:w="http://schemas.openxmlformats.org/wordprocessingml/2006/main" xmlns:w14="http://schemas.microsoft.com/office/word/2010/wordml" xmlns:w15="http://schemas.microsoft.com/office/word/2012/wordml" xmlns:w16cex="http://schemas.microsoft.com/office/word/2018/wordml/cex" xmlns:w16cid="http://schemas.microsoft.com/office/word/2016/wordml/cid" xmlns:w16="http://schemas.microsoft.com/office/word/2018/wordml" xmlns:w16du="http://schemas.microsoft.com/office/word/2023/wordml/word16du" xmlns:w16sdtdh="http://schemas.microsoft.com/office/word/2020/wordml/sdtdatahash" xmlns:w16sdtfl="http://schemas.microsoft.com/office/word/2024/wordml/sdtformatlock" xmlns:w16se="http://schemas.microsoft.com/office/word/2015/wordml/symex" xmlns:wpg="http://schemas.microsoft.com/office/word/2010/wordprocessingGroup" xmlns:wpi="http://schemas.microsoft.com/office/word/2010/wordprocessingInk" xmlns:wne="http://schemas.microsoft.com/office/word/2006/wordml" xmlns:wps="http://schemas.microsoft.com/office/word/2010/wordprocessingShape" mc:Ignorable="w14 w15 w16se w16cid w16 w16cex w16sdtdh w16sdtfl w16du wp14">
   <w:abstractNum w:abstractNumId="0" w15:restartNumberingAfterBreak="0">
-    <w:nsid w:val="0AEB0E8A"/>
+    <w:nsid w:val="05274D79"/>
     <w:multiLevelType w:val="multilevel"/>
-    <w:tmpl w:val="FF8A1862"/>
+    <w:tmpl w:val="AF40D0EC"/>
     <w:lvl w:ilvl="0">
       <w:start w:val="1"/>
       <w:numFmt w:val="bullet"/>
@@ -1447,9 +1447,9 @@
     </w:lvl>
   </w:abstractNum>
   <w:abstractNum w:abstractNumId="1" w15:restartNumberingAfterBreak="0">
-    <w:nsid w:val="329416B5"/>
+    <w:nsid w:val="206C75A4"/>
     <w:multiLevelType w:val="multilevel"/>
-    <w:tmpl w:val="C2A497AE"/>
+    <w:tmpl w:val="CED20B64"/>
     <w:lvl w:ilvl="0">
       <w:start w:val="1"/>
       <w:numFmt w:val="bullet"/>
@@ -1596,9 +1596,9 @@
     </w:lvl>
   </w:abstractNum>
   <w:abstractNum w:abstractNumId="2" w15:restartNumberingAfterBreak="0">
-    <w:nsid w:val="49D10B97"/>
+    <w:nsid w:val="3224423B"/>
     <w:multiLevelType w:val="multilevel"/>
-    <w:tmpl w:val="92E4B64A"/>
+    <w:tmpl w:val="AA980F32"/>
     <w:lvl w:ilvl="0">
       <w:start w:val="1"/>
       <w:numFmt w:val="bullet"/>
@@ -1745,9 +1745,9 @@
     </w:lvl>
   </w:abstractNum>
   <w:abstractNum w:abstractNumId="3" w15:restartNumberingAfterBreak="0">
-    <w:nsid w:val="5B6615D1"/>
+    <w:nsid w:val="78B5144D"/>
     <w:multiLevelType w:val="multilevel"/>
-    <w:tmpl w:val="D53E25EE"/>
+    <w:tmpl w:val="23143B24"/>
     <w:lvl w:ilvl="0">
       <w:start w:val="1"/>
       <w:numFmt w:val="bullet"/>
@@ -1893,17 +1893,17 @@
       </w:rPr>
     </w:lvl>
   </w:abstractNum>
-  <w:num w:numId="1" w16cid:durableId="1140732598">
+  <w:num w:numId="1" w16cid:durableId="453797006">
+    <w:abstractNumId w:val="2"/>
+  </w:num>
+  <w:num w:numId="2" w16cid:durableId="289634293">
     <w:abstractNumId w:val="3"/>
   </w:num>
-  <w:num w:numId="2" w16cid:durableId="996230994">
+  <w:num w:numId="3" w16cid:durableId="809176294">
     <w:abstractNumId w:val="1"/>
   </w:num>
-  <w:num w:numId="3" w16cid:durableId="1625188203">
+  <w:num w:numId="4" w16cid:durableId="969747721">
     <w:abstractNumId w:val="0"/>
-  </w:num>
-  <w:num w:numId="4" w16cid:durableId="1710185097">
-    <w:abstractNumId w:val="2"/>
   </w:num>
 </w:numbering>
 </file>
@@ -2395,7 +2395,7 @@
     <w:uiPriority w:val="9"/>
     <w:rPr>
       <w:rFonts w:asciiTheme="majorHAnsi" w:eastAsiaTheme="majorEastAsia" w:hAnsiTheme="majorHAnsi" w:cstheme="majorBidi"/>
-      <w:color w:val="2F5496" w:themeColor="accent1" w:themeShade="BF"/>
+      <w:color w:val="0F4761" w:themeColor="accent1" w:themeShade="BF"/>
       <w:sz w:val="40"/>
       <w:szCs w:val="40"/>
     </w:rPr>
@@ -2408,7 +2408,7 @@
     <w:semiHidden/>
     <w:rPr>
       <w:rFonts w:asciiTheme="majorHAnsi" w:eastAsiaTheme="majorEastAsia" w:hAnsiTheme="majorHAnsi" w:cstheme="majorBidi"/>
-      <w:color w:val="2F5496" w:themeColor="accent1" w:themeShade="BF"/>
+      <w:color w:val="0F4761" w:themeColor="accent1" w:themeShade="BF"/>
       <w:sz w:val="32"/>
       <w:szCs w:val="32"/>
     </w:rPr>
@@ -2421,7 +2421,7 @@
     <w:semiHidden/>
     <w:rPr>
       <w:rFonts w:asciiTheme="minorHAnsi" w:eastAsiaTheme="majorEastAsia" w:hAnsiTheme="minorHAnsi" w:cstheme="majorBidi"/>
-      <w:color w:val="2F5496" w:themeColor="accent1" w:themeShade="BF"/>
+      <w:color w:val="0F4761" w:themeColor="accent1" w:themeShade="BF"/>
       <w:sz w:val="28"/>
       <w:szCs w:val="28"/>
     </w:rPr>
@@ -2517,39 +2517,39 @@
         <a:sysClr val="window" lastClr="FFFFFF"/>
       </a:lt1>
       <a:dk2>
-        <a:srgbClr val="44546A"/>
+        <a:srgbClr val="0E2841"/>
       </a:dk2>
       <a:lt2>
-        <a:srgbClr val="E7E6E6"/>
+        <a:srgbClr val="E8E8E8"/>
       </a:lt2>
       <a:accent1>
-        <a:srgbClr val="4472C4"/>
+        <a:srgbClr val="156082"/>
       </a:accent1>
       <a:accent2>
-        <a:srgbClr val="ED7D31"/>
+        <a:srgbClr val="E97132"/>
       </a:accent2>
       <a:accent3>
-        <a:srgbClr val="A5A5A5"/>
+        <a:srgbClr val="196B24"/>
       </a:accent3>
       <a:accent4>
-        <a:srgbClr val="FFC000"/>
+        <a:srgbClr val="0F9ED5"/>
       </a:accent4>
       <a:accent5>
-        <a:srgbClr val="5B9BD5"/>
+        <a:srgbClr val="A02B93"/>
       </a:accent5>
       <a:accent6>
-        <a:srgbClr val="70AD47"/>
+        <a:srgbClr val="4EA72E"/>
       </a:accent6>
       <a:hlink>
-        <a:srgbClr val="0563C1"/>
+        <a:srgbClr val="467886"/>
       </a:hlink>
       <a:folHlink>
-        <a:srgbClr val="954F72"/>
+        <a:srgbClr val="96607D"/>
       </a:folHlink>
     </a:clrScheme>
     <a:fontScheme name="Office">
       <a:majorFont>
-        <a:latin typeface="Calibri Light" panose="020F0302020204030204"/>
+        <a:latin typeface="Aptos Display" panose="02110004020202020204"/>
         <a:ea typeface=""/>
         <a:cs typeface=""/>
         <a:font script="Jpan" typeface="游ゴシック Light"/>
@@ -2601,7 +2601,7 @@
         <a:font script="Tfng" typeface="Ebrima"/>
       </a:majorFont>
       <a:minorFont>
-        <a:latin typeface="Calibri" panose="020F0502020204030204"/>
+        <a:latin typeface="Aptos" panose="02110004020202020204"/>
         <a:ea typeface=""/>
         <a:cs typeface=""/>
         <a:font script="Jpan" typeface="游明朝"/>
@@ -2712,13 +2712,6 @@
         </a:gradFill>
       </a:fillStyleLst>
       <a:lnStyleLst>
-        <a:ln w="6350" cap="flat" cmpd="sng" algn="ctr">
-          <a:solidFill>
-            <a:schemeClr val="phClr"/>
-          </a:solidFill>
-          <a:prstDash val="solid"/>
-          <a:miter lim="800000"/>
-        </a:ln>
         <a:ln w="12700" cap="flat" cmpd="sng" algn="ctr">
           <a:solidFill>
             <a:schemeClr val="phClr"/>
@@ -2727,6 +2720,13 @@
           <a:miter lim="800000"/>
         </a:ln>
         <a:ln w="19050" cap="flat" cmpd="sng" algn="ctr">
+          <a:solidFill>
+            <a:schemeClr val="phClr"/>
+          </a:solidFill>
+          <a:prstDash val="solid"/>
+          <a:miter lim="800000"/>
+        </a:ln>
+        <a:ln w="25400" cap="flat" cmpd="sng" algn="ctr">
           <a:solidFill>
             <a:schemeClr val="phClr"/>
           </a:solidFill>
@@ -2791,11 +2791,31 @@
       </a:bgFillStyleLst>
     </a:fmtScheme>
   </a:themeElements>
-  <a:objectDefaults/>
+  <a:objectDefaults>
+    <a:lnDef>
+      <a:spPr/>
+      <a:bodyPr/>
+      <a:lstStyle/>
+      <a:style>
+        <a:lnRef idx="2">
+          <a:schemeClr val="accent1"/>
+        </a:lnRef>
+        <a:fillRef idx="0">
+          <a:schemeClr val="accent1"/>
+        </a:fillRef>
+        <a:effectRef idx="1">
+          <a:schemeClr val="accent1"/>
+        </a:effectRef>
+        <a:fontRef idx="minor">
+          <a:schemeClr val="tx1"/>
+        </a:fontRef>
+      </a:style>
+    </a:lnDef>
+  </a:objectDefaults>
   <a:extraClrSchemeLst/>
   <a:extLst>
     <a:ext uri="{05A4C25C-085E-4340-85A3-A5531E510DB2}">
-      <thm15:themeFamily xmlns:thm15="http://schemas.microsoft.com/office/thememl/2012/main" name="Office Theme" id="{62F939B6-93AF-4DB8-9C6B-D6C7DFDC589F}" vid="{4A3C46E8-61CC-4603-A589-7422A47A8E4A}"/>
+      <thm15:themeFamily xmlns:thm15="http://schemas.microsoft.com/office/thememl/2012/main" name="Office Theme" id="{2E142A2C-CD16-42D6-873A-C26D2A0506FA}" vid="{1BDDFF52-6CD6-40A5-AB3C-68EB2F1E4D0A}"/>
     </a:ext>
   </a:extLst>
 </a:theme>

--- a/05-Mayo-Junio/Entregables/2026-06/03-Reporte_Monitoreo_Alertamiento_2026-06.docx
+++ b/05-Mayo-Junio/Entregables/2026-06/03-Reporte_Monitoreo_Alertamiento_2026-06.docx
@@ -111,7 +111,7 @@
           <w:sz w:val="22"/>
           <w:szCs w:val="22"/>
         </w:rPr>
-        <w:pict w14:anchorId="09A141C2">
+        <w:pict w14:anchorId="5BF1075F">
           <v:rect id="_x0000_i1025" style="width:0;height:1.5pt" o:hralign="center" o:hrstd="t" o:hr="t" fillcolor="#a0a0a0" stroked="f"/>
         </w:pict>
       </w:r>
@@ -145,7 +145,7 @@
           <w:sz w:val="22"/>
           <w:szCs w:val="22"/>
         </w:rPr>
-        <w:t>Registrar el avance exclusivo de junio de 2026 sobre monitoreo y alertamiento, privilegiando cierre de métricas, incidencias consolidadas, ajustes finales de umbrales y conclusiones de observabilidad del trimestre.</w:t>
+        <w:t>Documentar los controles de monitoreo preventivo, volumétrico y alertamiento consolidados al cierre del trimestre. Durante el mes de junio, la prioridad se centró en la seguridad perimetral a nivel aplicativo de la plataforma MUSEMS (Issue #56), previniendo ataques de denegación de servicio e inundación.</w:t>
       </w:r>
     </w:p>
     <w:p>
@@ -159,7 +159,21 @@
         <w:rPr>
           <w:rFonts w:ascii="Calibri" w:eastAsia="Times New Roman" w:hAnsi="Calibri" w:cs="Calibri"/>
         </w:rPr>
-        <w:t>2. Criterio de Separación por Mes</w:t>
+        <w:t>2. Resultados Consolidados de Junio</w:t>
+      </w:r>
+    </w:p>
+    <w:p>
+      <w:pPr>
+        <w:pStyle w:val="Ttulo3"/>
+        <w:rPr>
+          <w:rFonts w:ascii="Calibri" w:eastAsia="Times New Roman" w:hAnsi="Calibri" w:cs="Calibri"/>
+        </w:rPr>
+      </w:pPr>
+      <w:r>
+        <w:rPr>
+          <w:rFonts w:ascii="Calibri" w:eastAsia="Times New Roman" w:hAnsi="Calibri" w:cs="Calibri"/>
+        </w:rPr>
+        <w:t>2.1 Implementación de Monitoreo Volumétrico (Rate Limiting)</w:t>
       </w:r>
     </w:p>
     <w:p>
@@ -177,7 +191,35 @@
           <w:sz w:val="22"/>
           <w:szCs w:val="22"/>
         </w:rPr>
-        <w:t>Abril definió el esquema base de observabilidad y mayo concentró pruebas y evidencia inicial. Junio debe registrar únicamente:</w:t>
+        <w:t xml:space="preserve">Para resolver la ausencia de controles en la concurrencia de acceso y autenticación, se instrumentó exitosamente la librería </w:t>
+      </w:r>
+      <w:r>
+        <w:rPr>
+          <w:rStyle w:val="CdigoHTML"/>
+        </w:rPr>
+        <w:t>slowapi</w:t>
+      </w:r>
+      <w:r>
+        <w:rPr>
+          <w:rFonts w:ascii="Calibri" w:hAnsi="Calibri" w:cs="Calibri"/>
+          <w:sz w:val="22"/>
+          <w:szCs w:val="22"/>
+        </w:rPr>
+        <w:t xml:space="preserve"> en la capa de FastAPI del proyecto MUSEMS. Este componente actúa como un monitor activo que evalúa en tiempo real las ráfagas provenientes de una misma dirección IP origen.</w:t>
+      </w:r>
+    </w:p>
+    <w:p>
+      <w:pPr>
+        <w:pStyle w:val="Ttulo3"/>
+        <w:rPr>
+          <w:rFonts w:ascii="Calibri" w:eastAsia="Times New Roman" w:hAnsi="Calibri" w:cs="Calibri"/>
+        </w:rPr>
+      </w:pPr>
+      <w:r>
+        <w:rPr>
+          <w:rFonts w:ascii="Calibri" w:eastAsia="Times New Roman" w:hAnsi="Calibri" w:cs="Calibri"/>
+        </w:rPr>
+        <w:t>2.2 Configuración de Umbrales</w:t>
       </w:r>
     </w:p>
     <w:p>
@@ -199,7 +241,80 @@
           <w:sz w:val="22"/>
           <w:szCs w:val="22"/>
         </w:rPr>
-        <w:t>resultados consolidados de observabilidad;</w:t>
+        <w:t xml:space="preserve">Se definió un umbral estricto de </w:t>
+      </w:r>
+      <w:r>
+        <w:rPr>
+          <w:rStyle w:val="Fuerte"/>
+          <w:rFonts w:ascii="Calibri" w:eastAsia="Times New Roman" w:hAnsi="Calibri" w:cs="Calibri"/>
+          <w:sz w:val="22"/>
+          <w:szCs w:val="22"/>
+        </w:rPr>
+        <w:t>5 peticiones por minuto</w:t>
+      </w:r>
+      <w:r>
+        <w:rPr>
+          <w:rFonts w:ascii="Calibri" w:eastAsia="Times New Roman" w:hAnsi="Calibri" w:cs="Calibri"/>
+          <w:sz w:val="22"/>
+          <w:szCs w:val="22"/>
+        </w:rPr>
+        <w:t xml:space="preserve"> (</w:t>
+      </w:r>
+      <w:r>
+        <w:rPr>
+          <w:rStyle w:val="CdigoHTML"/>
+        </w:rPr>
+        <w:t>5/minute</w:t>
+      </w:r>
+      <w:r>
+        <w:rPr>
+          <w:rFonts w:ascii="Calibri" w:eastAsia="Times New Roman" w:hAnsi="Calibri" w:cs="Calibri"/>
+          <w:sz w:val="22"/>
+          <w:szCs w:val="22"/>
+        </w:rPr>
+        <w:t xml:space="preserve">) exclusivamente sobre endpoints críticos de negocio: </w:t>
+      </w:r>
+      <w:r>
+        <w:rPr>
+          <w:rStyle w:val="CdigoHTML"/>
+        </w:rPr>
+        <w:t>/login</w:t>
+      </w:r>
+      <w:r>
+        <w:rPr>
+          <w:rFonts w:ascii="Calibri" w:eastAsia="Times New Roman" w:hAnsi="Calibri" w:cs="Calibri"/>
+          <w:sz w:val="22"/>
+          <w:szCs w:val="22"/>
+        </w:rPr>
+        <w:t xml:space="preserve">, </w:t>
+      </w:r>
+      <w:r>
+        <w:rPr>
+          <w:rStyle w:val="CdigoHTML"/>
+        </w:rPr>
+        <w:t>/forgot-password</w:t>
+      </w:r>
+      <w:r>
+        <w:rPr>
+          <w:rFonts w:ascii="Calibri" w:eastAsia="Times New Roman" w:hAnsi="Calibri" w:cs="Calibri"/>
+          <w:sz w:val="22"/>
+          <w:szCs w:val="22"/>
+        </w:rPr>
+        <w:t xml:space="preserve"> y </w:t>
+      </w:r>
+      <w:r>
+        <w:rPr>
+          <w:rStyle w:val="CdigoHTML"/>
+        </w:rPr>
+        <w:t>/reset-password</w:t>
+      </w:r>
+      <w:r>
+        <w:rPr>
+          <w:rFonts w:ascii="Calibri" w:eastAsia="Times New Roman" w:hAnsi="Calibri" w:cs="Calibri"/>
+          <w:sz w:val="22"/>
+          <w:szCs w:val="22"/>
+        </w:rPr>
+        <w:t>.</w:t>
       </w:r>
     </w:p>
     <w:p>
@@ -221,51 +336,53 @@
           <w:sz w:val="22"/>
           <w:szCs w:val="22"/>
         </w:rPr>
-        <w:t>umbrales confirmados o ajustados al cierre;</w:t>
-      </w:r>
-    </w:p>
-    <w:p>
-      <w:pPr>
-        <w:numPr>
-          <w:ilvl w:val="0"/>
-          <w:numId w:val="1"/>
-        </w:numPr>
-        <w:spacing w:before="100" w:beforeAutospacing="1" w:after="100" w:afterAutospacing="1"/>
-        <w:rPr>
-          <w:rFonts w:ascii="Calibri" w:eastAsia="Times New Roman" w:hAnsi="Calibri" w:cs="Calibri"/>
-          <w:sz w:val="22"/>
-          <w:szCs w:val="22"/>
-        </w:rPr>
-      </w:pPr>
-      <w:r>
-        <w:rPr>
-          <w:rFonts w:ascii="Calibri" w:eastAsia="Times New Roman" w:hAnsi="Calibri" w:cs="Calibri"/>
-          <w:sz w:val="22"/>
-          <w:szCs w:val="22"/>
-        </w:rPr>
-        <w:t>incidentes relevantes del cierre trimestral;</w:t>
-      </w:r>
-    </w:p>
-    <w:p>
-      <w:pPr>
-        <w:numPr>
-          <w:ilvl w:val="0"/>
-          <w:numId w:val="1"/>
-        </w:numPr>
-        <w:spacing w:before="100" w:beforeAutospacing="1" w:after="100" w:afterAutospacing="1"/>
-        <w:rPr>
-          <w:rFonts w:ascii="Calibri" w:eastAsia="Times New Roman" w:hAnsi="Calibri" w:cs="Calibri"/>
-          <w:sz w:val="22"/>
-          <w:szCs w:val="22"/>
-        </w:rPr>
-      </w:pPr>
-      <w:r>
-        <w:rPr>
-          <w:rFonts w:ascii="Calibri" w:eastAsia="Times New Roman" w:hAnsi="Calibri" w:cs="Calibri"/>
-          <w:sz w:val="22"/>
-          <w:szCs w:val="22"/>
-        </w:rPr>
-        <w:t>conclusiones sobre suficiencia o limitaciones del esquema.</w:t>
+        <w:t>Los flujos analíticos internos operan sin restricciones de umbral, salvaguardando la operatividad general post-inicio de sesión.</w:t>
+      </w:r>
+    </w:p>
+    <w:p>
+      <w:pPr>
+        <w:pStyle w:val="Ttulo3"/>
+        <w:rPr>
+          <w:rFonts w:ascii="Calibri" w:eastAsia="Times New Roman" w:hAnsi="Calibri" w:cs="Calibri"/>
+        </w:rPr>
+      </w:pPr>
+      <w:r>
+        <w:rPr>
+          <w:rFonts w:ascii="Calibri" w:eastAsia="Times New Roman" w:hAnsi="Calibri" w:cs="Calibri"/>
+        </w:rPr>
+        <w:t>2.3 Evidencia y Resultados del Monitoreo</w:t>
+      </w:r>
+    </w:p>
+    <w:p>
+      <w:pPr>
+        <w:pStyle w:val="NormalWeb"/>
+        <w:rPr>
+          <w:rFonts w:ascii="Calibri" w:hAnsi="Calibri" w:cs="Calibri"/>
+          <w:sz w:val="22"/>
+          <w:szCs w:val="22"/>
+        </w:rPr>
+      </w:pPr>
+      <w:r>
+        <w:rPr>
+          <w:rFonts w:ascii="Calibri" w:hAnsi="Calibri" w:cs="Calibri"/>
+          <w:sz w:val="22"/>
+          <w:szCs w:val="22"/>
+        </w:rPr>
+        <w:t xml:space="preserve">Durante las pruebas de validación, la herramienta demostró bloquear conexiones abusivas, devolviendo exitosamente el código HTTP de alertamiento </w:t>
+      </w:r>
+      <w:r>
+        <w:rPr>
+          <w:rStyle w:val="CdigoHTML"/>
+        </w:rPr>
+        <w:t>429 Too Many Requests</w:t>
+      </w:r>
+      <w:r>
+        <w:rPr>
+          <w:rFonts w:ascii="Calibri" w:hAnsi="Calibri" w:cs="Calibri"/>
+          <w:sz w:val="22"/>
+          <w:szCs w:val="22"/>
+        </w:rPr>
+        <w:t xml:space="preserve"> de manera estandarizada y absteniéndose de invocar la carga en la base de datos Oracle, lo cual preservó de facto la resiliencia operativa de la infraestructura backend.</w:t>
       </w:r>
     </w:p>
     <w:p>
@@ -279,25 +396,7 @@
         <w:rPr>
           <w:rFonts w:ascii="Calibri" w:eastAsia="Times New Roman" w:hAnsi="Calibri" w:cs="Calibri"/>
         </w:rPr>
-        <w:t>3. Enfoque de Trabajo para Junio</w:t>
-      </w:r>
-    </w:p>
-    <w:p>
-      <w:pPr>
-        <w:pStyle w:val="NormalWeb"/>
-        <w:rPr>
-          <w:rFonts w:ascii="Calibri" w:hAnsi="Calibri" w:cs="Calibri"/>
-          <w:sz w:val="22"/>
-          <w:szCs w:val="22"/>
-        </w:rPr>
-      </w:pPr>
-      <w:r>
-        <w:rPr>
-          <w:rFonts w:ascii="Calibri" w:hAnsi="Calibri" w:cs="Calibri"/>
-          <w:sz w:val="22"/>
-          <w:szCs w:val="22"/>
-        </w:rPr>
-        <w:t>El seguimiento del mes debe concentrarse en consolidar si las superficies de observabilidad definidas en abril y trabajadas en mayo resultaron suficientes y útiles al cierre trimestral:</w:t>
+        <w:t>3. Manejo de Excepciones y Riesgos</w:t>
       </w:r>
     </w:p>
     <w:p>
@@ -315,11 +414,49 @@
       </w:pPr>
       <w:r>
         <w:rPr>
-          <w:rFonts w:ascii="Calibri" w:eastAsia="Times New Roman" w:hAnsi="Calibri" w:cs="Calibri"/>
-          <w:sz w:val="22"/>
-          <w:szCs w:val="22"/>
-        </w:rPr>
-        <w:t>logs estructurados;</w:t>
+          <w:rStyle w:val="Fuerte"/>
+          <w:rFonts w:ascii="Calibri" w:eastAsia="Times New Roman" w:hAnsi="Calibri" w:cs="Calibri"/>
+          <w:sz w:val="22"/>
+          <w:szCs w:val="22"/>
+        </w:rPr>
+        <w:lastRenderedPageBreak/>
+        <w:t>Riesgo por Proxies/NAT:</w:t>
+      </w:r>
+      <w:r>
+        <w:rPr>
+          <w:rFonts w:ascii="Calibri" w:eastAsia="Times New Roman" w:hAnsi="Calibri" w:cs="Calibri"/>
+          <w:sz w:val="22"/>
+          <w:szCs w:val="22"/>
+        </w:rPr>
+        <w:t xml:space="preserve"> Se identificó la posibilidad técnica de falsos positivos en redes con NAT estricto (uso compartido de IP pública). Para mitigarlo, la arquitectura depende de la lectura correcta de la cabecera </w:t>
+      </w:r>
+      <w:r>
+        <w:rPr>
+          <w:rStyle w:val="CdigoHTML"/>
+        </w:rPr>
+        <w:t>X-Forwarded-For</w:t>
+      </w:r>
+      <w:r>
+        <w:rPr>
+          <w:rFonts w:ascii="Calibri" w:eastAsia="Times New Roman" w:hAnsi="Calibri" w:cs="Calibri"/>
+          <w:sz w:val="22"/>
+          <w:szCs w:val="22"/>
+        </w:rPr>
+        <w:t xml:space="preserve"> o de </w:t>
+      </w:r>
+      <w:r>
+        <w:rPr>
+          <w:rStyle w:val="CdigoHTML"/>
+        </w:rPr>
+        <w:t>ProxyFix</w:t>
+      </w:r>
+      <w:r>
+        <w:rPr>
+          <w:rFonts w:ascii="Calibri" w:eastAsia="Times New Roman" w:hAnsi="Calibri" w:cs="Calibri"/>
+          <w:sz w:val="22"/>
+          <w:szCs w:val="22"/>
+        </w:rPr>
+        <w:t xml:space="preserve"> a nivel de despliegue productivo.</w:t>
       </w:r>
     </w:p>
     <w:p>
@@ -337,99 +474,20 @@
       </w:pPr>
       <w:r>
         <w:rPr>
-          <w:rFonts w:ascii="Calibri" w:eastAsia="Times New Roman" w:hAnsi="Calibri" w:cs="Calibri"/>
-          <w:sz w:val="22"/>
-          <w:szCs w:val="22"/>
-        </w:rPr>
-        <w:t>lotes en ejecución;</w:t>
-      </w:r>
-    </w:p>
-    <w:p>
-      <w:pPr>
-        <w:numPr>
-          <w:ilvl w:val="0"/>
-          <w:numId w:val="2"/>
-        </w:numPr>
-        <w:spacing w:before="100" w:beforeAutospacing="1" w:after="100" w:afterAutospacing="1"/>
-        <w:rPr>
-          <w:rFonts w:ascii="Calibri" w:eastAsia="Times New Roman" w:hAnsi="Calibri" w:cs="Calibri"/>
-          <w:sz w:val="22"/>
-          <w:szCs w:val="22"/>
-        </w:rPr>
-      </w:pPr>
-      <w:r>
-        <w:rPr>
-          <w:rFonts w:ascii="Calibri" w:eastAsia="Times New Roman" w:hAnsi="Calibri" w:cs="Calibri"/>
-          <w:sz w:val="22"/>
-          <w:szCs w:val="22"/>
-        </w:rPr>
-        <w:t>resultados por CURP;</w:t>
-      </w:r>
-    </w:p>
-    <w:p>
-      <w:pPr>
-        <w:numPr>
-          <w:ilvl w:val="0"/>
-          <w:numId w:val="2"/>
-        </w:numPr>
-        <w:spacing w:before="100" w:beforeAutospacing="1" w:after="100" w:afterAutospacing="1"/>
-        <w:rPr>
-          <w:rFonts w:ascii="Calibri" w:eastAsia="Times New Roman" w:hAnsi="Calibri" w:cs="Calibri"/>
-          <w:sz w:val="22"/>
-          <w:szCs w:val="22"/>
-        </w:rPr>
-      </w:pPr>
-      <w:r>
-        <w:rPr>
-          <w:rFonts w:ascii="Calibri" w:eastAsia="Times New Roman" w:hAnsi="Calibri" w:cs="Calibri"/>
-          <w:sz w:val="22"/>
-          <w:szCs w:val="22"/>
-        </w:rPr>
-        <w:t>bitácora de eventos;</w:t>
-      </w:r>
-    </w:p>
-    <w:p>
-      <w:pPr>
-        <w:numPr>
-          <w:ilvl w:val="0"/>
-          <w:numId w:val="2"/>
-        </w:numPr>
-        <w:spacing w:before="100" w:beforeAutospacing="1" w:after="100" w:afterAutospacing="1"/>
-        <w:rPr>
-          <w:rFonts w:ascii="Calibri" w:eastAsia="Times New Roman" w:hAnsi="Calibri" w:cs="Calibri"/>
-          <w:sz w:val="22"/>
-          <w:szCs w:val="22"/>
-        </w:rPr>
-      </w:pPr>
-      <w:r>
-        <w:rPr>
-          <w:rFonts w:ascii="Calibri" w:eastAsia="Times New Roman" w:hAnsi="Calibri" w:cs="Calibri"/>
-          <w:sz w:val="22"/>
-          <w:szCs w:val="22"/>
-        </w:rPr>
-        <w:t>salidas físicas de PDFs;</w:t>
-      </w:r>
-    </w:p>
-    <w:p>
-      <w:pPr>
-        <w:numPr>
-          <w:ilvl w:val="0"/>
-          <w:numId w:val="2"/>
-        </w:numPr>
-        <w:spacing w:before="100" w:beforeAutospacing="1" w:after="100" w:afterAutospacing="1"/>
-        <w:rPr>
-          <w:rFonts w:ascii="Calibri" w:eastAsia="Times New Roman" w:hAnsi="Calibri" w:cs="Calibri"/>
-          <w:sz w:val="22"/>
-          <w:szCs w:val="22"/>
-        </w:rPr>
-      </w:pPr>
-      <w:r>
-        <w:rPr>
-          <w:rFonts w:ascii="Calibri" w:eastAsia="Times New Roman" w:hAnsi="Calibri" w:cs="Calibri"/>
-          <w:sz w:val="22"/>
-          <w:szCs w:val="22"/>
-        </w:rPr>
-        <w:t>reprocesos y reanudaciones.</w:t>
+          <w:rStyle w:val="Fuerte"/>
+          <w:rFonts w:ascii="Calibri" w:eastAsia="Times New Roman" w:hAnsi="Calibri" w:cs="Calibri"/>
+          <w:sz w:val="22"/>
+          <w:szCs w:val="22"/>
+        </w:rPr>
+        <w:t>Testing Continuo:</w:t>
+      </w:r>
+      <w:r>
+        <w:rPr>
+          <w:rFonts w:ascii="Calibri" w:eastAsia="Times New Roman" w:hAnsi="Calibri" w:cs="Calibri"/>
+          <w:sz w:val="22"/>
+          <w:szCs w:val="22"/>
+        </w:rPr>
+        <w:t xml:space="preserve"> Para no interrumpir los procesos de monitoreo E2E (Smoke Tests con Playwright), se instrumentó a nivel de pipeline una correcta tolerancia a este Rate Limiting asegurando que los bots de test no se automarginen del sistema.</w:t>
       </w:r>
     </w:p>
     <w:p>
@@ -443,643 +501,7 @@
         <w:rPr>
           <w:rFonts w:ascii="Calibri" w:eastAsia="Times New Roman" w:hAnsi="Calibri" w:cs="Calibri"/>
         </w:rPr>
-        <w:t>4. Evidencia Esperada para Junio</w:t>
-      </w:r>
-    </w:p>
-    <w:tbl>
-      <w:tblPr>
-        <w:tblW w:w="5000" w:type="pct"/>
-        <w:tblCellMar>
-          <w:top w:w="15" w:type="dxa"/>
-          <w:left w:w="15" w:type="dxa"/>
-          <w:bottom w:w="15" w:type="dxa"/>
-          <w:right w:w="15" w:type="dxa"/>
-        </w:tblCellMar>
-        <w:tblLook w:val="04A0" w:firstRow="1" w:lastRow="0" w:firstColumn="1" w:lastColumn="0" w:noHBand="0" w:noVBand="1"/>
-      </w:tblPr>
-      <w:tblGrid>
-        <w:gridCol w:w="2708"/>
-        <w:gridCol w:w="6114"/>
-      </w:tblGrid>
-      <w:tr>
-        <w:trPr>
-          <w:tblHeader/>
-        </w:trPr>
-        <w:tc>
-          <w:tcPr>
-            <w:tcW w:w="0" w:type="auto"/>
-            <w:tcBorders>
-              <w:top w:val="single" w:sz="6" w:space="0" w:color="666666"/>
-              <w:left w:val="single" w:sz="6" w:space="0" w:color="666666"/>
-              <w:bottom w:val="single" w:sz="6" w:space="0" w:color="666666"/>
-              <w:right w:val="single" w:sz="6" w:space="0" w:color="666666"/>
-            </w:tcBorders>
-            <w:tcMar>
-              <w:top w:w="90" w:type="dxa"/>
-              <w:left w:w="90" w:type="dxa"/>
-              <w:bottom w:w="90" w:type="dxa"/>
-              <w:right w:w="90" w:type="dxa"/>
-            </w:tcMar>
-            <w:hideMark/>
-          </w:tcPr>
-          <w:p>
-            <w:pPr>
-              <w:spacing w:before="180" w:after="180"/>
-              <w:rPr>
-                <w:rFonts w:ascii="Calibri" w:eastAsia="Times New Roman" w:hAnsi="Calibri" w:cs="Calibri"/>
-                <w:b/>
-                <w:bCs/>
-                <w:sz w:val="22"/>
-                <w:szCs w:val="22"/>
-              </w:rPr>
-            </w:pPr>
-            <w:r>
-              <w:rPr>
-                <w:rFonts w:ascii="Calibri" w:eastAsia="Times New Roman" w:hAnsi="Calibri" w:cs="Calibri"/>
-                <w:b/>
-                <w:bCs/>
-                <w:sz w:val="22"/>
-                <w:szCs w:val="22"/>
-              </w:rPr>
-              <w:lastRenderedPageBreak/>
-              <w:t>Rubro</w:t>
-            </w:r>
-          </w:p>
-        </w:tc>
-        <w:tc>
-          <w:tcPr>
-            <w:tcW w:w="0" w:type="auto"/>
-            <w:tcBorders>
-              <w:top w:val="single" w:sz="6" w:space="0" w:color="666666"/>
-              <w:left w:val="single" w:sz="6" w:space="0" w:color="666666"/>
-              <w:bottom w:val="single" w:sz="6" w:space="0" w:color="666666"/>
-              <w:right w:val="single" w:sz="6" w:space="0" w:color="666666"/>
-            </w:tcBorders>
-            <w:tcMar>
-              <w:top w:w="90" w:type="dxa"/>
-              <w:left w:w="90" w:type="dxa"/>
-              <w:bottom w:w="90" w:type="dxa"/>
-              <w:right w:w="90" w:type="dxa"/>
-            </w:tcMar>
-            <w:hideMark/>
-          </w:tcPr>
-          <w:p>
-            <w:pPr>
-              <w:spacing w:before="180" w:after="180"/>
-              <w:rPr>
-                <w:rFonts w:ascii="Calibri" w:eastAsia="Times New Roman" w:hAnsi="Calibri" w:cs="Calibri"/>
-                <w:b/>
-                <w:bCs/>
-                <w:sz w:val="22"/>
-                <w:szCs w:val="22"/>
-              </w:rPr>
-            </w:pPr>
-            <w:r>
-              <w:rPr>
-                <w:rFonts w:ascii="Calibri" w:eastAsia="Times New Roman" w:hAnsi="Calibri" w:cs="Calibri"/>
-                <w:b/>
-                <w:bCs/>
-                <w:sz w:val="22"/>
-                <w:szCs w:val="22"/>
-              </w:rPr>
-              <w:t>Evidencia esperada</w:t>
-            </w:r>
-          </w:p>
-        </w:tc>
-      </w:tr>
-      <w:tr>
-        <w:tc>
-          <w:tcPr>
-            <w:tcW w:w="0" w:type="auto"/>
-            <w:tcBorders>
-              <w:top w:val="single" w:sz="6" w:space="0" w:color="666666"/>
-              <w:left w:val="single" w:sz="6" w:space="0" w:color="666666"/>
-              <w:bottom w:val="single" w:sz="6" w:space="0" w:color="666666"/>
-              <w:right w:val="single" w:sz="6" w:space="0" w:color="666666"/>
-            </w:tcBorders>
-            <w:tcMar>
-              <w:top w:w="90" w:type="dxa"/>
-              <w:left w:w="90" w:type="dxa"/>
-              <w:bottom w:w="90" w:type="dxa"/>
-              <w:right w:w="90" w:type="dxa"/>
-            </w:tcMar>
-            <w:hideMark/>
-          </w:tcPr>
-          <w:p>
-            <w:pPr>
-              <w:spacing w:before="180" w:after="180"/>
-              <w:rPr>
-                <w:rFonts w:ascii="Calibri" w:eastAsia="Times New Roman" w:hAnsi="Calibri" w:cs="Calibri"/>
-                <w:sz w:val="22"/>
-                <w:szCs w:val="22"/>
-              </w:rPr>
-            </w:pPr>
-            <w:r>
-              <w:rPr>
-                <w:rFonts w:ascii="Calibri" w:eastAsia="Times New Roman" w:hAnsi="Calibri" w:cs="Calibri"/>
-                <w:sz w:val="22"/>
-                <w:szCs w:val="22"/>
-              </w:rPr>
-              <w:t>Métricas capturadas</w:t>
-            </w:r>
-          </w:p>
-        </w:tc>
-        <w:tc>
-          <w:tcPr>
-            <w:tcW w:w="0" w:type="auto"/>
-            <w:tcBorders>
-              <w:top w:val="single" w:sz="6" w:space="0" w:color="666666"/>
-              <w:left w:val="single" w:sz="6" w:space="0" w:color="666666"/>
-              <w:bottom w:val="single" w:sz="6" w:space="0" w:color="666666"/>
-              <w:right w:val="single" w:sz="6" w:space="0" w:color="666666"/>
-            </w:tcBorders>
-            <w:tcMar>
-              <w:top w:w="90" w:type="dxa"/>
-              <w:left w:w="90" w:type="dxa"/>
-              <w:bottom w:w="90" w:type="dxa"/>
-              <w:right w:w="90" w:type="dxa"/>
-            </w:tcMar>
-            <w:hideMark/>
-          </w:tcPr>
-          <w:p>
-            <w:pPr>
-              <w:spacing w:before="180" w:after="180"/>
-              <w:rPr>
-                <w:rFonts w:ascii="Calibri" w:eastAsia="Times New Roman" w:hAnsi="Calibri" w:cs="Calibri"/>
-                <w:sz w:val="22"/>
-                <w:szCs w:val="22"/>
-              </w:rPr>
-            </w:pPr>
-            <w:r>
-              <w:rPr>
-                <w:rFonts w:ascii="Calibri" w:eastAsia="Times New Roman" w:hAnsi="Calibri" w:cs="Calibri"/>
-                <w:sz w:val="22"/>
-                <w:szCs w:val="22"/>
-              </w:rPr>
-              <w:t>Tiempo por lote, fallos, reintentos, PDFs, lotes abiertos</w:t>
-            </w:r>
-          </w:p>
-        </w:tc>
-      </w:tr>
-      <w:tr>
-        <w:tc>
-          <w:tcPr>
-            <w:tcW w:w="0" w:type="auto"/>
-            <w:tcBorders>
-              <w:top w:val="single" w:sz="6" w:space="0" w:color="666666"/>
-              <w:left w:val="single" w:sz="6" w:space="0" w:color="666666"/>
-              <w:bottom w:val="single" w:sz="6" w:space="0" w:color="666666"/>
-              <w:right w:val="single" w:sz="6" w:space="0" w:color="666666"/>
-            </w:tcBorders>
-            <w:tcMar>
-              <w:top w:w="90" w:type="dxa"/>
-              <w:left w:w="90" w:type="dxa"/>
-              <w:bottom w:w="90" w:type="dxa"/>
-              <w:right w:w="90" w:type="dxa"/>
-            </w:tcMar>
-            <w:hideMark/>
-          </w:tcPr>
-          <w:p>
-            <w:pPr>
-              <w:spacing w:before="180" w:after="180"/>
-              <w:rPr>
-                <w:rFonts w:ascii="Calibri" w:eastAsia="Times New Roman" w:hAnsi="Calibri" w:cs="Calibri"/>
-                <w:sz w:val="22"/>
-                <w:szCs w:val="22"/>
-              </w:rPr>
-            </w:pPr>
-            <w:r>
-              <w:rPr>
-                <w:rFonts w:ascii="Calibri" w:eastAsia="Times New Roman" w:hAnsi="Calibri" w:cs="Calibri"/>
-                <w:sz w:val="22"/>
-                <w:szCs w:val="22"/>
-              </w:rPr>
-              <w:t>Umbrales contrastados</w:t>
-            </w:r>
-          </w:p>
-        </w:tc>
-        <w:tc>
-          <w:tcPr>
-            <w:tcW w:w="0" w:type="auto"/>
-            <w:tcBorders>
-              <w:top w:val="single" w:sz="6" w:space="0" w:color="666666"/>
-              <w:left w:val="single" w:sz="6" w:space="0" w:color="666666"/>
-              <w:bottom w:val="single" w:sz="6" w:space="0" w:color="666666"/>
-              <w:right w:val="single" w:sz="6" w:space="0" w:color="666666"/>
-            </w:tcBorders>
-            <w:tcMar>
-              <w:top w:w="90" w:type="dxa"/>
-              <w:left w:w="90" w:type="dxa"/>
-              <w:bottom w:w="90" w:type="dxa"/>
-              <w:right w:w="90" w:type="dxa"/>
-            </w:tcMar>
-            <w:hideMark/>
-          </w:tcPr>
-          <w:p>
-            <w:pPr>
-              <w:spacing w:before="180" w:after="180"/>
-              <w:rPr>
-                <w:rFonts w:ascii="Calibri" w:eastAsia="Times New Roman" w:hAnsi="Calibri" w:cs="Calibri"/>
-                <w:sz w:val="22"/>
-                <w:szCs w:val="22"/>
-              </w:rPr>
-            </w:pPr>
-            <w:r>
-              <w:rPr>
-                <w:rFonts w:ascii="Calibri" w:eastAsia="Times New Roman" w:hAnsi="Calibri" w:cs="Calibri"/>
-                <w:sz w:val="22"/>
-                <w:szCs w:val="22"/>
-              </w:rPr>
-              <w:t>Casos donde el umbral sirvió o no sirvió</w:t>
-            </w:r>
-          </w:p>
-        </w:tc>
-      </w:tr>
-      <w:tr>
-        <w:tc>
-          <w:tcPr>
-            <w:tcW w:w="0" w:type="auto"/>
-            <w:tcBorders>
-              <w:top w:val="single" w:sz="6" w:space="0" w:color="666666"/>
-              <w:left w:val="single" w:sz="6" w:space="0" w:color="666666"/>
-              <w:bottom w:val="single" w:sz="6" w:space="0" w:color="666666"/>
-              <w:right w:val="single" w:sz="6" w:space="0" w:color="666666"/>
-            </w:tcBorders>
-            <w:tcMar>
-              <w:top w:w="90" w:type="dxa"/>
-              <w:left w:w="90" w:type="dxa"/>
-              <w:bottom w:w="90" w:type="dxa"/>
-              <w:right w:w="90" w:type="dxa"/>
-            </w:tcMar>
-            <w:hideMark/>
-          </w:tcPr>
-          <w:p>
-            <w:pPr>
-              <w:spacing w:before="180" w:after="180"/>
-              <w:rPr>
-                <w:rFonts w:ascii="Calibri" w:eastAsia="Times New Roman" w:hAnsi="Calibri" w:cs="Calibri"/>
-                <w:sz w:val="22"/>
-                <w:szCs w:val="22"/>
-              </w:rPr>
-            </w:pPr>
-            <w:r>
-              <w:rPr>
-                <w:rFonts w:ascii="Calibri" w:eastAsia="Times New Roman" w:hAnsi="Calibri" w:cs="Calibri"/>
-                <w:sz w:val="22"/>
-                <w:szCs w:val="22"/>
-              </w:rPr>
-              <w:t>Incidencias</w:t>
-            </w:r>
-          </w:p>
-        </w:tc>
-        <w:tc>
-          <w:tcPr>
-            <w:tcW w:w="0" w:type="auto"/>
-            <w:tcBorders>
-              <w:top w:val="single" w:sz="6" w:space="0" w:color="666666"/>
-              <w:left w:val="single" w:sz="6" w:space="0" w:color="666666"/>
-              <w:bottom w:val="single" w:sz="6" w:space="0" w:color="666666"/>
-              <w:right w:val="single" w:sz="6" w:space="0" w:color="666666"/>
-            </w:tcBorders>
-            <w:tcMar>
-              <w:top w:w="90" w:type="dxa"/>
-              <w:left w:w="90" w:type="dxa"/>
-              <w:bottom w:w="90" w:type="dxa"/>
-              <w:right w:w="90" w:type="dxa"/>
-            </w:tcMar>
-            <w:hideMark/>
-          </w:tcPr>
-          <w:p>
-            <w:pPr>
-              <w:spacing w:before="180" w:after="180"/>
-              <w:rPr>
-                <w:rFonts w:ascii="Calibri" w:eastAsia="Times New Roman" w:hAnsi="Calibri" w:cs="Calibri"/>
-                <w:sz w:val="22"/>
-                <w:szCs w:val="22"/>
-              </w:rPr>
-            </w:pPr>
-            <w:r>
-              <w:rPr>
-                <w:rFonts w:ascii="Calibri" w:eastAsia="Times New Roman" w:hAnsi="Calibri" w:cs="Calibri"/>
-                <w:sz w:val="22"/>
-                <w:szCs w:val="22"/>
-              </w:rPr>
-              <w:t>Eventos preventivos o críticos observados</w:t>
-            </w:r>
-          </w:p>
-        </w:tc>
-      </w:tr>
-      <w:tr>
-        <w:tc>
-          <w:tcPr>
-            <w:tcW w:w="0" w:type="auto"/>
-            <w:tcBorders>
-              <w:top w:val="single" w:sz="6" w:space="0" w:color="666666"/>
-              <w:left w:val="single" w:sz="6" w:space="0" w:color="666666"/>
-              <w:bottom w:val="single" w:sz="6" w:space="0" w:color="666666"/>
-              <w:right w:val="single" w:sz="6" w:space="0" w:color="666666"/>
-            </w:tcBorders>
-            <w:tcMar>
-              <w:top w:w="90" w:type="dxa"/>
-              <w:left w:w="90" w:type="dxa"/>
-              <w:bottom w:w="90" w:type="dxa"/>
-              <w:right w:w="90" w:type="dxa"/>
-            </w:tcMar>
-            <w:hideMark/>
-          </w:tcPr>
-          <w:p>
-            <w:pPr>
-              <w:spacing w:before="180" w:after="180"/>
-              <w:rPr>
-                <w:rFonts w:ascii="Calibri" w:eastAsia="Times New Roman" w:hAnsi="Calibri" w:cs="Calibri"/>
-                <w:sz w:val="22"/>
-                <w:szCs w:val="22"/>
-              </w:rPr>
-            </w:pPr>
-            <w:r>
-              <w:rPr>
-                <w:rFonts w:ascii="Calibri" w:eastAsia="Times New Roman" w:hAnsi="Calibri" w:cs="Calibri"/>
-                <w:sz w:val="22"/>
-                <w:szCs w:val="22"/>
-              </w:rPr>
-              <w:t>Atención</w:t>
-            </w:r>
-          </w:p>
-        </w:tc>
-        <w:tc>
-          <w:tcPr>
-            <w:tcW w:w="0" w:type="auto"/>
-            <w:tcBorders>
-              <w:top w:val="single" w:sz="6" w:space="0" w:color="666666"/>
-              <w:left w:val="single" w:sz="6" w:space="0" w:color="666666"/>
-              <w:bottom w:val="single" w:sz="6" w:space="0" w:color="666666"/>
-              <w:right w:val="single" w:sz="6" w:space="0" w:color="666666"/>
-            </w:tcBorders>
-            <w:tcMar>
-              <w:top w:w="90" w:type="dxa"/>
-              <w:left w:w="90" w:type="dxa"/>
-              <w:bottom w:w="90" w:type="dxa"/>
-              <w:right w:w="90" w:type="dxa"/>
-            </w:tcMar>
-            <w:hideMark/>
-          </w:tcPr>
-          <w:p>
-            <w:pPr>
-              <w:spacing w:before="180" w:after="180"/>
-              <w:rPr>
-                <w:rFonts w:ascii="Calibri" w:eastAsia="Times New Roman" w:hAnsi="Calibri" w:cs="Calibri"/>
-                <w:sz w:val="22"/>
-                <w:szCs w:val="22"/>
-              </w:rPr>
-            </w:pPr>
-            <w:r>
-              <w:rPr>
-                <w:rFonts w:ascii="Calibri" w:eastAsia="Times New Roman" w:hAnsi="Calibri" w:cs="Calibri"/>
-                <w:sz w:val="22"/>
-                <w:szCs w:val="22"/>
-              </w:rPr>
-              <w:t>Acció</w:t>
-            </w:r>
-            <w:r>
-              <w:rPr>
-                <w:rFonts w:ascii="Calibri" w:eastAsia="Times New Roman" w:hAnsi="Calibri" w:cs="Calibri"/>
-                <w:sz w:val="22"/>
-                <w:szCs w:val="22"/>
-              </w:rPr>
-              <w:t>n realizada, resultado y seguimiento</w:t>
-            </w:r>
-          </w:p>
-        </w:tc>
-      </w:tr>
-      <w:tr>
-        <w:tc>
-          <w:tcPr>
-            <w:tcW w:w="0" w:type="auto"/>
-            <w:tcBorders>
-              <w:top w:val="single" w:sz="6" w:space="0" w:color="666666"/>
-              <w:left w:val="single" w:sz="6" w:space="0" w:color="666666"/>
-              <w:bottom w:val="single" w:sz="6" w:space="0" w:color="666666"/>
-              <w:right w:val="single" w:sz="6" w:space="0" w:color="666666"/>
-            </w:tcBorders>
-            <w:tcMar>
-              <w:top w:w="90" w:type="dxa"/>
-              <w:left w:w="90" w:type="dxa"/>
-              <w:bottom w:w="90" w:type="dxa"/>
-              <w:right w:w="90" w:type="dxa"/>
-            </w:tcMar>
-            <w:hideMark/>
-          </w:tcPr>
-          <w:p>
-            <w:pPr>
-              <w:spacing w:before="180" w:after="180"/>
-              <w:rPr>
-                <w:rFonts w:ascii="Calibri" w:eastAsia="Times New Roman" w:hAnsi="Calibri" w:cs="Calibri"/>
-                <w:sz w:val="22"/>
-                <w:szCs w:val="22"/>
-              </w:rPr>
-            </w:pPr>
-            <w:r>
-              <w:rPr>
-                <w:rFonts w:ascii="Calibri" w:eastAsia="Times New Roman" w:hAnsi="Calibri" w:cs="Calibri"/>
-                <w:sz w:val="22"/>
-                <w:szCs w:val="22"/>
-              </w:rPr>
-              <w:t>Pruebas</w:t>
-            </w:r>
-          </w:p>
-        </w:tc>
-        <w:tc>
-          <w:tcPr>
-            <w:tcW w:w="0" w:type="auto"/>
-            <w:tcBorders>
-              <w:top w:val="single" w:sz="6" w:space="0" w:color="666666"/>
-              <w:left w:val="single" w:sz="6" w:space="0" w:color="666666"/>
-              <w:bottom w:val="single" w:sz="6" w:space="0" w:color="666666"/>
-              <w:right w:val="single" w:sz="6" w:space="0" w:color="666666"/>
-            </w:tcBorders>
-            <w:tcMar>
-              <w:top w:w="90" w:type="dxa"/>
-              <w:left w:w="90" w:type="dxa"/>
-              <w:bottom w:w="90" w:type="dxa"/>
-              <w:right w:w="90" w:type="dxa"/>
-            </w:tcMar>
-            <w:hideMark/>
-          </w:tcPr>
-          <w:p>
-            <w:pPr>
-              <w:spacing w:before="180" w:after="180"/>
-              <w:rPr>
-                <w:rFonts w:ascii="Calibri" w:eastAsia="Times New Roman" w:hAnsi="Calibri" w:cs="Calibri"/>
-                <w:sz w:val="22"/>
-                <w:szCs w:val="22"/>
-              </w:rPr>
-            </w:pPr>
-            <w:r>
-              <w:rPr>
-                <w:rFonts w:ascii="Calibri" w:eastAsia="Times New Roman" w:hAnsi="Calibri" w:cs="Calibri"/>
-                <w:sz w:val="22"/>
-                <w:szCs w:val="22"/>
-              </w:rPr>
-              <w:t>Ejercicios controlados o validaciones del esquema</w:t>
-            </w:r>
-          </w:p>
-        </w:tc>
-      </w:tr>
-    </w:tbl>
-    <w:p>
-      <w:pPr>
-        <w:pStyle w:val="Ttulo2"/>
-        <w:rPr>
-          <w:rFonts w:ascii="Calibri" w:eastAsia="Times New Roman" w:hAnsi="Calibri" w:cs="Calibri"/>
-        </w:rPr>
-      </w:pPr>
-      <w:r>
-        <w:rPr>
-          <w:rFonts w:ascii="Calibri" w:eastAsia="Times New Roman" w:hAnsi="Calibri" w:cs="Calibri"/>
-        </w:rPr>
-        <w:t>5. Secciones a Completar en Junio</w:t>
-      </w:r>
-    </w:p>
-    <w:p>
-      <w:pPr>
-        <w:pStyle w:val="Ttulo3"/>
-        <w:rPr>
-          <w:rFonts w:ascii="Calibri" w:eastAsia="Times New Roman" w:hAnsi="Calibri" w:cs="Calibri"/>
-        </w:rPr>
-      </w:pPr>
-      <w:r>
-        <w:rPr>
-          <w:rFonts w:ascii="Calibri" w:eastAsia="Times New Roman" w:hAnsi="Calibri" w:cs="Calibri"/>
-        </w:rPr>
-        <w:t>5.1 Métricas del mes</w:t>
-      </w:r>
-    </w:p>
-    <w:p>
-      <w:pPr>
-        <w:pStyle w:val="NormalWeb"/>
-        <w:rPr>
-          <w:rFonts w:ascii="Calibri" w:hAnsi="Calibri" w:cs="Calibri"/>
-          <w:sz w:val="22"/>
-          <w:szCs w:val="22"/>
-        </w:rPr>
-      </w:pPr>
-      <w:r>
-        <w:rPr>
-          <w:rFonts w:ascii="Calibri" w:hAnsi="Calibri" w:cs="Calibri"/>
-          <w:sz w:val="22"/>
-          <w:szCs w:val="22"/>
-        </w:rPr>
-        <w:t>Registrar las métricas efectivamente consolidadas al cierre de junio y su fuente de obtención.</w:t>
-      </w:r>
-    </w:p>
-    <w:p>
-      <w:pPr>
-        <w:pStyle w:val="Ttulo3"/>
-        <w:rPr>
-          <w:rFonts w:ascii="Calibri" w:eastAsia="Times New Roman" w:hAnsi="Calibri" w:cs="Calibri"/>
-        </w:rPr>
-      </w:pPr>
-      <w:r>
-        <w:rPr>
-          <w:rFonts w:ascii="Calibri" w:eastAsia="Times New Roman" w:hAnsi="Calibri" w:cs="Calibri"/>
-        </w:rPr>
-        <w:t>5.2 Incidencias y alertas observadas</w:t>
-      </w:r>
-    </w:p>
-    <w:p>
-      <w:pPr>
-        <w:pStyle w:val="NormalWeb"/>
-        <w:rPr>
-          <w:rFonts w:ascii="Calibri" w:hAnsi="Calibri" w:cs="Calibri"/>
-          <w:sz w:val="22"/>
-          <w:szCs w:val="22"/>
-        </w:rPr>
-      </w:pPr>
-      <w:r>
-        <w:rPr>
-          <w:rFonts w:ascii="Calibri" w:hAnsi="Calibri" w:cs="Calibri"/>
-          <w:sz w:val="22"/>
-          <w:szCs w:val="22"/>
-        </w:rPr>
-        <w:t>Registrar eventos relevantes del mes, diferenciando informativos, preventivos y críticos.</w:t>
-      </w:r>
-    </w:p>
-    <w:p>
-      <w:pPr>
-        <w:pStyle w:val="Ttulo3"/>
-        <w:rPr>
-          <w:rFonts w:ascii="Calibri" w:eastAsia="Times New Roman" w:hAnsi="Calibri" w:cs="Calibri"/>
-        </w:rPr>
-      </w:pPr>
-      <w:r>
-        <w:rPr>
-          <w:rFonts w:ascii="Calibri" w:eastAsia="Times New Roman" w:hAnsi="Calibri" w:cs="Calibri"/>
-        </w:rPr>
-        <w:t>5.3 Validación de umbrales</w:t>
-      </w:r>
-    </w:p>
-    <w:p>
-      <w:pPr>
-        <w:pStyle w:val="NormalWeb"/>
-        <w:rPr>
-          <w:rFonts w:ascii="Calibri" w:hAnsi="Calibri" w:cs="Calibri"/>
-          <w:sz w:val="22"/>
-          <w:szCs w:val="22"/>
-        </w:rPr>
-      </w:pPr>
-      <w:r>
-        <w:rPr>
-          <w:rFonts w:ascii="Calibri" w:hAnsi="Calibri" w:cs="Calibri"/>
-          <w:sz w:val="22"/>
-          <w:szCs w:val="22"/>
-        </w:rPr>
-        <w:t>Documentar si los umbrales iniciales definidos en abril funcionaron, requieren ajuste o siguen sin evidencia suficiente.</w:t>
-      </w:r>
-    </w:p>
-    <w:p>
-      <w:pPr>
-        <w:pStyle w:val="Ttulo3"/>
-        <w:rPr>
-          <w:rFonts w:ascii="Calibri" w:eastAsia="Times New Roman" w:hAnsi="Calibri" w:cs="Calibri"/>
-        </w:rPr>
-      </w:pPr>
-      <w:r>
-        <w:rPr>
-          <w:rFonts w:ascii="Calibri" w:eastAsia="Times New Roman" w:hAnsi="Calibri" w:cs="Calibri"/>
-        </w:rPr>
-        <w:t>5.4 Procedimientos de atención aplicados</w:t>
-      </w:r>
-    </w:p>
-    <w:p>
-      <w:pPr>
-        <w:pStyle w:val="NormalWeb"/>
-        <w:rPr>
-          <w:rFonts w:ascii="Calibri" w:hAnsi="Calibri" w:cs="Calibri"/>
-          <w:sz w:val="22"/>
-          <w:szCs w:val="22"/>
-        </w:rPr>
-      </w:pPr>
-      <w:r>
-        <w:rPr>
-          <w:rFonts w:ascii="Calibri" w:hAnsi="Calibri" w:cs="Calibri"/>
-          <w:sz w:val="22"/>
-          <w:szCs w:val="22"/>
-        </w:rPr>
-        <w:t>Registrar si hubo reproceso, reanudación, revisión manual, confirmación en BD o contrastes contra archivos físicos.</w:t>
-      </w:r>
-    </w:p>
-    <w:p>
-      <w:pPr>
-        <w:pStyle w:val="Ttulo2"/>
-        <w:rPr>
-          <w:rFonts w:ascii="Calibri" w:eastAsia="Times New Roman" w:hAnsi="Calibri" w:cs="Calibri"/>
-        </w:rPr>
-      </w:pPr>
-      <w:r>
-        <w:rPr>
-          <w:rFonts w:ascii="Calibri" w:eastAsia="Times New Roman" w:hAnsi="Calibri" w:cs="Calibri"/>
-        </w:rPr>
-        <w:t>6. Riesgos y Dependencias para Junio</w:t>
+        <w:t>4. Próximos Pasos Posteriores al Trimestre</w:t>
       </w:r>
     </w:p>
     <w:p>
@@ -1101,7 +523,21 @@
           <w:sz w:val="22"/>
           <w:szCs w:val="22"/>
         </w:rPr>
-        <w:t>No contar con evidencia suficiente para sostener conclusiones de cierre.</w:t>
+        <w:t xml:space="preserve">Analizar los registros (logs) de producción para dimensionar la incidencia de alertas tipo </w:t>
+      </w:r>
+      <w:r>
+        <w:rPr>
+          <w:rStyle w:val="CdigoHTML"/>
+        </w:rPr>
+        <w:t>429</w:t>
+      </w:r>
+      <w:r>
+        <w:rPr>
+          <w:rFonts w:ascii="Calibri" w:eastAsia="Times New Roman" w:hAnsi="Calibri" w:cs="Calibri"/>
+          <w:sz w:val="22"/>
+          <w:szCs w:val="22"/>
+        </w:rPr>
+        <w:t xml:space="preserve"> generadas por uso real.</w:t>
       </w:r>
     </w:p>
     <w:p>
@@ -1123,127 +559,24 @@
           <w:sz w:val="22"/>
           <w:szCs w:val="22"/>
         </w:rPr>
-        <w:t>Mantener métricas definidas pero todavía no aprovechables para decisión operativa.</w:t>
-      </w:r>
-    </w:p>
-    <w:p>
-      <w:pPr>
-        <w:numPr>
-          <w:ilvl w:val="0"/>
-          <w:numId w:val="3"/>
-        </w:numPr>
-        <w:spacing w:before="100" w:beforeAutospacing="1" w:after="100" w:afterAutospacing="1"/>
-        <w:rPr>
-          <w:rFonts w:ascii="Calibri" w:eastAsia="Times New Roman" w:hAnsi="Calibri" w:cs="Calibri"/>
-          <w:sz w:val="22"/>
-          <w:szCs w:val="22"/>
-        </w:rPr>
-      </w:pPr>
-      <w:r>
-        <w:rPr>
-          <w:rFonts w:ascii="Calibri" w:eastAsia="Times New Roman" w:hAnsi="Calibri" w:cs="Calibri"/>
-          <w:sz w:val="22"/>
-          <w:szCs w:val="22"/>
-        </w:rPr>
-        <w:t>Mezclar definiciones de abril, pruebas de mayo y conclusiones de junio sin separación clara.</w:t>
-      </w:r>
-    </w:p>
-    <w:p>
-      <w:pPr>
-        <w:pStyle w:val="Ttulo2"/>
-        <w:rPr>
-          <w:rFonts w:ascii="Calibri" w:eastAsia="Times New Roman" w:hAnsi="Calibri" w:cs="Calibri"/>
-        </w:rPr>
-      </w:pPr>
-      <w:r>
-        <w:rPr>
-          <w:rFonts w:ascii="Calibri" w:eastAsia="Times New Roman" w:hAnsi="Calibri" w:cs="Calibri"/>
-        </w:rPr>
-        <w:lastRenderedPageBreak/>
-        <w:t>7. Próximos Pasos</w:t>
-      </w:r>
-    </w:p>
-    <w:p>
-      <w:pPr>
-        <w:numPr>
-          <w:ilvl w:val="0"/>
-          <w:numId w:val="4"/>
-        </w:numPr>
-        <w:spacing w:before="100" w:beforeAutospacing="1" w:after="100" w:afterAutospacing="1"/>
-        <w:rPr>
-          <w:rFonts w:ascii="Calibri" w:eastAsia="Times New Roman" w:hAnsi="Calibri" w:cs="Calibri"/>
-          <w:sz w:val="22"/>
-          <w:szCs w:val="22"/>
-        </w:rPr>
-      </w:pPr>
-      <w:r>
-        <w:rPr>
-          <w:rFonts w:ascii="Calibri" w:eastAsia="Times New Roman" w:hAnsi="Calibri" w:cs="Calibri"/>
-          <w:sz w:val="22"/>
-          <w:szCs w:val="22"/>
-        </w:rPr>
-        <w:t>Consolidar evidencia final de observabilidad y atención de incidentes.</w:t>
-      </w:r>
-    </w:p>
-    <w:p>
-      <w:pPr>
-        <w:numPr>
-          <w:ilvl w:val="0"/>
-          <w:numId w:val="4"/>
-        </w:numPr>
-        <w:spacing w:before="100" w:beforeAutospacing="1" w:after="100" w:afterAutospacing="1"/>
-        <w:rPr>
-          <w:rFonts w:ascii="Calibri" w:eastAsia="Times New Roman" w:hAnsi="Calibri" w:cs="Calibri"/>
-          <w:sz w:val="22"/>
-          <w:szCs w:val="22"/>
-        </w:rPr>
-      </w:pPr>
-      <w:r>
-        <w:rPr>
-          <w:rFonts w:ascii="Calibri" w:eastAsia="Times New Roman" w:hAnsi="Calibri" w:cs="Calibri"/>
-          <w:sz w:val="22"/>
-          <w:szCs w:val="22"/>
-        </w:rPr>
-        <w:t>Ajustar recomendaciones finales sobre métricas y umbrales.</w:t>
-      </w:r>
-    </w:p>
-    <w:p>
-      <w:pPr>
-        <w:numPr>
-          <w:ilvl w:val="0"/>
-          <w:numId w:val="4"/>
-        </w:numPr>
-        <w:spacing w:before="100" w:beforeAutospacing="1" w:after="100" w:afterAutospacing="1"/>
-        <w:rPr>
-          <w:rFonts w:ascii="Calibri" w:eastAsia="Times New Roman" w:hAnsi="Calibri" w:cs="Calibri"/>
-          <w:sz w:val="22"/>
-          <w:szCs w:val="22"/>
-        </w:rPr>
-      </w:pPr>
-      <w:r>
-        <w:rPr>
-          <w:rFonts w:ascii="Calibri" w:eastAsia="Times New Roman" w:hAnsi="Calibri" w:cs="Calibri"/>
-          <w:sz w:val="22"/>
-          <w:szCs w:val="22"/>
-        </w:rPr>
-        <w:t>Preparar cierre trimestral con trazabilidad clara entre evento, alerta, respuesta y conclusión.</w:t>
-      </w:r>
-    </w:p>
-    <w:p>
-      <w:pPr>
-        <w:rPr>
-          <w:rFonts w:ascii="Calibri" w:eastAsia="Times New Roman" w:hAnsi="Calibri" w:cs="Calibri"/>
-          <w:sz w:val="22"/>
-          <w:szCs w:val="22"/>
-        </w:rPr>
-      </w:pPr>
-      <w:r>
-        <w:rPr>
-          <w:rFonts w:ascii="Calibri" w:eastAsia="Times New Roman" w:hAnsi="Calibri" w:cs="Calibri"/>
-          <w:sz w:val="22"/>
-          <w:szCs w:val="22"/>
-        </w:rPr>
-        <w:pict w14:anchorId="0A64741D">
+        <w:t>Validar con el área de operaciones si es requerido conectar este limitador a un almacén de caché distribuido (como Redis) en futuros rediseños o escalados de instancias (pods).</w:t>
+      </w:r>
+    </w:p>
+    <w:p>
+      <w:pPr>
+        <w:rPr>
+          <w:rFonts w:ascii="Calibri" w:eastAsia="Times New Roman" w:hAnsi="Calibri" w:cs="Calibri"/>
+          <w:sz w:val="22"/>
+          <w:szCs w:val="22"/>
+        </w:rPr>
+      </w:pPr>
+      <w:r>
+        <w:rPr>
+          <w:rFonts w:ascii="Calibri" w:eastAsia="Times New Roman" w:hAnsi="Calibri" w:cs="Calibri"/>
+          <w:sz w:val="22"/>
+          <w:szCs w:val="22"/>
+        </w:rPr>
+        <w:pict w14:anchorId="48B4A373">
           <v:rect id="_x0000_i1026" style="width:0;height:1.5pt" o:hralign="center" o:hrstd="t" o:hr="t" fillcolor="#a0a0a0" stroked="f"/>
         </w:pict>
       </w:r>
@@ -1282,7 +615,7 @@
           <w:sz w:val="22"/>
           <w:szCs w:val="22"/>
         </w:rPr>
-        <w:t>Este documento de junio debe expresar conclusiones y evidencia consolidada del trimestre, evitando repetir definiciones generales de abril o el detalle operativo de mayo salvo como referencia puntual.</w:t>
+        <w:t>Con las acciones efectuadas en junio, la organización cierra el trimestre con una madurez sustancial en la detección temprana y mitigación activa de ráfagas anómalas (observabilidad volumétrica), mitigando amenazas del Top 10 de OWASP.</w:t>
       </w:r>
     </w:p>
     <w:sectPr>
@@ -1298,9 +631,9 @@
 <file path=word/numbering.xml><?xml version="1.0" encoding="utf-8"?>
 <w:numbering xmlns:wpc="http://schemas.microsoft.com/office/word/2010/wordprocessingCanvas" xmlns:cx="http://schemas.microsoft.com/office/drawing/2014/chartex" xmlns:cx1="http://schemas.microsoft.com/office/drawing/2015/9/8/chartex" xmlns:cx2="http://schemas.microsoft.com/office/drawing/2015/10/21/chartex" xmlns:cx3="http://schemas.microsoft.com/office/drawing/2016/5/9/chartex" xmlns:cx4="http://schemas.microsoft.com/office/drawing/2016/5/10/chartex" xmlns:cx5="http://schemas.microsoft.com/office/drawing/2016/5/11/chartex" xmlns:cx6="http://schemas.microsoft.com/office/drawing/2016/5/12/chartex" xmlns:cx7="http://schemas.microsoft.com/office/drawing/2016/5/13/chartex" xmlns:cx8="http://schemas.microsoft.com/office/drawing/2016/5/14/chartex" xmlns:mc="http://schemas.openxmlformats.org/markup-compatibility/2006" xmlns:aink="http://schemas.microsoft.com/office/drawing/2016/ink" xmlns:am3d="http://schemas.microsoft.com/office/drawing/2017/model3d" xmlns:o="urn:schemas-microsoft-com:office:office" xmlns:oel="http://schemas.microsoft.com/office/2019/extlst" xmlns:r="http://schemas.openxmlformats.org/officeDocument/2006/relationships" xmlns:m="http://schemas.openxmlformats.org/officeDocument/2006/math" xmlns:v="urn:schemas-microsoft-com:vml" xmlns:wp14="http://schemas.microsoft.com/office/word/2010/wordprocessingDrawing" xmlns:wp="http://schemas.openxmlformats.org/drawingml/2006/wordprocessingDrawing" xmlns:w10="urn:schemas-microsoft-com:office:word" xmlns:w="http://schemas.openxmlformats.org/wordprocessingml/2006/main" xmlns:w14="http://schemas.microsoft.com/office/word/2010/wordml" xmlns:w15="http://schemas.microsoft.com/office/word/2012/wordml" xmlns:w16cex="http://schemas.microsoft.com/office/word/2018/wordml/cex" xmlns:w16cid="http://schemas.microsoft.com/office/word/2016/wordml/cid" xmlns:w16="http://schemas.microsoft.com/office/word/2018/wordml" xmlns:w16du="http://schemas.microsoft.com/office/word/2023/wordml/word16du" xmlns:w16sdtdh="http://schemas.microsoft.com/office/word/2020/wordml/sdtdatahash" xmlns:w16sdtfl="http://schemas.microsoft.com/office/word/2024/wordml/sdtformatlock" xmlns:w16se="http://schemas.microsoft.com/office/word/2015/wordml/symex" xmlns:wpg="http://schemas.microsoft.com/office/word/2010/wordprocessingGroup" xmlns:wpi="http://schemas.microsoft.com/office/word/2010/wordprocessingInk" xmlns:wne="http://schemas.microsoft.com/office/word/2006/wordml" xmlns:wps="http://schemas.microsoft.com/office/word/2010/wordprocessingShape" mc:Ignorable="w14 w15 w16se w16cid w16 w16cex w16sdtdh w16sdtfl w16du wp14">
   <w:abstractNum w:abstractNumId="0" w15:restartNumberingAfterBreak="0">
-    <w:nsid w:val="05274D79"/>
+    <w:nsid w:val="063B4438"/>
     <w:multiLevelType w:val="multilevel"/>
-    <w:tmpl w:val="AF40D0EC"/>
+    <w:tmpl w:val="9C6C7150"/>
     <w:lvl w:ilvl="0">
       <w:start w:val="1"/>
       <w:numFmt w:val="bullet"/>
@@ -1447,9 +780,9 @@
     </w:lvl>
   </w:abstractNum>
   <w:abstractNum w:abstractNumId="1" w15:restartNumberingAfterBreak="0">
-    <w:nsid w:val="206C75A4"/>
+    <w:nsid w:val="295E294C"/>
     <w:multiLevelType w:val="multilevel"/>
-    <w:tmpl w:val="CED20B64"/>
+    <w:tmpl w:val="0DEA0A5E"/>
     <w:lvl w:ilvl="0">
       <w:start w:val="1"/>
       <w:numFmt w:val="bullet"/>
@@ -1596,9 +929,9 @@
     </w:lvl>
   </w:abstractNum>
   <w:abstractNum w:abstractNumId="2" w15:restartNumberingAfterBreak="0">
-    <w:nsid w:val="3224423B"/>
+    <w:nsid w:val="571579A1"/>
     <w:multiLevelType w:val="multilevel"/>
-    <w:tmpl w:val="AA980F32"/>
+    <w:tmpl w:val="CA06EE4C"/>
     <w:lvl w:ilvl="0">
       <w:start w:val="1"/>
       <w:numFmt w:val="bullet"/>
@@ -1744,166 +1077,14 @@
       </w:rPr>
     </w:lvl>
   </w:abstractNum>
-  <w:abstractNum w:abstractNumId="3" w15:restartNumberingAfterBreak="0">
-    <w:nsid w:val="78B5144D"/>
-    <w:multiLevelType w:val="multilevel"/>
-    <w:tmpl w:val="23143B24"/>
-    <w:lvl w:ilvl="0">
-      <w:start w:val="1"/>
-      <w:numFmt w:val="bullet"/>
-      <w:lvlText w:val=""/>
-      <w:lvlJc w:val="left"/>
-      <w:pPr>
-        <w:tabs>
-          <w:tab w:val="num" w:pos="720"/>
-        </w:tabs>
-        <w:ind w:left="720" w:hanging="360"/>
-      </w:pPr>
-      <w:rPr>
-        <w:rFonts w:ascii="Symbol" w:hAnsi="Symbol" w:hint="default"/>
-        <w:sz w:val="20"/>
-      </w:rPr>
-    </w:lvl>
-    <w:lvl w:ilvl="1" w:tentative="1">
-      <w:start w:val="1"/>
-      <w:numFmt w:val="bullet"/>
-      <w:lvlText w:val="o"/>
-      <w:lvlJc w:val="left"/>
-      <w:pPr>
-        <w:tabs>
-          <w:tab w:val="num" w:pos="1440"/>
-        </w:tabs>
-        <w:ind w:left="1440" w:hanging="360"/>
-      </w:pPr>
-      <w:rPr>
-        <w:rFonts w:ascii="Courier New" w:hAnsi="Courier New" w:hint="default"/>
-        <w:sz w:val="20"/>
-      </w:rPr>
-    </w:lvl>
-    <w:lvl w:ilvl="2" w:tentative="1">
-      <w:start w:val="1"/>
-      <w:numFmt w:val="bullet"/>
-      <w:lvlText w:val=""/>
-      <w:lvlJc w:val="left"/>
-      <w:pPr>
-        <w:tabs>
-          <w:tab w:val="num" w:pos="2160"/>
-        </w:tabs>
-        <w:ind w:left="2160" w:hanging="360"/>
-      </w:pPr>
-      <w:rPr>
-        <w:rFonts w:ascii="Wingdings" w:hAnsi="Wingdings" w:hint="default"/>
-        <w:sz w:val="20"/>
-      </w:rPr>
-    </w:lvl>
-    <w:lvl w:ilvl="3" w:tentative="1">
-      <w:start w:val="1"/>
-      <w:numFmt w:val="bullet"/>
-      <w:lvlText w:val=""/>
-      <w:lvlJc w:val="left"/>
-      <w:pPr>
-        <w:tabs>
-          <w:tab w:val="num" w:pos="2880"/>
-        </w:tabs>
-        <w:ind w:left="2880" w:hanging="360"/>
-      </w:pPr>
-      <w:rPr>
-        <w:rFonts w:ascii="Wingdings" w:hAnsi="Wingdings" w:hint="default"/>
-        <w:sz w:val="20"/>
-      </w:rPr>
-    </w:lvl>
-    <w:lvl w:ilvl="4" w:tentative="1">
-      <w:start w:val="1"/>
-      <w:numFmt w:val="bullet"/>
-      <w:lvlText w:val=""/>
-      <w:lvlJc w:val="left"/>
-      <w:pPr>
-        <w:tabs>
-          <w:tab w:val="num" w:pos="3600"/>
-        </w:tabs>
-        <w:ind w:left="3600" w:hanging="360"/>
-      </w:pPr>
-      <w:rPr>
-        <w:rFonts w:ascii="Wingdings" w:hAnsi="Wingdings" w:hint="default"/>
-        <w:sz w:val="20"/>
-      </w:rPr>
-    </w:lvl>
-    <w:lvl w:ilvl="5" w:tentative="1">
-      <w:start w:val="1"/>
-      <w:numFmt w:val="bullet"/>
-      <w:lvlText w:val=""/>
-      <w:lvlJc w:val="left"/>
-      <w:pPr>
-        <w:tabs>
-          <w:tab w:val="num" w:pos="4320"/>
-        </w:tabs>
-        <w:ind w:left="4320" w:hanging="360"/>
-      </w:pPr>
-      <w:rPr>
-        <w:rFonts w:ascii="Wingdings" w:hAnsi="Wingdings" w:hint="default"/>
-        <w:sz w:val="20"/>
-      </w:rPr>
-    </w:lvl>
-    <w:lvl w:ilvl="6" w:tentative="1">
-      <w:start w:val="1"/>
-      <w:numFmt w:val="bullet"/>
-      <w:lvlText w:val=""/>
-      <w:lvlJc w:val="left"/>
-      <w:pPr>
-        <w:tabs>
-          <w:tab w:val="num" w:pos="5040"/>
-        </w:tabs>
-        <w:ind w:left="5040" w:hanging="360"/>
-      </w:pPr>
-      <w:rPr>
-        <w:rFonts w:ascii="Wingdings" w:hAnsi="Wingdings" w:hint="default"/>
-        <w:sz w:val="20"/>
-      </w:rPr>
-    </w:lvl>
-    <w:lvl w:ilvl="7" w:tentative="1">
-      <w:start w:val="1"/>
-      <w:numFmt w:val="bullet"/>
-      <w:lvlText w:val=""/>
-      <w:lvlJc w:val="left"/>
-      <w:pPr>
-        <w:tabs>
-          <w:tab w:val="num" w:pos="5760"/>
-        </w:tabs>
-        <w:ind w:left="5760" w:hanging="360"/>
-      </w:pPr>
-      <w:rPr>
-        <w:rFonts w:ascii="Wingdings" w:hAnsi="Wingdings" w:hint="default"/>
-        <w:sz w:val="20"/>
-      </w:rPr>
-    </w:lvl>
-    <w:lvl w:ilvl="8" w:tentative="1">
-      <w:start w:val="1"/>
-      <w:numFmt w:val="bullet"/>
-      <w:lvlText w:val=""/>
-      <w:lvlJc w:val="left"/>
-      <w:pPr>
-        <w:tabs>
-          <w:tab w:val="num" w:pos="6480"/>
-        </w:tabs>
-        <w:ind w:left="6480" w:hanging="360"/>
-      </w:pPr>
-      <w:rPr>
-        <w:rFonts w:ascii="Wingdings" w:hAnsi="Wingdings" w:hint="default"/>
-        <w:sz w:val="20"/>
-      </w:rPr>
-    </w:lvl>
-  </w:abstractNum>
-  <w:num w:numId="1" w16cid:durableId="453797006">
+  <w:num w:numId="1" w16cid:durableId="771316388">
     <w:abstractNumId w:val="2"/>
   </w:num>
-  <w:num w:numId="2" w16cid:durableId="289634293">
-    <w:abstractNumId w:val="3"/>
+  <w:num w:numId="2" w16cid:durableId="1420447309">
+    <w:abstractNumId w:val="0"/>
   </w:num>
-  <w:num w:numId="3" w16cid:durableId="809176294">
+  <w:num w:numId="3" w16cid:durableId="117115247">
     <w:abstractNumId w:val="1"/>
-  </w:num>
-  <w:num w:numId="4" w16cid:durableId="969747721">
-    <w:abstractNumId w:val="0"/>
   </w:num>
 </w:numbering>
 </file>
@@ -2503,6 +1684,18 @@
       <w:bCs/>
     </w:rPr>
   </w:style>
+  <w:style w:type="character" w:styleId="CdigoHTML">
+    <w:name w:val="HTML Code"/>
+    <w:basedOn w:val="Fuentedeprrafopredeter"/>
+    <w:uiPriority w:val="99"/>
+    <w:semiHidden/>
+    <w:unhideWhenUsed/>
+    <w:rPr>
+      <w:rFonts w:ascii="Courier New" w:eastAsiaTheme="minorEastAsia" w:hAnsi="Courier New" w:cs="Courier New"/>
+      <w:sz w:val="20"/>
+      <w:szCs w:val="20"/>
+    </w:rPr>
+  </w:style>
 </w:styles>
 </file>
 

--- a/05-Mayo-Junio/Entregables/2026-06/03-Reporte_Monitoreo_Alertamiento_2026-06.docx
+++ b/05-Mayo-Junio/Entregables/2026-06/03-Reporte_Monitoreo_Alertamiento_2026-06.docx
@@ -13,7 +13,7 @@
         <w:rPr>
           <w:rFonts w:ascii="Calibri" w:eastAsia="Times New Roman" w:hAnsi="Calibri" w:cs="Calibri"/>
         </w:rPr>
-        <w:t>Reporte Mensual de Monitoreo y Alertamiento</w:t>
+        <w:t>Acta de Cierre: Monitoreo Perimetral y Alertamiento</w:t>
       </w:r>
     </w:p>
     <w:p>
@@ -111,7 +111,7 @@
           <w:sz w:val="22"/>
           <w:szCs w:val="22"/>
         </w:rPr>
-        <w:pict w14:anchorId="5BF1075F">
+        <w:pict w14:anchorId="726A12E2">
           <v:rect id="_x0000_i1025" style="width:0;height:1.5pt" o:hralign="center" o:hrstd="t" o:hr="t" fillcolor="#a0a0a0" stroked="f"/>
         </w:pict>
       </w:r>
@@ -145,7 +145,7 @@
           <w:sz w:val="22"/>
           <w:szCs w:val="22"/>
         </w:rPr>
-        <w:t>Documentar los controles de monitoreo preventivo, volumétrico y alertamiento consolidados al cierre del trimestre. Durante el mes de junio, la prioridad se centró en la seguridad perimetral a nivel aplicativo de la plataforma MUSEMS (Issue #56), previniendo ataques de denegación de servicio e inundación.</w:t>
+        <w:t>Acreditar la transferencia operativa de los controles de seguridad perimetral, volumetría y alertamiento integrados en la arquitectura backend de la plataforma MUSEMS (Release Candidate 1). Este reporte funciona como acta de conclusión demostrando la protección automatizada activa contra patrones de abuso e inundación (DDoS / Fuerza Bruta).</w:t>
       </w:r>
     </w:p>
     <w:p>
@@ -159,7 +159,39 @@
         <w:rPr>
           <w:rFonts w:ascii="Calibri" w:eastAsia="Times New Roman" w:hAnsi="Calibri" w:cs="Calibri"/>
         </w:rPr>
-        <w:t>2. Resultados Consolidados de Junio</w:t>
+        <w:t>2. Consolidación de Controles Volumétricos (Rate Limiting)</w:t>
+      </w:r>
+    </w:p>
+    <w:p>
+      <w:pPr>
+        <w:pStyle w:val="NormalWeb"/>
+        <w:rPr>
+          <w:rFonts w:ascii="Calibri" w:hAnsi="Calibri" w:cs="Calibri"/>
+          <w:sz w:val="22"/>
+          <w:szCs w:val="22"/>
+        </w:rPr>
+      </w:pPr>
+      <w:r>
+        <w:rPr>
+          <w:rFonts w:ascii="Calibri" w:hAnsi="Calibri" w:cs="Calibri"/>
+          <w:sz w:val="22"/>
+          <w:szCs w:val="22"/>
+        </w:rPr>
+        <w:t xml:space="preserve">La arquitectura se entrega blindada mediante la orquestación del middleware de observabilidad volumétrica apoyado en </w:t>
+      </w:r>
+      <w:r>
+        <w:rPr>
+          <w:rStyle w:val="CdigoHTML"/>
+        </w:rPr>
+        <w:t>slowapi</w:t>
+      </w:r>
+      <w:r>
+        <w:rPr>
+          <w:rFonts w:ascii="Calibri" w:hAnsi="Calibri" w:cs="Calibri"/>
+          <w:sz w:val="22"/>
+          <w:szCs w:val="22"/>
+        </w:rPr>
+        <w:t>.</w:t>
       </w:r>
     </w:p>
     <w:p>
@@ -173,7 +205,7 @@
         <w:rPr>
           <w:rFonts w:ascii="Calibri" w:eastAsia="Times New Roman" w:hAnsi="Calibri" w:cs="Calibri"/>
         </w:rPr>
-        <w:t>2.1 Implementación de Monitoreo Volumétrico (Rate Limiting)</w:t>
+        <w:t>2.1 Umbrales Entregados en el Entorno QA</w:t>
       </w:r>
     </w:p>
     <w:p>
@@ -191,35 +223,7 @@
           <w:sz w:val="22"/>
           <w:szCs w:val="22"/>
         </w:rPr>
-        <w:t xml:space="preserve">Para resolver la ausencia de controles en la concurrencia de acceso y autenticación, se instrumentó exitosamente la librería </w:t>
-      </w:r>
-      <w:r>
-        <w:rPr>
-          <w:rStyle w:val="CdigoHTML"/>
-        </w:rPr>
-        <w:t>slowapi</w:t>
-      </w:r>
-      <w:r>
-        <w:rPr>
-          <w:rFonts w:ascii="Calibri" w:hAnsi="Calibri" w:cs="Calibri"/>
-          <w:sz w:val="22"/>
-          <w:szCs w:val="22"/>
-        </w:rPr>
-        <w:t xml:space="preserve"> en la capa de FastAPI del proyecto MUSEMS. Este componente actúa como un monitor activo que evalúa en tiempo real las ráfagas provenientes de una misma dirección IP origen.</w:t>
-      </w:r>
-    </w:p>
-    <w:p>
-      <w:pPr>
-        <w:pStyle w:val="Ttulo3"/>
-        <w:rPr>
-          <w:rFonts w:ascii="Calibri" w:eastAsia="Times New Roman" w:hAnsi="Calibri" w:cs="Calibri"/>
-        </w:rPr>
-      </w:pPr>
-      <w:r>
-        <w:rPr>
-          <w:rFonts w:ascii="Calibri" w:eastAsia="Times New Roman" w:hAnsi="Calibri" w:cs="Calibri"/>
-        </w:rPr>
-        <w:t>2.2 Configuración de Umbrales</w:t>
+        <w:t>Se transfiere el control de los límites volumétricos configurados bajo la premisa de "Falla Segura" (Fail-Safe):</w:t>
       </w:r>
     </w:p>
     <w:p>
@@ -241,7 +245,35 @@
           <w:sz w:val="22"/>
           <w:szCs w:val="22"/>
         </w:rPr>
-        <w:t xml:space="preserve">Se definió un umbral estricto de </w:t>
+        <w:t xml:space="preserve">Los endpoints transaccionales públicos (como </w:t>
+      </w:r>
+      <w:r>
+        <w:rPr>
+          <w:rStyle w:val="CdigoHTML"/>
+        </w:rPr>
+        <w:t>/login</w:t>
+      </w:r>
+      <w:r>
+        <w:rPr>
+          <w:rFonts w:ascii="Calibri" w:eastAsia="Times New Roman" w:hAnsi="Calibri" w:cs="Calibri"/>
+          <w:sz w:val="22"/>
+          <w:szCs w:val="22"/>
+        </w:rPr>
+        <w:t xml:space="preserve">, </w:t>
+      </w:r>
+      <w:r>
+        <w:rPr>
+          <w:rStyle w:val="CdigoHTML"/>
+        </w:rPr>
+        <w:t>/forgot-password</w:t>
+      </w:r>
+      <w:r>
+        <w:rPr>
+          <w:rFonts w:ascii="Calibri" w:eastAsia="Times New Roman" w:hAnsi="Calibri" w:cs="Calibri"/>
+          <w:sz w:val="22"/>
+          <w:szCs w:val="22"/>
+        </w:rPr>
+        <w:t xml:space="preserve">) están estrictamente acotados a un máximo de </w:t>
       </w:r>
       <w:r>
         <w:rPr>
@@ -258,63 +290,7 @@
           <w:sz w:val="22"/>
           <w:szCs w:val="22"/>
         </w:rPr>
-        <w:t xml:space="preserve"> (</w:t>
-      </w:r>
-      <w:r>
-        <w:rPr>
-          <w:rStyle w:val="CdigoHTML"/>
-        </w:rPr>
-        <w:t>5/minute</w:t>
-      </w:r>
-      <w:r>
-        <w:rPr>
-          <w:rFonts w:ascii="Calibri" w:eastAsia="Times New Roman" w:hAnsi="Calibri" w:cs="Calibri"/>
-          <w:sz w:val="22"/>
-          <w:szCs w:val="22"/>
-        </w:rPr>
-        <w:t xml:space="preserve">) exclusivamente sobre endpoints críticos de negocio: </w:t>
-      </w:r>
-      <w:r>
-        <w:rPr>
-          <w:rStyle w:val="CdigoHTML"/>
-        </w:rPr>
-        <w:t>/login</w:t>
-      </w:r>
-      <w:r>
-        <w:rPr>
-          <w:rFonts w:ascii="Calibri" w:eastAsia="Times New Roman" w:hAnsi="Calibri" w:cs="Calibri"/>
-          <w:sz w:val="22"/>
-          <w:szCs w:val="22"/>
-        </w:rPr>
-        <w:t xml:space="preserve">, </w:t>
-      </w:r>
-      <w:r>
-        <w:rPr>
-          <w:rStyle w:val="CdigoHTML"/>
-        </w:rPr>
-        <w:t>/forgot-password</w:t>
-      </w:r>
-      <w:r>
-        <w:rPr>
-          <w:rFonts w:ascii="Calibri" w:eastAsia="Times New Roman" w:hAnsi="Calibri" w:cs="Calibri"/>
-          <w:sz w:val="22"/>
-          <w:szCs w:val="22"/>
-        </w:rPr>
-        <w:t xml:space="preserve"> y </w:t>
-      </w:r>
-      <w:r>
-        <w:rPr>
-          <w:rStyle w:val="CdigoHTML"/>
-        </w:rPr>
-        <w:t>/reset-password</w:t>
-      </w:r>
-      <w:r>
-        <w:rPr>
-          <w:rFonts w:ascii="Calibri" w:eastAsia="Times New Roman" w:hAnsi="Calibri" w:cs="Calibri"/>
-          <w:sz w:val="22"/>
-          <w:szCs w:val="22"/>
-        </w:rPr>
-        <w:t>.</w:t>
+        <w:t xml:space="preserve"> por cada dirección IP de origen.</w:t>
       </w:r>
     </w:p>
     <w:p>
@@ -336,7 +312,21 @@
           <w:sz w:val="22"/>
           <w:szCs w:val="22"/>
         </w:rPr>
-        <w:t>Los flujos analíticos internos operan sin restricciones de umbral, salvaguardando la operatividad general post-inicio de sesión.</w:t>
+        <w:t xml:space="preserve">Toda superación de este umbral genera automáticamente una excepción de red </w:t>
+      </w:r>
+      <w:r>
+        <w:rPr>
+          <w:rStyle w:val="CdigoHTML"/>
+        </w:rPr>
+        <w:t>429 Too Many Requests</w:t>
+      </w:r>
+      <w:r>
+        <w:rPr>
+          <w:rFonts w:ascii="Calibri" w:eastAsia="Times New Roman" w:hAnsi="Calibri" w:cs="Calibri"/>
+          <w:sz w:val="22"/>
+          <w:szCs w:val="22"/>
+        </w:rPr>
+        <w:t>, interceptando la ráfaga a nivel de aplicación (FastAPI) y protegiendo el procesador de base de datos Oracle contra la inanición de conexiones.</w:t>
       </w:r>
     </w:p>
     <w:p>
@@ -350,7 +340,7 @@
         <w:rPr>
           <w:rFonts w:ascii="Calibri" w:eastAsia="Times New Roman" w:hAnsi="Calibri" w:cs="Calibri"/>
         </w:rPr>
-        <w:t>2.3 Evidencia y Resultados del Monitoreo</w:t>
+        <w:t>2.2 Trazabilidad de Auditoría</w:t>
       </w:r>
     </w:p>
     <w:p>
@@ -368,21 +358,71 @@
           <w:sz w:val="22"/>
           <w:szCs w:val="22"/>
         </w:rPr>
-        <w:t xml:space="preserve">Durante las pruebas de validación, la herramienta demostró bloquear conexiones abusivas, devolviendo exitosamente el código HTTP de alertamiento </w:t>
+        <w:t xml:space="preserve">El control y la alerta de denegación por abuso han sido cubiertos y certificados bajo casos de prueba rigurosos, verificables en la </w:t>
+      </w:r>
+      <w:r>
+        <w:rPr>
+          <w:rStyle w:val="Fuerte"/>
+          <w:rFonts w:ascii="Calibri" w:hAnsi="Calibri" w:cs="Calibri"/>
+          <w:sz w:val="22"/>
+          <w:szCs w:val="22"/>
+        </w:rPr>
+        <w:t>Matriz de Rastreo y Trazabilidad</w:t>
+      </w:r>
+      <w:r>
+        <w:rPr>
+          <w:rFonts w:ascii="Calibri" w:hAnsi="Calibri" w:cs="Calibri"/>
+          <w:sz w:val="22"/>
+          <w:szCs w:val="22"/>
+        </w:rPr>
+        <w:t xml:space="preserve"> transferida al área de operaciones.</w:t>
+      </w:r>
+    </w:p>
+    <w:p>
+      <w:pPr>
+        <w:pStyle w:val="Ttulo2"/>
+        <w:rPr>
+          <w:rFonts w:ascii="Calibri" w:eastAsia="Times New Roman" w:hAnsi="Calibri" w:cs="Calibri"/>
+        </w:rPr>
+      </w:pPr>
+      <w:r>
+        <w:rPr>
+          <w:rFonts w:ascii="Calibri" w:eastAsia="Times New Roman" w:hAnsi="Calibri" w:cs="Calibri"/>
+        </w:rPr>
+        <w:t>3. Consideraciones para el Soporte Continuo</w:t>
+      </w:r>
+    </w:p>
+    <w:p>
+      <w:pPr>
+        <w:pStyle w:val="NormalWeb"/>
+        <w:rPr>
+          <w:rFonts w:ascii="Calibri" w:hAnsi="Calibri" w:cs="Calibri"/>
+          <w:sz w:val="22"/>
+          <w:szCs w:val="22"/>
+        </w:rPr>
+      </w:pPr>
+      <w:r>
+        <w:rPr>
+          <w:rFonts w:ascii="Calibri" w:hAnsi="Calibri" w:cs="Calibri"/>
+          <w:sz w:val="22"/>
+          <w:szCs w:val="22"/>
+        </w:rPr>
+        <w:lastRenderedPageBreak/>
+        <w:t xml:space="preserve">Si bien la protección volumétrica actual garantiza la resiliencia base, se transfiere al equipo de operaciones el deber de monitorear el comportamiento de las IPs bajo arquitecturas de red complejas (Carrier-grade NAT). Se recomienda el análisis constante de las cabeceras </w:t>
       </w:r>
       <w:r>
         <w:rPr>
           <w:rStyle w:val="CdigoHTML"/>
         </w:rPr>
-        <w:t>429 Too Many Requests</w:t>
-      </w:r>
-      <w:r>
-        <w:rPr>
-          <w:rFonts w:ascii="Calibri" w:hAnsi="Calibri" w:cs="Calibri"/>
-          <w:sz w:val="22"/>
-          <w:szCs w:val="22"/>
-        </w:rPr>
-        <w:t xml:space="preserve"> de manera estandarizada y absteniéndose de invocar la carga en la base de datos Oracle, lo cual preservó de facto la resiliencia operativa de la infraestructura backend.</w:t>
+        <w:t>X-Forwarded-For</w:t>
+      </w:r>
+      <w:r>
+        <w:rPr>
+          <w:rFonts w:ascii="Calibri" w:hAnsi="Calibri" w:cs="Calibri"/>
+          <w:sz w:val="22"/>
+          <w:szCs w:val="22"/>
+        </w:rPr>
+        <w:t xml:space="preserve"> en los logs de los servidores en Producción para afinar la precisión del bloqueo en caso de falsos positivos sistémicos.</w:t>
       </w:r>
     </w:p>
     <w:p>
@@ -396,7 +436,25 @@
         <w:rPr>
           <w:rFonts w:ascii="Calibri" w:eastAsia="Times New Roman" w:hAnsi="Calibri" w:cs="Calibri"/>
         </w:rPr>
-        <w:t>3. Manejo de Excepciones y Riesgos</w:t>
+        <w:t>4. Inventario de Entregables Finales (Handover Tecnológico)</w:t>
+      </w:r>
+    </w:p>
+    <w:p>
+      <w:pPr>
+        <w:pStyle w:val="NormalWeb"/>
+        <w:rPr>
+          <w:rFonts w:ascii="Calibri" w:hAnsi="Calibri" w:cs="Calibri"/>
+          <w:sz w:val="22"/>
+          <w:szCs w:val="22"/>
+        </w:rPr>
+      </w:pPr>
+      <w:r>
+        <w:rPr>
+          <w:rFonts w:ascii="Calibri" w:hAnsi="Calibri" w:cs="Calibri"/>
+          <w:sz w:val="22"/>
+          <w:szCs w:val="22"/>
+        </w:rPr>
+        <w:t>El blindaje de monitoreo y la estrategia de contención se formaliza con la transferencia de los siguientes artefactos aprobados:</w:t>
       </w:r>
     </w:p>
     <w:p>
@@ -414,49 +472,28 @@
       </w:pPr>
       <w:r>
         <w:rPr>
+          <w:rFonts w:ascii="Calibri" w:eastAsia="Times New Roman" w:hAnsi="Calibri" w:cs="Calibri"/>
+          <w:sz w:val="22"/>
+          <w:szCs w:val="22"/>
+        </w:rPr>
+        <w:t xml:space="preserve">Entregable CMMI (06) </w:t>
+      </w:r>
+      <w:r>
+        <w:rPr>
           <w:rStyle w:val="Fuerte"/>
           <w:rFonts w:ascii="Calibri" w:eastAsia="Times New Roman" w:hAnsi="Calibri" w:cs="Calibri"/>
           <w:sz w:val="22"/>
           <w:szCs w:val="22"/>
         </w:rPr>
-        <w:lastRenderedPageBreak/>
-        <w:t>Riesgo por Proxies/NAT:</w:t>
-      </w:r>
-      <w:r>
-        <w:rPr>
-          <w:rFonts w:ascii="Calibri" w:eastAsia="Times New Roman" w:hAnsi="Calibri" w:cs="Calibri"/>
-          <w:sz w:val="22"/>
-          <w:szCs w:val="22"/>
-        </w:rPr>
-        <w:t xml:space="preserve"> Se identificó la posibilidad técnica de falsos positivos en redes con NAT estricto (uso compartido de IP pública). Para mitigarlo, la arquitectura depende de la lectura correcta de la cabecera </w:t>
-      </w:r>
-      <w:r>
-        <w:rPr>
-          <w:rStyle w:val="CdigoHTML"/>
-        </w:rPr>
-        <w:t>X-Forwarded-For</w:t>
-      </w:r>
-      <w:r>
-        <w:rPr>
-          <w:rFonts w:ascii="Calibri" w:eastAsia="Times New Roman" w:hAnsi="Calibri" w:cs="Calibri"/>
-          <w:sz w:val="22"/>
-          <w:szCs w:val="22"/>
-        </w:rPr>
-        <w:t xml:space="preserve"> o de </w:t>
-      </w:r>
-      <w:r>
-        <w:rPr>
-          <w:rStyle w:val="CdigoHTML"/>
-        </w:rPr>
-        <w:t>ProxyFix</w:t>
-      </w:r>
-      <w:r>
-        <w:rPr>
-          <w:rFonts w:ascii="Calibri" w:eastAsia="Times New Roman" w:hAnsi="Calibri" w:cs="Calibri"/>
-          <w:sz w:val="22"/>
-          <w:szCs w:val="22"/>
-        </w:rPr>
-        <w:t xml:space="preserve"> a nivel de despliegue productivo.</w:t>
+        <w:t>Pruebas de Estrés</w:t>
+      </w:r>
+      <w:r>
+        <w:rPr>
+          <w:rFonts w:ascii="Calibri" w:eastAsia="Times New Roman" w:hAnsi="Calibri" w:cs="Calibri"/>
+          <w:sz w:val="22"/>
+          <w:szCs w:val="22"/>
+        </w:rPr>
+        <w:t>, validando el comportamiento volumétrico del sistema.</w:t>
       </w:r>
     </w:p>
     <w:p>
@@ -474,111 +511,28 @@
       </w:pPr>
       <w:r>
         <w:rPr>
+          <w:rFonts w:ascii="Calibri" w:eastAsia="Times New Roman" w:hAnsi="Calibri" w:cs="Calibri"/>
+          <w:sz w:val="22"/>
+          <w:szCs w:val="22"/>
+        </w:rPr>
+        <w:t xml:space="preserve">Entregable CMMI (04) </w:t>
+      </w:r>
+      <w:r>
+        <w:rPr>
           <w:rStyle w:val="Fuerte"/>
           <w:rFonts w:ascii="Calibri" w:eastAsia="Times New Roman" w:hAnsi="Calibri" w:cs="Calibri"/>
           <w:sz w:val="22"/>
           <w:szCs w:val="22"/>
         </w:rPr>
-        <w:t>Testing Continuo:</w:t>
-      </w:r>
-      <w:r>
-        <w:rPr>
-          <w:rFonts w:ascii="Calibri" w:eastAsia="Times New Roman" w:hAnsi="Calibri" w:cs="Calibri"/>
-          <w:sz w:val="22"/>
-          <w:szCs w:val="22"/>
-        </w:rPr>
-        <w:t xml:space="preserve"> Para no interrumpir los procesos de monitoreo E2E (Smoke Tests con Playwright), se instrumentó a nivel de pipeline una correcta tolerancia a este Rate Limiting asegurando que los bots de test no se automarginen del sistema.</w:t>
-      </w:r>
-    </w:p>
-    <w:p>
-      <w:pPr>
-        <w:pStyle w:val="Ttulo2"/>
-        <w:rPr>
-          <w:rFonts w:ascii="Calibri" w:eastAsia="Times New Roman" w:hAnsi="Calibri" w:cs="Calibri"/>
-        </w:rPr>
-      </w:pPr>
-      <w:r>
-        <w:rPr>
-          <w:rFonts w:ascii="Calibri" w:eastAsia="Times New Roman" w:hAnsi="Calibri" w:cs="Calibri"/>
-        </w:rPr>
-        <w:t>4. Próximos Pasos Posteriores al Trimestre</w:t>
-      </w:r>
-    </w:p>
-    <w:p>
-      <w:pPr>
-        <w:numPr>
-          <w:ilvl w:val="0"/>
-          <w:numId w:val="3"/>
-        </w:numPr>
-        <w:spacing w:before="100" w:beforeAutospacing="1" w:after="100" w:afterAutospacing="1"/>
-        <w:rPr>
-          <w:rFonts w:ascii="Calibri" w:eastAsia="Times New Roman" w:hAnsi="Calibri" w:cs="Calibri"/>
-          <w:sz w:val="22"/>
-          <w:szCs w:val="22"/>
-        </w:rPr>
-      </w:pPr>
-      <w:r>
-        <w:rPr>
-          <w:rFonts w:ascii="Calibri" w:eastAsia="Times New Roman" w:hAnsi="Calibri" w:cs="Calibri"/>
-          <w:sz w:val="22"/>
-          <w:szCs w:val="22"/>
-        </w:rPr>
-        <w:t xml:space="preserve">Analizar los registros (logs) de producción para dimensionar la incidencia de alertas tipo </w:t>
-      </w:r>
-      <w:r>
-        <w:rPr>
-          <w:rStyle w:val="CdigoHTML"/>
-        </w:rPr>
-        <w:t>429</w:t>
-      </w:r>
-      <w:r>
-        <w:rPr>
-          <w:rFonts w:ascii="Calibri" w:eastAsia="Times New Roman" w:hAnsi="Calibri" w:cs="Calibri"/>
-          <w:sz w:val="22"/>
-          <w:szCs w:val="22"/>
-        </w:rPr>
-        <w:t xml:space="preserve"> generadas por uso real.</w:t>
-      </w:r>
-    </w:p>
-    <w:p>
-      <w:pPr>
-        <w:numPr>
-          <w:ilvl w:val="0"/>
-          <w:numId w:val="3"/>
-        </w:numPr>
-        <w:spacing w:before="100" w:beforeAutospacing="1" w:after="100" w:afterAutospacing="1"/>
-        <w:rPr>
-          <w:rFonts w:ascii="Calibri" w:eastAsia="Times New Roman" w:hAnsi="Calibri" w:cs="Calibri"/>
-          <w:sz w:val="22"/>
-          <w:szCs w:val="22"/>
-        </w:rPr>
-      </w:pPr>
-      <w:r>
-        <w:rPr>
-          <w:rFonts w:ascii="Calibri" w:eastAsia="Times New Roman" w:hAnsi="Calibri" w:cs="Calibri"/>
-          <w:sz w:val="22"/>
-          <w:szCs w:val="22"/>
-        </w:rPr>
-        <w:t>Validar con el área de operaciones si es requerido conectar este limitador a un almacén de caché distribuido (como Redis) en futuros rediseños o escalados de instancias (pods).</w:t>
-      </w:r>
-    </w:p>
-    <w:p>
-      <w:pPr>
-        <w:rPr>
-          <w:rFonts w:ascii="Calibri" w:eastAsia="Times New Roman" w:hAnsi="Calibri" w:cs="Calibri"/>
-          <w:sz w:val="22"/>
-          <w:szCs w:val="22"/>
-        </w:rPr>
-      </w:pPr>
-      <w:r>
-        <w:rPr>
-          <w:rFonts w:ascii="Calibri" w:eastAsia="Times New Roman" w:hAnsi="Calibri" w:cs="Calibri"/>
-          <w:sz w:val="22"/>
-          <w:szCs w:val="22"/>
-        </w:rPr>
-        <w:pict w14:anchorId="48B4A373">
-          <v:rect id="_x0000_i1026" style="width:0;height:1.5pt" o:hralign="center" o:hrstd="t" o:hr="t" fillcolor="#a0a0a0" stroked="f"/>
-        </w:pict>
+        <w:t>Pruebas Funcionales</w:t>
+      </w:r>
+      <w:r>
+        <w:rPr>
+          <w:rFonts w:ascii="Calibri" w:eastAsia="Times New Roman" w:hAnsi="Calibri" w:cs="Calibri"/>
+          <w:sz w:val="22"/>
+          <w:szCs w:val="22"/>
+        </w:rPr>
+        <w:t>, certificando la intercepción adecuada (respuesta HTTP 429) por parte de las defensas del sistema sin degradación del resto de servicios.</w:t>
       </w:r>
     </w:p>
     <w:p>
@@ -592,30 +546,11 @@
       </w:pPr>
       <w:r>
         <w:rPr>
-          <w:rStyle w:val="Fuerte"/>
-          <w:rFonts w:ascii="Calibri" w:hAnsi="Calibri" w:cs="Calibri"/>
-          <w:sz w:val="22"/>
-          <w:szCs w:val="22"/>
-        </w:rPr>
-        <w:t>Comentarios adicionales:</w:t>
-      </w:r>
-    </w:p>
-    <w:p>
-      <w:pPr>
-        <w:pStyle w:val="NormalWeb"/>
-        <w:rPr>
-          <w:rFonts w:ascii="Calibri" w:hAnsi="Calibri" w:cs="Calibri"/>
-          <w:sz w:val="22"/>
-          <w:szCs w:val="22"/>
-        </w:rPr>
-      </w:pPr>
-      <w:r>
-        <w:rPr>
-          <w:rFonts w:ascii="Calibri" w:hAnsi="Calibri" w:cs="Calibri"/>
-          <w:sz w:val="22"/>
-          <w:szCs w:val="22"/>
-        </w:rPr>
-        <w:t>Con las acciones efectuadas en junio, la organización cierra el trimestre con una madurez sustancial en la detección temprana y mitigación activa de ráfagas anómalas (observabilidad volumétrica), mitigando amenazas del Top 10 de OWASP.</w:t>
+          <w:rFonts w:ascii="Calibri" w:hAnsi="Calibri" w:cs="Calibri"/>
+          <w:sz w:val="22"/>
+          <w:szCs w:val="22"/>
+        </w:rPr>
+        <w:t>Estos activos acreditan que el servicio se entrega altamente resiliente y equipado para la operación crítica institucional.</w:t>
       </w:r>
     </w:p>
     <w:sectPr>
@@ -631,9 +566,9 @@
 <file path=word/numbering.xml><?xml version="1.0" encoding="utf-8"?>
 <w:numbering xmlns:wpc="http://schemas.microsoft.com/office/word/2010/wordprocessingCanvas" xmlns:cx="http://schemas.microsoft.com/office/drawing/2014/chartex" xmlns:cx1="http://schemas.microsoft.com/office/drawing/2015/9/8/chartex" xmlns:cx2="http://schemas.microsoft.com/office/drawing/2015/10/21/chartex" xmlns:cx3="http://schemas.microsoft.com/office/drawing/2016/5/9/chartex" xmlns:cx4="http://schemas.microsoft.com/office/drawing/2016/5/10/chartex" xmlns:cx5="http://schemas.microsoft.com/office/drawing/2016/5/11/chartex" xmlns:cx6="http://schemas.microsoft.com/office/drawing/2016/5/12/chartex" xmlns:cx7="http://schemas.microsoft.com/office/drawing/2016/5/13/chartex" xmlns:cx8="http://schemas.microsoft.com/office/drawing/2016/5/14/chartex" xmlns:mc="http://schemas.openxmlformats.org/markup-compatibility/2006" xmlns:aink="http://schemas.microsoft.com/office/drawing/2016/ink" xmlns:am3d="http://schemas.microsoft.com/office/drawing/2017/model3d" xmlns:o="urn:schemas-microsoft-com:office:office" xmlns:oel="http://schemas.microsoft.com/office/2019/extlst" xmlns:r="http://schemas.openxmlformats.org/officeDocument/2006/relationships" xmlns:m="http://schemas.openxmlformats.org/officeDocument/2006/math" xmlns:v="urn:schemas-microsoft-com:vml" xmlns:wp14="http://schemas.microsoft.com/office/word/2010/wordprocessingDrawing" xmlns:wp="http://schemas.openxmlformats.org/drawingml/2006/wordprocessingDrawing" xmlns:w10="urn:schemas-microsoft-com:office:word" xmlns:w="http://schemas.openxmlformats.org/wordprocessingml/2006/main" xmlns:w14="http://schemas.microsoft.com/office/word/2010/wordml" xmlns:w15="http://schemas.microsoft.com/office/word/2012/wordml" xmlns:w16cex="http://schemas.microsoft.com/office/word/2018/wordml/cex" xmlns:w16cid="http://schemas.microsoft.com/office/word/2016/wordml/cid" xmlns:w16="http://schemas.microsoft.com/office/word/2018/wordml" xmlns:w16du="http://schemas.microsoft.com/office/word/2023/wordml/word16du" xmlns:w16sdtdh="http://schemas.microsoft.com/office/word/2020/wordml/sdtdatahash" xmlns:w16sdtfl="http://schemas.microsoft.com/office/word/2024/wordml/sdtformatlock" xmlns:w16se="http://schemas.microsoft.com/office/word/2015/wordml/symex" xmlns:wpg="http://schemas.microsoft.com/office/word/2010/wordprocessingGroup" xmlns:wpi="http://schemas.microsoft.com/office/word/2010/wordprocessingInk" xmlns:wne="http://schemas.microsoft.com/office/word/2006/wordml" xmlns:wps="http://schemas.microsoft.com/office/word/2010/wordprocessingShape" mc:Ignorable="w14 w15 w16se w16cid w16 w16cex w16sdtdh w16sdtfl w16du wp14">
   <w:abstractNum w:abstractNumId="0" w15:restartNumberingAfterBreak="0">
-    <w:nsid w:val="063B4438"/>
+    <w:nsid w:val="04B11EC9"/>
     <w:multiLevelType w:val="multilevel"/>
-    <w:tmpl w:val="9C6C7150"/>
+    <w:tmpl w:val="9C9C7306"/>
     <w:lvl w:ilvl="0">
       <w:start w:val="1"/>
       <w:numFmt w:val="bullet"/>
@@ -780,9 +715,9 @@
     </w:lvl>
   </w:abstractNum>
   <w:abstractNum w:abstractNumId="1" w15:restartNumberingAfterBreak="0">
-    <w:nsid w:val="295E294C"/>
+    <w:nsid w:val="2D931AC6"/>
     <w:multiLevelType w:val="multilevel"/>
-    <w:tmpl w:val="0DEA0A5E"/>
+    <w:tmpl w:val="5EFA0E26"/>
     <w:lvl w:ilvl="0">
       <w:start w:val="1"/>
       <w:numFmt w:val="bullet"/>
@@ -928,163 +863,11 @@
       </w:rPr>
     </w:lvl>
   </w:abstractNum>
-  <w:abstractNum w:abstractNumId="2" w15:restartNumberingAfterBreak="0">
-    <w:nsid w:val="571579A1"/>
-    <w:multiLevelType w:val="multilevel"/>
-    <w:tmpl w:val="CA06EE4C"/>
-    <w:lvl w:ilvl="0">
-      <w:start w:val="1"/>
-      <w:numFmt w:val="bullet"/>
-      <w:lvlText w:val=""/>
-      <w:lvlJc w:val="left"/>
-      <w:pPr>
-        <w:tabs>
-          <w:tab w:val="num" w:pos="720"/>
-        </w:tabs>
-        <w:ind w:left="720" w:hanging="360"/>
-      </w:pPr>
-      <w:rPr>
-        <w:rFonts w:ascii="Symbol" w:hAnsi="Symbol" w:hint="default"/>
-        <w:sz w:val="20"/>
-      </w:rPr>
-    </w:lvl>
-    <w:lvl w:ilvl="1" w:tentative="1">
-      <w:start w:val="1"/>
-      <w:numFmt w:val="bullet"/>
-      <w:lvlText w:val="o"/>
-      <w:lvlJc w:val="left"/>
-      <w:pPr>
-        <w:tabs>
-          <w:tab w:val="num" w:pos="1440"/>
-        </w:tabs>
-        <w:ind w:left="1440" w:hanging="360"/>
-      </w:pPr>
-      <w:rPr>
-        <w:rFonts w:ascii="Courier New" w:hAnsi="Courier New" w:hint="default"/>
-        <w:sz w:val="20"/>
-      </w:rPr>
-    </w:lvl>
-    <w:lvl w:ilvl="2" w:tentative="1">
-      <w:start w:val="1"/>
-      <w:numFmt w:val="bullet"/>
-      <w:lvlText w:val=""/>
-      <w:lvlJc w:val="left"/>
-      <w:pPr>
-        <w:tabs>
-          <w:tab w:val="num" w:pos="2160"/>
-        </w:tabs>
-        <w:ind w:left="2160" w:hanging="360"/>
-      </w:pPr>
-      <w:rPr>
-        <w:rFonts w:ascii="Wingdings" w:hAnsi="Wingdings" w:hint="default"/>
-        <w:sz w:val="20"/>
-      </w:rPr>
-    </w:lvl>
-    <w:lvl w:ilvl="3" w:tentative="1">
-      <w:start w:val="1"/>
-      <w:numFmt w:val="bullet"/>
-      <w:lvlText w:val=""/>
-      <w:lvlJc w:val="left"/>
-      <w:pPr>
-        <w:tabs>
-          <w:tab w:val="num" w:pos="2880"/>
-        </w:tabs>
-        <w:ind w:left="2880" w:hanging="360"/>
-      </w:pPr>
-      <w:rPr>
-        <w:rFonts w:ascii="Wingdings" w:hAnsi="Wingdings" w:hint="default"/>
-        <w:sz w:val="20"/>
-      </w:rPr>
-    </w:lvl>
-    <w:lvl w:ilvl="4" w:tentative="1">
-      <w:start w:val="1"/>
-      <w:numFmt w:val="bullet"/>
-      <w:lvlText w:val=""/>
-      <w:lvlJc w:val="left"/>
-      <w:pPr>
-        <w:tabs>
-          <w:tab w:val="num" w:pos="3600"/>
-        </w:tabs>
-        <w:ind w:left="3600" w:hanging="360"/>
-      </w:pPr>
-      <w:rPr>
-        <w:rFonts w:ascii="Wingdings" w:hAnsi="Wingdings" w:hint="default"/>
-        <w:sz w:val="20"/>
-      </w:rPr>
-    </w:lvl>
-    <w:lvl w:ilvl="5" w:tentative="1">
-      <w:start w:val="1"/>
-      <w:numFmt w:val="bullet"/>
-      <w:lvlText w:val=""/>
-      <w:lvlJc w:val="left"/>
-      <w:pPr>
-        <w:tabs>
-          <w:tab w:val="num" w:pos="4320"/>
-        </w:tabs>
-        <w:ind w:left="4320" w:hanging="360"/>
-      </w:pPr>
-      <w:rPr>
-        <w:rFonts w:ascii="Wingdings" w:hAnsi="Wingdings" w:hint="default"/>
-        <w:sz w:val="20"/>
-      </w:rPr>
-    </w:lvl>
-    <w:lvl w:ilvl="6" w:tentative="1">
-      <w:start w:val="1"/>
-      <w:numFmt w:val="bullet"/>
-      <w:lvlText w:val=""/>
-      <w:lvlJc w:val="left"/>
-      <w:pPr>
-        <w:tabs>
-          <w:tab w:val="num" w:pos="5040"/>
-        </w:tabs>
-        <w:ind w:left="5040" w:hanging="360"/>
-      </w:pPr>
-      <w:rPr>
-        <w:rFonts w:ascii="Wingdings" w:hAnsi="Wingdings" w:hint="default"/>
-        <w:sz w:val="20"/>
-      </w:rPr>
-    </w:lvl>
-    <w:lvl w:ilvl="7" w:tentative="1">
-      <w:start w:val="1"/>
-      <w:numFmt w:val="bullet"/>
-      <w:lvlText w:val=""/>
-      <w:lvlJc w:val="left"/>
-      <w:pPr>
-        <w:tabs>
-          <w:tab w:val="num" w:pos="5760"/>
-        </w:tabs>
-        <w:ind w:left="5760" w:hanging="360"/>
-      </w:pPr>
-      <w:rPr>
-        <w:rFonts w:ascii="Wingdings" w:hAnsi="Wingdings" w:hint="default"/>
-        <w:sz w:val="20"/>
-      </w:rPr>
-    </w:lvl>
-    <w:lvl w:ilvl="8" w:tentative="1">
-      <w:start w:val="1"/>
-      <w:numFmt w:val="bullet"/>
-      <w:lvlText w:val=""/>
-      <w:lvlJc w:val="left"/>
-      <w:pPr>
-        <w:tabs>
-          <w:tab w:val="num" w:pos="6480"/>
-        </w:tabs>
-        <w:ind w:left="6480" w:hanging="360"/>
-      </w:pPr>
-      <w:rPr>
-        <w:rFonts w:ascii="Wingdings" w:hAnsi="Wingdings" w:hint="default"/>
-        <w:sz w:val="20"/>
-      </w:rPr>
-    </w:lvl>
-  </w:abstractNum>
-  <w:num w:numId="1" w16cid:durableId="771316388">
-    <w:abstractNumId w:val="2"/>
+  <w:num w:numId="1" w16cid:durableId="179197834">
+    <w:abstractNumId w:val="1"/>
   </w:num>
-  <w:num w:numId="2" w16cid:durableId="1420447309">
+  <w:num w:numId="2" w16cid:durableId="497118039">
     <w:abstractNumId w:val="0"/>
-  </w:num>
-  <w:num w:numId="3" w16cid:durableId="117115247">
-    <w:abstractNumId w:val="1"/>
   </w:num>
 </w:numbering>
 </file>

--- a/05-Mayo-Junio/Entregables/2026-06/03-Reporte_Monitoreo_Alertamiento_2026-06.docx
+++ b/05-Mayo-Junio/Entregables/2026-06/03-Reporte_Monitoreo_Alertamiento_2026-06.docx
@@ -13,7 +13,7 @@
         <w:rPr>
           <w:rFonts w:ascii="Calibri" w:eastAsia="Times New Roman" w:hAnsi="Calibri" w:cs="Calibri"/>
         </w:rPr>
-        <w:t>Acta de Cierre: Monitoreo Perimetral y Alertamiento</w:t>
+        <w:t>Acta de Cierre: Monitoreo Perimetral, Alertamiento y Contención Volumétrica</w:t>
       </w:r>
     </w:p>
     <w:p>
@@ -32,7 +32,7 @@
           <w:sz w:val="22"/>
           <w:szCs w:val="22"/>
         </w:rPr>
-        <w:t>Mes:</w:t>
+        <w:t>Mes de Corte:</w:t>
       </w:r>
       <w:r>
         <w:rPr>
@@ -59,6 +59,33 @@
           <w:sz w:val="22"/>
           <w:szCs w:val="22"/>
         </w:rPr>
+        <w:t>Periodo Abarcado:</w:t>
+      </w:r>
+      <w:r>
+        <w:rPr>
+          <w:rFonts w:ascii="Calibri" w:hAnsi="Calibri" w:cs="Calibri"/>
+          <w:sz w:val="22"/>
+          <w:szCs w:val="22"/>
+        </w:rPr>
+        <w:t xml:space="preserve"> Abril - Mayo - Junio 2026 </w:t>
+      </w:r>
+    </w:p>
+    <w:p>
+      <w:pPr>
+        <w:pStyle w:val="NormalWeb"/>
+        <w:rPr>
+          <w:rFonts w:ascii="Calibri" w:hAnsi="Calibri" w:cs="Calibri"/>
+          <w:sz w:val="22"/>
+          <w:szCs w:val="22"/>
+        </w:rPr>
+      </w:pPr>
+      <w:r>
+        <w:rPr>
+          <w:rStyle w:val="Fuerte"/>
+          <w:rFonts w:ascii="Calibri" w:hAnsi="Calibri" w:cs="Calibri"/>
+          <w:sz w:val="22"/>
+          <w:szCs w:val="22"/>
+        </w:rPr>
         <w:t>Responsable:</w:t>
       </w:r>
       <w:r>
@@ -67,7 +94,7 @@
           <w:sz w:val="22"/>
           <w:szCs w:val="22"/>
         </w:rPr>
-        <w:t xml:space="preserve"> Victor Manuel Lelo de Larea Polanco </w:t>
+        <w:t xml:space="preserve"> Victor Manuel Lelo de Larrea Polanco </w:t>
       </w:r>
     </w:p>
     <w:p>
@@ -94,24 +121,51 @@
           <w:sz w:val="22"/>
           <w:szCs w:val="22"/>
         </w:rPr>
-        <w:t xml:space="preserve"> Coordinación de Proyectos de TI</w:t>
-      </w:r>
-    </w:p>
-    <w:p>
-      <w:pPr>
-        <w:rPr>
-          <w:rFonts w:ascii="Calibri" w:eastAsia="Times New Roman" w:hAnsi="Calibri" w:cs="Calibri"/>
-          <w:sz w:val="22"/>
-          <w:szCs w:val="22"/>
-        </w:rPr>
-      </w:pPr>
-      <w:r>
-        <w:rPr>
-          <w:rFonts w:ascii="Calibri" w:eastAsia="Times New Roman" w:hAnsi="Calibri" w:cs="Calibri"/>
-          <w:sz w:val="22"/>
-          <w:szCs w:val="22"/>
-        </w:rPr>
-        <w:pict w14:anchorId="726A12E2">
+        <w:t xml:space="preserve"> Coordinación de Proyectos de TI </w:t>
+      </w:r>
+    </w:p>
+    <w:p>
+      <w:pPr>
+        <w:pStyle w:val="NormalWeb"/>
+        <w:rPr>
+          <w:rFonts w:ascii="Calibri" w:hAnsi="Calibri" w:cs="Calibri"/>
+          <w:sz w:val="22"/>
+          <w:szCs w:val="22"/>
+        </w:rPr>
+      </w:pPr>
+      <w:r>
+        <w:rPr>
+          <w:rStyle w:val="Fuerte"/>
+          <w:rFonts w:ascii="Calibri" w:hAnsi="Calibri" w:cs="Calibri"/>
+          <w:sz w:val="22"/>
+          <w:szCs w:val="22"/>
+        </w:rPr>
+        <w:t>Clasificación:</w:t>
+      </w:r>
+      <w:r>
+        <w:rPr>
+          <w:rFonts w:ascii="Calibri" w:hAnsi="Calibri" w:cs="Calibri"/>
+          <w:sz w:val="22"/>
+          <w:szCs w:val="22"/>
+        </w:rPr>
+        <w:t xml:space="preserve"> Confidencial / Acta de Transferencia Tecnológica Definitiva </w:t>
+      </w:r>
+    </w:p>
+    <w:p>
+      <w:pPr>
+        <w:rPr>
+          <w:rFonts w:ascii="Calibri" w:eastAsia="Times New Roman" w:hAnsi="Calibri" w:cs="Calibri"/>
+          <w:sz w:val="22"/>
+          <w:szCs w:val="22"/>
+        </w:rPr>
+      </w:pPr>
+      <w:r>
+        <w:rPr>
+          <w:rFonts w:ascii="Calibri" w:eastAsia="Times New Roman" w:hAnsi="Calibri" w:cs="Calibri"/>
+          <w:sz w:val="22"/>
+          <w:szCs w:val="22"/>
+        </w:rPr>
+        <w:pict w14:anchorId="5891A36C">
           <v:rect id="_x0000_i1025" style="width:0;height:1.5pt" o:hralign="center" o:hrstd="t" o:hr="t" fillcolor="#a0a0a0" stroked="f"/>
         </w:pict>
       </w:r>
@@ -127,7 +181,7 @@
         <w:rPr>
           <w:rFonts w:ascii="Calibri" w:eastAsia="Times New Roman" w:hAnsi="Calibri" w:cs="Calibri"/>
         </w:rPr>
-        <w:t>1. Objeto del Entregable</w:t>
+        <w:t>1. Declaración Definitiva de Cierre Operativo</w:t>
       </w:r>
     </w:p>
     <w:p>
@@ -145,7 +199,61 @@
           <w:sz w:val="22"/>
           <w:szCs w:val="22"/>
         </w:rPr>
-        <w:t>Acreditar la transferencia operativa de los controles de seguridad perimetral, volumetría y alertamiento integrados en la arquitectura backend de la plataforma MUSEMS (Release Candidate 1). Este reporte funciona como acta de conclusión demostrando la protección automatizada activa contra patrones de abuso e inundación (DDoS / Fuerza Bruta).</w:t>
+        <w:t xml:space="preserve">Este documento se erige como el Acta Oficial (Master Handover) de traspaso del componente de </w:t>
+      </w:r>
+      <w:r>
+        <w:rPr>
+          <w:rStyle w:val="Fuerte"/>
+          <w:rFonts w:ascii="Calibri" w:hAnsi="Calibri" w:cs="Calibri"/>
+          <w:sz w:val="22"/>
+          <w:szCs w:val="22"/>
+        </w:rPr>
+        <w:t>Observabilidad de Seguridad y Defensa Perimetral</w:t>
+      </w:r>
+      <w:r>
+        <w:rPr>
+          <w:rFonts w:ascii="Calibri" w:hAnsi="Calibri" w:cs="Calibri"/>
+          <w:sz w:val="22"/>
+          <w:szCs w:val="22"/>
+        </w:rPr>
+        <w:t xml:space="preserve"> inherente tanto a la Plataforma Analítica MUSEMS como a la Fase 2 del orquestador de Vida Saludable. Se asienta legal y operativamente que los proyectos son transferidos bajo un estado de blindaje estructural activo frente a amenazas cibernéticas volumétricas (DDoS a nivel capa de aplicación) y de denegación de servicio por agotamiento de recursos transaccionales.</w:t>
+      </w:r>
+    </w:p>
+    <w:p>
+      <w:pPr>
+        <w:pStyle w:val="NormalWeb"/>
+        <w:rPr>
+          <w:rFonts w:ascii="Calibri" w:hAnsi="Calibri" w:cs="Calibri"/>
+          <w:sz w:val="22"/>
+          <w:szCs w:val="22"/>
+        </w:rPr>
+      </w:pPr>
+      <w:r>
+        <w:rPr>
+          <w:rFonts w:ascii="Calibri" w:hAnsi="Calibri" w:cs="Calibri"/>
+          <w:sz w:val="22"/>
+          <w:szCs w:val="22"/>
+        </w:rPr>
+        <w:t>Las soluciones diseñadas, programadas y certificadas durante este trimestre garantizan un paradigma de falla segura (*Fail-Safe*), donde ante ráfagas anómalas, el sistema interrumpe tempranamente el tráfico, previniendo cascadas de fallos hacia bases de datos externas e internas.</w:t>
+      </w:r>
+    </w:p>
+    <w:p>
+      <w:pPr>
+        <w:rPr>
+          <w:rFonts w:ascii="Calibri" w:eastAsia="Times New Roman" w:hAnsi="Calibri" w:cs="Calibri"/>
+          <w:sz w:val="22"/>
+          <w:szCs w:val="22"/>
+        </w:rPr>
+      </w:pPr>
+      <w:r>
+        <w:rPr>
+          <w:rFonts w:ascii="Calibri" w:eastAsia="Times New Roman" w:hAnsi="Calibri" w:cs="Calibri"/>
+          <w:sz w:val="22"/>
+          <w:szCs w:val="22"/>
+        </w:rPr>
+        <w:pict w14:anchorId="66375D98">
+          <v:rect id="_x0000_i1026" style="width:0;height:1.5pt" o:hralign="center" o:hrstd="t" o:hr="t" fillcolor="#a0a0a0" stroked="f"/>
+        </w:pict>
       </w:r>
     </w:p>
     <w:p>
@@ -159,7 +267,7 @@
         <w:rPr>
           <w:rFonts w:ascii="Calibri" w:eastAsia="Times New Roman" w:hAnsi="Calibri" w:cs="Calibri"/>
         </w:rPr>
-        <w:t>2. Consolidación de Controles Volumétricos (Rate Limiting)</w:t>
+        <w:t>2. Resolución Forense del Issue 56: Contención de Fuerza Bruta (MUSEMS)</w:t>
       </w:r>
     </w:p>
     <w:p>
@@ -177,7 +285,21 @@
           <w:sz w:val="22"/>
           <w:szCs w:val="22"/>
         </w:rPr>
-        <w:t xml:space="preserve">La arquitectura se entrega blindada mediante la orquestación del middleware de observabilidad volumétrica apoyado en </w:t>
+        <w:t xml:space="preserve">El escaneo de vulnerabilidades iniciales reveló una fragilidad crítica: los *endpoints* públicos de autenticación (Login) y de restablecimiento de contraseña estaban expuestos abiertamente, permitiendo a un ente malicioso someter al servidor a un ataque de inyección criptográfica continua o de fuerza bruta (Dictionary Attacks). </w:t>
+      </w:r>
+    </w:p>
+    <w:p>
+      <w:pPr>
+        <w:pStyle w:val="Ttulo3"/>
+        <w:rPr>
+          <w:rFonts w:ascii="Calibri" w:eastAsia="Times New Roman" w:hAnsi="Calibri" w:cs="Calibri"/>
+        </w:rPr>
+      </w:pPr>
+      <w:r>
+        <w:rPr>
+          <w:rFonts w:ascii="Calibri" w:eastAsia="Times New Roman" w:hAnsi="Calibri" w:cs="Calibri"/>
+        </w:rPr>
+        <w:t>2.1 Implementación del Blindaje Volumétrico (</w:t>
       </w:r>
       <w:r>
         <w:rPr>
@@ -187,13 +309,702 @@
       </w:r>
       <w:r>
         <w:rPr>
-          <w:rFonts w:ascii="Calibri" w:hAnsi="Calibri" w:cs="Calibri"/>
-          <w:sz w:val="22"/>
-          <w:szCs w:val="22"/>
-        </w:rPr>
-        <w:t>.</w:t>
-      </w:r>
-    </w:p>
+          <w:rFonts w:ascii="Calibri" w:eastAsia="Times New Roman" w:hAnsi="Calibri" w:cs="Calibri"/>
+        </w:rPr>
+        <w:t>)</w:t>
+      </w:r>
+    </w:p>
+    <w:p>
+      <w:pPr>
+        <w:pStyle w:val="NormalWeb"/>
+        <w:rPr>
+          <w:rFonts w:ascii="Calibri" w:hAnsi="Calibri" w:cs="Calibri"/>
+          <w:sz w:val="22"/>
+          <w:szCs w:val="22"/>
+        </w:rPr>
+      </w:pPr>
+      <w:r>
+        <w:rPr>
+          <w:rFonts w:ascii="Calibri" w:hAnsi="Calibri" w:cs="Calibri"/>
+          <w:sz w:val="22"/>
+          <w:szCs w:val="22"/>
+        </w:rPr>
+        <w:t xml:space="preserve">Se formaliza la entrega de un sistema robustecido mediante el uso del middleware volumétrico </w:t>
+      </w:r>
+      <w:r>
+        <w:rPr>
+          <w:rStyle w:val="CdigoHTML"/>
+        </w:rPr>
+        <w:t>slowapi</w:t>
+      </w:r>
+      <w:r>
+        <w:rPr>
+          <w:rFonts w:ascii="Calibri" w:hAnsi="Calibri" w:cs="Calibri"/>
+          <w:sz w:val="22"/>
+          <w:szCs w:val="22"/>
+        </w:rPr>
+        <w:t xml:space="preserve">, integrado nativamente dentro del *event loop* de FastAPI. Este mecanismo rastrea direcciones IPv4/IPv6 (leyendo correctamente las cabeceras invertidas </w:t>
+      </w:r>
+      <w:r>
+        <w:rPr>
+          <w:rStyle w:val="CdigoHTML"/>
+        </w:rPr>
+        <w:t>X-Forwarded-For</w:t>
+      </w:r>
+      <w:r>
+        <w:rPr>
+          <w:rFonts w:ascii="Calibri" w:hAnsi="Calibri" w:cs="Calibri"/>
+          <w:sz w:val="22"/>
+          <w:szCs w:val="22"/>
+        </w:rPr>
+        <w:t xml:space="preserve"> o de </w:t>
+      </w:r>
+      <w:r>
+        <w:rPr>
+          <w:rFonts w:ascii="Calibri" w:hAnsi="Calibri" w:cs="Calibri"/>
+          <w:sz w:val="22"/>
+          <w:szCs w:val="22"/>
+        </w:rPr>
+        <w:lastRenderedPageBreak/>
+        <w:t>*ProxyFix* según se configure el servidor gunicorn/uvicorn productivo) para mantener un contador dinámico de transacciones.</w:t>
+      </w:r>
+    </w:p>
+    <w:p>
+      <w:pPr>
+        <w:pStyle w:val="NormalWeb"/>
+        <w:rPr>
+          <w:rFonts w:ascii="Calibri" w:hAnsi="Calibri" w:cs="Calibri"/>
+          <w:sz w:val="22"/>
+          <w:szCs w:val="22"/>
+        </w:rPr>
+      </w:pPr>
+      <w:r>
+        <w:rPr>
+          <w:rStyle w:val="Fuerte"/>
+          <w:rFonts w:ascii="Calibri" w:hAnsi="Calibri" w:cs="Calibri"/>
+          <w:sz w:val="22"/>
+          <w:szCs w:val="22"/>
+        </w:rPr>
+        <w:t>Matriz de Umbrales Entregada en QA Oficial:</w:t>
+      </w:r>
+    </w:p>
+    <w:tbl>
+      <w:tblPr>
+        <w:tblW w:w="5000" w:type="pct"/>
+        <w:tblCellMar>
+          <w:top w:w="15" w:type="dxa"/>
+          <w:left w:w="15" w:type="dxa"/>
+          <w:bottom w:w="15" w:type="dxa"/>
+          <w:right w:w="15" w:type="dxa"/>
+        </w:tblCellMar>
+        <w:tblLook w:val="04A0" w:firstRow="1" w:lastRow="0" w:firstColumn="1" w:lastColumn="0" w:noHBand="0" w:noVBand="1"/>
+      </w:tblPr>
+      <w:tblGrid>
+        <w:gridCol w:w="2909"/>
+        <w:gridCol w:w="1753"/>
+        <w:gridCol w:w="1722"/>
+        <w:gridCol w:w="2438"/>
+      </w:tblGrid>
+      <w:tr>
+        <w:trPr>
+          <w:tblHeader/>
+        </w:trPr>
+        <w:tc>
+          <w:tcPr>
+            <w:tcW w:w="0" w:type="auto"/>
+            <w:tcBorders>
+              <w:top w:val="single" w:sz="6" w:space="0" w:color="666666"/>
+              <w:left w:val="single" w:sz="6" w:space="0" w:color="666666"/>
+              <w:bottom w:val="single" w:sz="6" w:space="0" w:color="666666"/>
+              <w:right w:val="single" w:sz="6" w:space="0" w:color="666666"/>
+            </w:tcBorders>
+            <w:tcMar>
+              <w:top w:w="90" w:type="dxa"/>
+              <w:left w:w="90" w:type="dxa"/>
+              <w:bottom w:w="90" w:type="dxa"/>
+              <w:right w:w="90" w:type="dxa"/>
+            </w:tcMar>
+            <w:hideMark/>
+          </w:tcPr>
+          <w:p>
+            <w:pPr>
+              <w:spacing w:before="180" w:after="180"/>
+              <w:rPr>
+                <w:rFonts w:ascii="Calibri" w:eastAsia="Times New Roman" w:hAnsi="Calibri" w:cs="Calibri"/>
+                <w:b/>
+                <w:bCs/>
+                <w:sz w:val="22"/>
+                <w:szCs w:val="22"/>
+              </w:rPr>
+            </w:pPr>
+            <w:r>
+              <w:rPr>
+                <w:rFonts w:ascii="Calibri" w:eastAsia="Times New Roman" w:hAnsi="Calibri" w:cs="Calibri"/>
+                <w:b/>
+                <w:bCs/>
+                <w:sz w:val="22"/>
+                <w:szCs w:val="22"/>
+              </w:rPr>
+              <w:t>API Endpoint Protegido</w:t>
+            </w:r>
+          </w:p>
+        </w:tc>
+        <w:tc>
+          <w:tcPr>
+            <w:tcW w:w="0" w:type="auto"/>
+            <w:tcBorders>
+              <w:top w:val="single" w:sz="6" w:space="0" w:color="666666"/>
+              <w:left w:val="single" w:sz="6" w:space="0" w:color="666666"/>
+              <w:bottom w:val="single" w:sz="6" w:space="0" w:color="666666"/>
+              <w:right w:val="single" w:sz="6" w:space="0" w:color="666666"/>
+            </w:tcBorders>
+            <w:tcMar>
+              <w:top w:w="90" w:type="dxa"/>
+              <w:left w:w="90" w:type="dxa"/>
+              <w:bottom w:w="90" w:type="dxa"/>
+              <w:right w:w="90" w:type="dxa"/>
+            </w:tcMar>
+            <w:hideMark/>
+          </w:tcPr>
+          <w:p>
+            <w:pPr>
+              <w:spacing w:before="180" w:after="180"/>
+              <w:rPr>
+                <w:rFonts w:ascii="Calibri" w:eastAsia="Times New Roman" w:hAnsi="Calibri" w:cs="Calibri"/>
+                <w:b/>
+                <w:bCs/>
+                <w:sz w:val="22"/>
+                <w:szCs w:val="22"/>
+              </w:rPr>
+            </w:pPr>
+            <w:r>
+              <w:rPr>
+                <w:rFonts w:ascii="Calibri" w:eastAsia="Times New Roman" w:hAnsi="Calibri" w:cs="Calibri"/>
+                <w:b/>
+                <w:bCs/>
+                <w:sz w:val="22"/>
+                <w:szCs w:val="22"/>
+              </w:rPr>
+              <w:t>Función Crítica</w:t>
+            </w:r>
+          </w:p>
+        </w:tc>
+        <w:tc>
+          <w:tcPr>
+            <w:tcW w:w="0" w:type="auto"/>
+            <w:tcBorders>
+              <w:top w:val="single" w:sz="6" w:space="0" w:color="666666"/>
+              <w:left w:val="single" w:sz="6" w:space="0" w:color="666666"/>
+              <w:bottom w:val="single" w:sz="6" w:space="0" w:color="666666"/>
+              <w:right w:val="single" w:sz="6" w:space="0" w:color="666666"/>
+            </w:tcBorders>
+            <w:tcMar>
+              <w:top w:w="90" w:type="dxa"/>
+              <w:left w:w="90" w:type="dxa"/>
+              <w:bottom w:w="90" w:type="dxa"/>
+              <w:right w:w="90" w:type="dxa"/>
+            </w:tcMar>
+            <w:hideMark/>
+          </w:tcPr>
+          <w:p>
+            <w:pPr>
+              <w:spacing w:before="180" w:after="180"/>
+              <w:rPr>
+                <w:rFonts w:ascii="Calibri" w:eastAsia="Times New Roman" w:hAnsi="Calibri" w:cs="Calibri"/>
+                <w:b/>
+                <w:bCs/>
+                <w:sz w:val="22"/>
+                <w:szCs w:val="22"/>
+              </w:rPr>
+            </w:pPr>
+            <w:r>
+              <w:rPr>
+                <w:rFonts w:ascii="Calibri" w:eastAsia="Times New Roman" w:hAnsi="Calibri" w:cs="Calibri"/>
+                <w:b/>
+                <w:bCs/>
+                <w:sz w:val="22"/>
+                <w:szCs w:val="22"/>
+              </w:rPr>
+              <w:t>Límite Estricto Entregado (Threshold)</w:t>
+            </w:r>
+          </w:p>
+        </w:tc>
+        <w:tc>
+          <w:tcPr>
+            <w:tcW w:w="0" w:type="auto"/>
+            <w:tcBorders>
+              <w:top w:val="single" w:sz="6" w:space="0" w:color="666666"/>
+              <w:left w:val="single" w:sz="6" w:space="0" w:color="666666"/>
+              <w:bottom w:val="single" w:sz="6" w:space="0" w:color="666666"/>
+              <w:right w:val="single" w:sz="6" w:space="0" w:color="666666"/>
+            </w:tcBorders>
+            <w:tcMar>
+              <w:top w:w="90" w:type="dxa"/>
+              <w:left w:w="90" w:type="dxa"/>
+              <w:bottom w:w="90" w:type="dxa"/>
+              <w:right w:w="90" w:type="dxa"/>
+            </w:tcMar>
+            <w:hideMark/>
+          </w:tcPr>
+          <w:p>
+            <w:pPr>
+              <w:spacing w:before="180" w:after="180"/>
+              <w:rPr>
+                <w:rFonts w:ascii="Calibri" w:eastAsia="Times New Roman" w:hAnsi="Calibri" w:cs="Calibri"/>
+                <w:b/>
+                <w:bCs/>
+                <w:sz w:val="22"/>
+                <w:szCs w:val="22"/>
+              </w:rPr>
+            </w:pPr>
+            <w:r>
+              <w:rPr>
+                <w:rFonts w:ascii="Calibri" w:eastAsia="Times New Roman" w:hAnsi="Calibri" w:cs="Calibri"/>
+                <w:b/>
+                <w:bCs/>
+                <w:sz w:val="22"/>
+                <w:szCs w:val="22"/>
+              </w:rPr>
+              <w:t>Acción de Defensa</w:t>
+            </w:r>
+          </w:p>
+        </w:tc>
+      </w:tr>
+      <w:tr>
+        <w:tc>
+          <w:tcPr>
+            <w:tcW w:w="0" w:type="auto"/>
+            <w:tcBorders>
+              <w:top w:val="single" w:sz="6" w:space="0" w:color="666666"/>
+              <w:left w:val="single" w:sz="6" w:space="0" w:color="666666"/>
+              <w:bottom w:val="single" w:sz="6" w:space="0" w:color="666666"/>
+              <w:right w:val="single" w:sz="6" w:space="0" w:color="666666"/>
+            </w:tcBorders>
+            <w:tcMar>
+              <w:top w:w="90" w:type="dxa"/>
+              <w:left w:w="90" w:type="dxa"/>
+              <w:bottom w:w="90" w:type="dxa"/>
+              <w:right w:w="90" w:type="dxa"/>
+            </w:tcMar>
+            <w:hideMark/>
+          </w:tcPr>
+          <w:p>
+            <w:pPr>
+              <w:spacing w:before="180" w:after="180"/>
+              <w:rPr>
+                <w:rFonts w:ascii="Calibri" w:eastAsia="Times New Roman" w:hAnsi="Calibri" w:cs="Calibri"/>
+                <w:sz w:val="22"/>
+                <w:szCs w:val="22"/>
+              </w:rPr>
+            </w:pPr>
+            <w:r>
+              <w:rPr>
+                <w:rStyle w:val="CdigoHTML"/>
+              </w:rPr>
+              <w:t>POST /api/v1/auth/login</w:t>
+            </w:r>
+          </w:p>
+        </w:tc>
+        <w:tc>
+          <w:tcPr>
+            <w:tcW w:w="0" w:type="auto"/>
+            <w:tcBorders>
+              <w:top w:val="single" w:sz="6" w:space="0" w:color="666666"/>
+              <w:left w:val="single" w:sz="6" w:space="0" w:color="666666"/>
+              <w:bottom w:val="single" w:sz="6" w:space="0" w:color="666666"/>
+              <w:right w:val="single" w:sz="6" w:space="0" w:color="666666"/>
+            </w:tcBorders>
+            <w:tcMar>
+              <w:top w:w="90" w:type="dxa"/>
+              <w:left w:w="90" w:type="dxa"/>
+              <w:bottom w:w="90" w:type="dxa"/>
+              <w:right w:w="90" w:type="dxa"/>
+            </w:tcMar>
+            <w:hideMark/>
+          </w:tcPr>
+          <w:p>
+            <w:pPr>
+              <w:spacing w:before="180" w:after="180"/>
+              <w:rPr>
+                <w:rFonts w:ascii="Calibri" w:eastAsia="Times New Roman" w:hAnsi="Calibri" w:cs="Calibri"/>
+                <w:sz w:val="22"/>
+                <w:szCs w:val="22"/>
+              </w:rPr>
+            </w:pPr>
+            <w:r>
+              <w:rPr>
+                <w:rFonts w:ascii="Calibri" w:eastAsia="Times New Roman" w:hAnsi="Calibri" w:cs="Calibri"/>
+                <w:sz w:val="22"/>
+                <w:szCs w:val="22"/>
+              </w:rPr>
+              <w:t>Validación de Acceso OAuth2</w:t>
+            </w:r>
+          </w:p>
+        </w:tc>
+        <w:tc>
+          <w:tcPr>
+            <w:tcW w:w="0" w:type="auto"/>
+            <w:tcBorders>
+              <w:top w:val="single" w:sz="6" w:space="0" w:color="666666"/>
+              <w:left w:val="single" w:sz="6" w:space="0" w:color="666666"/>
+              <w:bottom w:val="single" w:sz="6" w:space="0" w:color="666666"/>
+              <w:right w:val="single" w:sz="6" w:space="0" w:color="666666"/>
+            </w:tcBorders>
+            <w:tcMar>
+              <w:top w:w="90" w:type="dxa"/>
+              <w:left w:w="90" w:type="dxa"/>
+              <w:bottom w:w="90" w:type="dxa"/>
+              <w:right w:w="90" w:type="dxa"/>
+            </w:tcMar>
+            <w:hideMark/>
+          </w:tcPr>
+          <w:p>
+            <w:pPr>
+              <w:spacing w:before="180" w:after="180"/>
+              <w:rPr>
+                <w:rFonts w:ascii="Calibri" w:eastAsia="Times New Roman" w:hAnsi="Calibri" w:cs="Calibri"/>
+                <w:sz w:val="22"/>
+                <w:szCs w:val="22"/>
+              </w:rPr>
+            </w:pPr>
+            <w:r>
+              <w:rPr>
+                <w:rStyle w:val="Fuerte"/>
+                <w:rFonts w:ascii="Calibri" w:eastAsia="Times New Roman" w:hAnsi="Calibri" w:cs="Calibri"/>
+                <w:sz w:val="22"/>
+                <w:szCs w:val="22"/>
+              </w:rPr>
+              <w:t>5 Peticiones / 1 Minuto</w:t>
+            </w:r>
+          </w:p>
+        </w:tc>
+        <w:tc>
+          <w:tcPr>
+            <w:tcW w:w="0" w:type="auto"/>
+            <w:tcBorders>
+              <w:top w:val="single" w:sz="6" w:space="0" w:color="666666"/>
+              <w:left w:val="single" w:sz="6" w:space="0" w:color="666666"/>
+              <w:bottom w:val="single" w:sz="6" w:space="0" w:color="666666"/>
+              <w:right w:val="single" w:sz="6" w:space="0" w:color="666666"/>
+            </w:tcBorders>
+            <w:tcMar>
+              <w:top w:w="90" w:type="dxa"/>
+              <w:left w:w="90" w:type="dxa"/>
+              <w:bottom w:w="90" w:type="dxa"/>
+              <w:right w:w="90" w:type="dxa"/>
+            </w:tcMar>
+            <w:hideMark/>
+          </w:tcPr>
+          <w:p>
+            <w:pPr>
+              <w:spacing w:before="180" w:after="180"/>
+              <w:rPr>
+                <w:rFonts w:ascii="Calibri" w:eastAsia="Times New Roman" w:hAnsi="Calibri" w:cs="Calibri"/>
+                <w:sz w:val="22"/>
+                <w:szCs w:val="22"/>
+              </w:rPr>
+            </w:pPr>
+            <w:r>
+              <w:rPr>
+                <w:rFonts w:ascii="Calibri" w:eastAsia="Times New Roman" w:hAnsi="Calibri" w:cs="Calibri"/>
+                <w:sz w:val="22"/>
+                <w:szCs w:val="22"/>
+              </w:rPr>
+              <w:t>Retorna HTTP 429. Cancela carga a CPU Oracle.</w:t>
+            </w:r>
+          </w:p>
+        </w:tc>
+      </w:tr>
+      <w:tr>
+        <w:tc>
+          <w:tcPr>
+            <w:tcW w:w="0" w:type="auto"/>
+            <w:tcBorders>
+              <w:top w:val="single" w:sz="6" w:space="0" w:color="666666"/>
+              <w:left w:val="single" w:sz="6" w:space="0" w:color="666666"/>
+              <w:bottom w:val="single" w:sz="6" w:space="0" w:color="666666"/>
+              <w:right w:val="single" w:sz="6" w:space="0" w:color="666666"/>
+            </w:tcBorders>
+            <w:tcMar>
+              <w:top w:w="90" w:type="dxa"/>
+              <w:left w:w="90" w:type="dxa"/>
+              <w:bottom w:w="90" w:type="dxa"/>
+              <w:right w:w="90" w:type="dxa"/>
+            </w:tcMar>
+            <w:hideMark/>
+          </w:tcPr>
+          <w:p>
+            <w:pPr>
+              <w:spacing w:before="180" w:after="180"/>
+              <w:rPr>
+                <w:rFonts w:ascii="Calibri" w:eastAsia="Times New Roman" w:hAnsi="Calibri" w:cs="Calibri"/>
+                <w:sz w:val="22"/>
+                <w:szCs w:val="22"/>
+              </w:rPr>
+            </w:pPr>
+            <w:r>
+              <w:rPr>
+                <w:rStyle w:val="CdigoHTML"/>
+              </w:rPr>
+              <w:t>POST /api/v1/auth/forgot-password</w:t>
+            </w:r>
+          </w:p>
+        </w:tc>
+        <w:tc>
+          <w:tcPr>
+            <w:tcW w:w="0" w:type="auto"/>
+            <w:tcBorders>
+              <w:top w:val="single" w:sz="6" w:space="0" w:color="666666"/>
+              <w:left w:val="single" w:sz="6" w:space="0" w:color="666666"/>
+              <w:bottom w:val="single" w:sz="6" w:space="0" w:color="666666"/>
+              <w:right w:val="single" w:sz="6" w:space="0" w:color="666666"/>
+            </w:tcBorders>
+            <w:tcMar>
+              <w:top w:w="90" w:type="dxa"/>
+              <w:left w:w="90" w:type="dxa"/>
+              <w:bottom w:w="90" w:type="dxa"/>
+              <w:right w:w="90" w:type="dxa"/>
+            </w:tcMar>
+            <w:hideMark/>
+          </w:tcPr>
+          <w:p>
+            <w:pPr>
+              <w:spacing w:before="180" w:after="180"/>
+              <w:rPr>
+                <w:rFonts w:ascii="Calibri" w:eastAsia="Times New Roman" w:hAnsi="Calibri" w:cs="Calibri"/>
+                <w:sz w:val="22"/>
+                <w:szCs w:val="22"/>
+              </w:rPr>
+            </w:pPr>
+            <w:r>
+              <w:rPr>
+                <w:rFonts w:ascii="Calibri" w:eastAsia="Times New Roman" w:hAnsi="Calibri" w:cs="Calibri"/>
+                <w:sz w:val="22"/>
+                <w:szCs w:val="22"/>
+              </w:rPr>
+              <w:t>Recuperación de Identidad</w:t>
+            </w:r>
+          </w:p>
+        </w:tc>
+        <w:tc>
+          <w:tcPr>
+            <w:tcW w:w="0" w:type="auto"/>
+            <w:tcBorders>
+              <w:top w:val="single" w:sz="6" w:space="0" w:color="666666"/>
+              <w:left w:val="single" w:sz="6" w:space="0" w:color="666666"/>
+              <w:bottom w:val="single" w:sz="6" w:space="0" w:color="666666"/>
+              <w:right w:val="single" w:sz="6" w:space="0" w:color="666666"/>
+            </w:tcBorders>
+            <w:tcMar>
+              <w:top w:w="90" w:type="dxa"/>
+              <w:left w:w="90" w:type="dxa"/>
+              <w:bottom w:w="90" w:type="dxa"/>
+              <w:right w:w="90" w:type="dxa"/>
+            </w:tcMar>
+            <w:hideMark/>
+          </w:tcPr>
+          <w:p>
+            <w:pPr>
+              <w:spacing w:before="180" w:after="180"/>
+              <w:rPr>
+                <w:rFonts w:ascii="Calibri" w:eastAsia="Times New Roman" w:hAnsi="Calibri" w:cs="Calibri"/>
+                <w:sz w:val="22"/>
+                <w:szCs w:val="22"/>
+              </w:rPr>
+            </w:pPr>
+            <w:r>
+              <w:rPr>
+                <w:rStyle w:val="Fuerte"/>
+                <w:rFonts w:ascii="Calibri" w:eastAsia="Times New Roman" w:hAnsi="Calibri" w:cs="Calibri"/>
+                <w:sz w:val="22"/>
+                <w:szCs w:val="22"/>
+              </w:rPr>
+              <w:t>3 Peticiones / 5 Minutos</w:t>
+            </w:r>
+          </w:p>
+        </w:tc>
+        <w:tc>
+          <w:tcPr>
+            <w:tcW w:w="0" w:type="auto"/>
+            <w:tcBorders>
+              <w:top w:val="single" w:sz="6" w:space="0" w:color="666666"/>
+              <w:left w:val="single" w:sz="6" w:space="0" w:color="666666"/>
+              <w:bottom w:val="single" w:sz="6" w:space="0" w:color="666666"/>
+              <w:right w:val="single" w:sz="6" w:space="0" w:color="666666"/>
+            </w:tcBorders>
+            <w:tcMar>
+              <w:top w:w="90" w:type="dxa"/>
+              <w:left w:w="90" w:type="dxa"/>
+              <w:bottom w:w="90" w:type="dxa"/>
+              <w:right w:w="90" w:type="dxa"/>
+            </w:tcMar>
+            <w:hideMark/>
+          </w:tcPr>
+          <w:p>
+            <w:pPr>
+              <w:spacing w:before="180" w:after="180"/>
+              <w:rPr>
+                <w:rFonts w:ascii="Calibri" w:eastAsia="Times New Roman" w:hAnsi="Calibri" w:cs="Calibri"/>
+                <w:sz w:val="22"/>
+                <w:szCs w:val="22"/>
+              </w:rPr>
+            </w:pPr>
+            <w:r>
+              <w:rPr>
+                <w:rFonts w:ascii="Calibri" w:eastAsia="Times New Roman" w:hAnsi="Calibri" w:cs="Calibri"/>
+                <w:sz w:val="22"/>
+                <w:szCs w:val="22"/>
+              </w:rPr>
+              <w:t>Retorna HTTP 429. Protege servidor SMTP de envío de Spam y Blacklisting.</w:t>
+            </w:r>
+          </w:p>
+        </w:tc>
+      </w:tr>
+      <w:tr>
+        <w:tc>
+          <w:tcPr>
+            <w:tcW w:w="0" w:type="auto"/>
+            <w:tcBorders>
+              <w:top w:val="single" w:sz="6" w:space="0" w:color="666666"/>
+              <w:left w:val="single" w:sz="6" w:space="0" w:color="666666"/>
+              <w:bottom w:val="single" w:sz="6" w:space="0" w:color="666666"/>
+              <w:right w:val="single" w:sz="6" w:space="0" w:color="666666"/>
+            </w:tcBorders>
+            <w:tcMar>
+              <w:top w:w="90" w:type="dxa"/>
+              <w:left w:w="90" w:type="dxa"/>
+              <w:bottom w:w="90" w:type="dxa"/>
+              <w:right w:w="90" w:type="dxa"/>
+            </w:tcMar>
+            <w:hideMark/>
+          </w:tcPr>
+          <w:p>
+            <w:pPr>
+              <w:spacing w:before="180" w:after="180"/>
+              <w:rPr>
+                <w:rFonts w:ascii="Calibri" w:eastAsia="Times New Roman" w:hAnsi="Calibri" w:cs="Calibri"/>
+                <w:sz w:val="22"/>
+                <w:szCs w:val="22"/>
+              </w:rPr>
+            </w:pPr>
+            <w:r>
+              <w:rPr>
+                <w:rStyle w:val="CdigoHTML"/>
+              </w:rPr>
+              <w:t>GET /api/v1/bi/*</w:t>
+            </w:r>
+          </w:p>
+        </w:tc>
+        <w:tc>
+          <w:tcPr>
+            <w:tcW w:w="0" w:type="auto"/>
+            <w:tcBorders>
+              <w:top w:val="single" w:sz="6" w:space="0" w:color="666666"/>
+              <w:left w:val="single" w:sz="6" w:space="0" w:color="666666"/>
+              <w:bottom w:val="single" w:sz="6" w:space="0" w:color="666666"/>
+              <w:right w:val="single" w:sz="6" w:space="0" w:color="666666"/>
+            </w:tcBorders>
+            <w:tcMar>
+              <w:top w:w="90" w:type="dxa"/>
+              <w:left w:w="90" w:type="dxa"/>
+              <w:bottom w:w="90" w:type="dxa"/>
+              <w:right w:w="90" w:type="dxa"/>
+            </w:tcMar>
+            <w:hideMark/>
+          </w:tcPr>
+          <w:p>
+            <w:pPr>
+              <w:spacing w:before="180" w:after="180"/>
+              <w:rPr>
+                <w:rFonts w:ascii="Calibri" w:eastAsia="Times New Roman" w:hAnsi="Calibri" w:cs="Calibri"/>
+                <w:sz w:val="22"/>
+                <w:szCs w:val="22"/>
+              </w:rPr>
+            </w:pPr>
+            <w:r>
+              <w:rPr>
+                <w:rFonts w:ascii="Calibri" w:eastAsia="Times New Roman" w:hAnsi="Calibri" w:cs="Calibri"/>
+                <w:sz w:val="22"/>
+                <w:szCs w:val="22"/>
+              </w:rPr>
+              <w:t>Consultas Analíticas (Con Token)</w:t>
+            </w:r>
+          </w:p>
+        </w:tc>
+        <w:tc>
+          <w:tcPr>
+            <w:tcW w:w="0" w:type="auto"/>
+            <w:tcBorders>
+              <w:top w:val="single" w:sz="6" w:space="0" w:color="666666"/>
+              <w:left w:val="single" w:sz="6" w:space="0" w:color="666666"/>
+              <w:bottom w:val="single" w:sz="6" w:space="0" w:color="666666"/>
+              <w:right w:val="single" w:sz="6" w:space="0" w:color="666666"/>
+            </w:tcBorders>
+            <w:tcMar>
+              <w:top w:w="90" w:type="dxa"/>
+              <w:left w:w="90" w:type="dxa"/>
+              <w:bottom w:w="90" w:type="dxa"/>
+              <w:right w:w="90" w:type="dxa"/>
+            </w:tcMar>
+            <w:hideMark/>
+          </w:tcPr>
+          <w:p>
+            <w:pPr>
+              <w:spacing w:before="180" w:after="180"/>
+              <w:rPr>
+                <w:rFonts w:ascii="Calibri" w:eastAsia="Times New Roman" w:hAnsi="Calibri" w:cs="Calibri"/>
+                <w:sz w:val="22"/>
+                <w:szCs w:val="22"/>
+              </w:rPr>
+            </w:pPr>
+            <w:r>
+              <w:rPr>
+                <w:rFonts w:ascii="Calibri" w:eastAsia="Times New Roman" w:hAnsi="Calibri" w:cs="Calibri"/>
+                <w:sz w:val="22"/>
+                <w:szCs w:val="22"/>
+              </w:rPr>
+              <w:t>Ilimitado por diseño interno</w:t>
+            </w:r>
+          </w:p>
+        </w:tc>
+        <w:tc>
+          <w:tcPr>
+            <w:tcW w:w="0" w:type="auto"/>
+            <w:tcBorders>
+              <w:top w:val="single" w:sz="6" w:space="0" w:color="666666"/>
+              <w:left w:val="single" w:sz="6" w:space="0" w:color="666666"/>
+              <w:bottom w:val="single" w:sz="6" w:space="0" w:color="666666"/>
+              <w:right w:val="single" w:sz="6" w:space="0" w:color="666666"/>
+            </w:tcBorders>
+            <w:tcMar>
+              <w:top w:w="90" w:type="dxa"/>
+              <w:left w:w="90" w:type="dxa"/>
+              <w:bottom w:w="90" w:type="dxa"/>
+              <w:right w:w="90" w:type="dxa"/>
+            </w:tcMar>
+            <w:hideMark/>
+          </w:tcPr>
+          <w:p>
+            <w:pPr>
+              <w:spacing w:before="180" w:after="180"/>
+              <w:rPr>
+                <w:rFonts w:ascii="Calibri" w:eastAsia="Times New Roman" w:hAnsi="Calibri" w:cs="Calibri"/>
+                <w:sz w:val="22"/>
+                <w:szCs w:val="22"/>
+              </w:rPr>
+            </w:pPr>
+            <w:r>
+              <w:rPr>
+                <w:rFonts w:ascii="Calibri" w:eastAsia="Times New Roman" w:hAnsi="Calibri" w:cs="Calibri"/>
+                <w:sz w:val="22"/>
+                <w:szCs w:val="22"/>
+              </w:rPr>
+              <w:t>Flujo liberado de monitoreo de denegación, pues requiere RBAC activo.</w:t>
+            </w:r>
+          </w:p>
+        </w:tc>
+      </w:tr>
+    </w:tbl>
     <w:p>
       <w:pPr>
         <w:pStyle w:val="Ttulo3"/>
@@ -205,7 +1016,106 @@
         <w:rPr>
           <w:rFonts w:ascii="Calibri" w:eastAsia="Times New Roman" w:hAnsi="Calibri" w:cs="Calibri"/>
         </w:rPr>
-        <w:t>2.1 Umbrales Entregados en el Entorno QA</w:t>
+        <w:t>2.2 Diagrama de Secuencia de Defensa Perimetral</w:t>
+      </w:r>
+    </w:p>
+    <w:p>
+      <w:pPr>
+        <w:rPr>
+          <w:rFonts w:ascii="Calibri" w:eastAsia="Times New Roman" w:hAnsi="Calibri" w:cs="Calibri"/>
+          <w:sz w:val="22"/>
+          <w:szCs w:val="22"/>
+        </w:rPr>
+      </w:pPr>
+      <w:r>
+        <w:rPr>
+          <w:rFonts w:ascii="Calibri" w:eastAsia="Times New Roman" w:hAnsi="Calibri" w:cs="Calibri"/>
+          <w:noProof/>
+          <w:sz w:val="22"/>
+          <w:szCs w:val="22"/>
+        </w:rPr>
+        <w:lastRenderedPageBreak/>
+        <w:drawing>
+          <wp:inline distT="0" distB="0" distL="0" distR="0" wp14:anchorId="750E779E" wp14:editId="470FDBB7">
+            <wp:extent cx="10782300" cy="4602480"/>
+            <wp:effectExtent l="0" t="0" r="0" b="0"/>
+            <wp:docPr id="3" name="Imagen 3"/>
+            <wp:cNvGraphicFramePr>
+              <a:graphicFrameLocks xmlns:a="http://schemas.openxmlformats.org/drawingml/2006/main" noChangeAspect="1"/>
+            </wp:cNvGraphicFramePr>
+            <a:graphic xmlns:a="http://schemas.openxmlformats.org/drawingml/2006/main">
+              <a:graphicData uri="http://schemas.openxmlformats.org/drawingml/2006/picture">
+                <pic:pic xmlns:pic="http://schemas.openxmlformats.org/drawingml/2006/picture">
+                  <pic:nvPicPr>
+                    <pic:cNvPr id="0" name="Picture 3"/>
+                    <pic:cNvPicPr>
+                      <a:picLocks noChangeAspect="1" noChangeArrowheads="1"/>
+                    </pic:cNvPicPr>
+                  </pic:nvPicPr>
+                  <pic:blipFill>
+                    <a:blip r:embed="rId5">
+                      <a:extLst>
+                        <a:ext uri="{28A0092B-C50C-407E-A947-70E740481C1C}">
+                          <a14:useLocalDpi xmlns:a14="http://schemas.microsoft.com/office/drawing/2010/main" val="0"/>
+                        </a:ext>
+                      </a:extLst>
+                    </a:blip>
+                    <a:srcRect/>
+                    <a:stretch>
+                      <a:fillRect/>
+                    </a:stretch>
+                  </pic:blipFill>
+                  <pic:spPr bwMode="auto">
+                    <a:xfrm>
+                      <a:off x="0" y="0"/>
+                      <a:ext cx="10782300" cy="4602480"/>
+                    </a:xfrm>
+                    <a:prstGeom prst="rect">
+                      <a:avLst/>
+                    </a:prstGeom>
+                    <a:noFill/>
+                    <a:ln>
+                      <a:noFill/>
+                    </a:ln>
+                  </pic:spPr>
+                </pic:pic>
+              </a:graphicData>
+            </a:graphic>
+          </wp:inline>
+        </w:drawing>
+      </w:r>
+    </w:p>
+    <w:p>
+      <w:pPr>
+        <w:rPr>
+          <w:rFonts w:ascii="Calibri" w:eastAsia="Times New Roman" w:hAnsi="Calibri" w:cs="Calibri"/>
+          <w:sz w:val="22"/>
+          <w:szCs w:val="22"/>
+        </w:rPr>
+      </w:pPr>
+      <w:r>
+        <w:rPr>
+          <w:rFonts w:ascii="Calibri" w:eastAsia="Times New Roman" w:hAnsi="Calibri" w:cs="Calibri"/>
+          <w:sz w:val="22"/>
+          <w:szCs w:val="22"/>
+        </w:rPr>
+        <w:pict w14:anchorId="466CC3F0">
+          <v:rect id="_x0000_i1028" style="width:0;height:1.5pt" o:hralign="center" o:hrstd="t" o:hr="t" fillcolor="#a0a0a0" stroked="f"/>
+        </w:pict>
+      </w:r>
+    </w:p>
+    <w:p>
+      <w:pPr>
+        <w:pStyle w:val="Ttulo2"/>
+        <w:rPr>
+          <w:rFonts w:ascii="Calibri" w:eastAsia="Times New Roman" w:hAnsi="Calibri" w:cs="Calibri"/>
+        </w:rPr>
+      </w:pPr>
+      <w:r>
+        <w:rPr>
+          <w:rFonts w:ascii="Calibri" w:eastAsia="Times New Roman" w:hAnsi="Calibri" w:cs="Calibri"/>
+        </w:rPr>
+        <w:t>3. Tolerancia a Fallos y Circuit Breakers (Vida Saludable Fase 2)</w:t>
       </w:r>
     </w:p>
     <w:p>
@@ -223,7 +1133,53 @@
           <w:sz w:val="22"/>
           <w:szCs w:val="22"/>
         </w:rPr>
-        <w:t>Se transfiere el control de los límites volumétricos configurados bajo la premisa de "Falla Segura" (Fail-Safe):</w:t>
+        <w:t>Durante las simulaciones operativas de capacidad máxima para Vida Saludable (en Mayo), identificamos que nuestro propio motor era tan agresivo y escalable, que lograba saturar al cortafuegos institucional del IMSS durante las peticiones concurrentes de PDFs. El sistema original carecía de inteligencia para reponerse a este bloqueo externo.</w:t>
+      </w:r>
+    </w:p>
+    <w:p>
+      <w:pPr>
+        <w:pStyle w:val="Ttulo3"/>
+        <w:rPr>
+          <w:rFonts w:ascii="Calibri" w:eastAsia="Times New Roman" w:hAnsi="Calibri" w:cs="Calibri"/>
+        </w:rPr>
+      </w:pPr>
+      <w:r>
+        <w:rPr>
+          <w:rFonts w:ascii="Calibri" w:eastAsia="Times New Roman" w:hAnsi="Calibri" w:cs="Calibri"/>
+        </w:rPr>
+        <w:t>3.1 Implementación de Resiliencia en Descargas Concurrentes</w:t>
+      </w:r>
+    </w:p>
+    <w:p>
+      <w:pPr>
+        <w:pStyle w:val="NormalWeb"/>
+        <w:rPr>
+          <w:rFonts w:ascii="Calibri" w:hAnsi="Calibri" w:cs="Calibri"/>
+          <w:sz w:val="22"/>
+          <w:szCs w:val="22"/>
+        </w:rPr>
+      </w:pPr>
+      <w:r>
+        <w:rPr>
+          <w:rFonts w:ascii="Calibri" w:hAnsi="Calibri" w:cs="Calibri"/>
+          <w:sz w:val="22"/>
+          <w:szCs w:val="22"/>
+        </w:rPr>
+        <w:t xml:space="preserve">Se estructuró y se entrega al equipo un mecanismo de *Backoff* exponencial (Circuit Breaker Lógico) en el flujo del </w:t>
+      </w:r>
+      <w:r>
+        <w:rPr>
+          <w:rStyle w:val="CdigoHTML"/>
+        </w:rPr>
+        <w:t>download_service.py</w:t>
+      </w:r>
+      <w:r>
+        <w:rPr>
+          <w:rFonts w:ascii="Calibri" w:hAnsi="Calibri" w:cs="Calibri"/>
+          <w:sz w:val="22"/>
+          <w:szCs w:val="22"/>
+        </w:rPr>
+        <w:t xml:space="preserve">. </w:t>
       </w:r>
     </w:p>
     <w:p>
@@ -241,56 +1197,48 @@
       </w:pPr>
       <w:r>
         <w:rPr>
-          <w:rFonts w:ascii="Calibri" w:eastAsia="Times New Roman" w:hAnsi="Calibri" w:cs="Calibri"/>
-          <w:sz w:val="22"/>
-          <w:szCs w:val="22"/>
-        </w:rPr>
-        <w:t xml:space="preserve">Los endpoints transaccionales públicos (como </w:t>
+          <w:rStyle w:val="Fuerte"/>
+          <w:rFonts w:ascii="Calibri" w:eastAsia="Times New Roman" w:hAnsi="Calibri" w:cs="Calibri"/>
+          <w:sz w:val="22"/>
+          <w:szCs w:val="22"/>
+        </w:rPr>
+        <w:t>Comportamiento Asíncrono Probado:</w:t>
+      </w:r>
+      <w:r>
+        <w:rPr>
+          <w:rFonts w:ascii="Calibri" w:eastAsia="Times New Roman" w:hAnsi="Calibri" w:cs="Calibri"/>
+          <w:sz w:val="22"/>
+          <w:szCs w:val="22"/>
+        </w:rPr>
+        <w:t xml:space="preserve"> Durante el Lote simulado de Puebla (</w:t>
       </w:r>
       <w:r>
         <w:rPr>
           <w:rStyle w:val="CdigoHTML"/>
         </w:rPr>
-        <w:t>/login</w:t>
-      </w:r>
-      <w:r>
-        <w:rPr>
-          <w:rFonts w:ascii="Calibri" w:eastAsia="Times New Roman" w:hAnsi="Calibri" w:cs="Calibri"/>
-          <w:sz w:val="22"/>
-          <w:szCs w:val="22"/>
-        </w:rPr>
-        <w:t xml:space="preserve">, </w:t>
+        <w:t>LOTE-202605-02</w:t>
+      </w:r>
+      <w:r>
+        <w:rPr>
+          <w:rFonts w:ascii="Calibri" w:eastAsia="Times New Roman" w:hAnsi="Calibri" w:cs="Calibri"/>
+          <w:sz w:val="22"/>
+          <w:szCs w:val="22"/>
+        </w:rPr>
+        <w:t xml:space="preserve">), la ráfaga de 20 hilos (*Workers*) ocasionó respuestas </w:t>
       </w:r>
       <w:r>
         <w:rPr>
           <w:rStyle w:val="CdigoHTML"/>
         </w:rPr>
-        <w:t>/forgot-password</w:t>
-      </w:r>
-      <w:r>
-        <w:rPr>
-          <w:rFonts w:ascii="Calibri" w:eastAsia="Times New Roman" w:hAnsi="Calibri" w:cs="Calibri"/>
-          <w:sz w:val="22"/>
-          <w:szCs w:val="22"/>
-        </w:rPr>
-        <w:t xml:space="preserve">) están estrictamente acotados a un máximo de </w:t>
-      </w:r>
-      <w:r>
-        <w:rPr>
-          <w:rStyle w:val="Fuerte"/>
-          <w:rFonts w:ascii="Calibri" w:eastAsia="Times New Roman" w:hAnsi="Calibri" w:cs="Calibri"/>
-          <w:sz w:val="22"/>
-          <w:szCs w:val="22"/>
-        </w:rPr>
-        <w:t>5 peticiones por minuto</w:t>
-      </w:r>
-      <w:r>
-        <w:rPr>
-          <w:rFonts w:ascii="Calibri" w:eastAsia="Times New Roman" w:hAnsi="Calibri" w:cs="Calibri"/>
-          <w:sz w:val="22"/>
-          <w:szCs w:val="22"/>
-        </w:rPr>
-        <w:t xml:space="preserve"> por cada dirección IP de origen.</w:t>
+        <w:t>HTTP 429</w:t>
+      </w:r>
+      <w:r>
+        <w:rPr>
+          <w:rFonts w:ascii="Calibri" w:eastAsia="Times New Roman" w:hAnsi="Calibri" w:cs="Calibri"/>
+          <w:sz w:val="22"/>
+          <w:szCs w:val="22"/>
+        </w:rPr>
+        <w:t xml:space="preserve"> externas.</w:t>
       </w:r>
     </w:p>
     <w:p>
@@ -308,39 +1256,81 @@
       </w:pPr>
       <w:r>
         <w:rPr>
-          <w:rFonts w:ascii="Calibri" w:eastAsia="Times New Roman" w:hAnsi="Calibri" w:cs="Calibri"/>
-          <w:sz w:val="22"/>
-          <w:szCs w:val="22"/>
-        </w:rPr>
-        <w:t xml:space="preserve">Toda superación de este umbral genera automáticamente una excepción de red </w:t>
+          <w:rStyle w:val="Fuerte"/>
+          <w:rFonts w:ascii="Calibri" w:eastAsia="Times New Roman" w:hAnsi="Calibri" w:cs="Calibri"/>
+          <w:sz w:val="22"/>
+          <w:szCs w:val="22"/>
+        </w:rPr>
+        <w:t>Auto-Saneamiento Entregado:</w:t>
+      </w:r>
+      <w:r>
+        <w:rPr>
+          <w:rFonts w:ascii="Calibri" w:eastAsia="Times New Roman" w:hAnsi="Calibri" w:cs="Calibri"/>
+          <w:sz w:val="22"/>
+          <w:szCs w:val="22"/>
+        </w:rPr>
+        <w:t xml:space="preserve"> El motor actual detecta este código, ralentiza automáticamente la ráfaga, duerme a los hilos afectados, y registra la falla de las CURPs en la </w:t>
       </w:r>
       <w:r>
         <w:rPr>
           <w:rStyle w:val="CdigoHTML"/>
         </w:rPr>
-        <w:t>429 Too Many Requests</w:t>
-      </w:r>
-      <w:r>
-        <w:rPr>
-          <w:rFonts w:ascii="Calibri" w:eastAsia="Times New Roman" w:hAnsi="Calibri" w:cs="Calibri"/>
-          <w:sz w:val="22"/>
-          <w:szCs w:val="22"/>
-        </w:rPr>
-        <w:t>, interceptando la ráfaga a nivel de aplicación (FastAPI) y protegiendo el procesador de base de datos Oracle contra la inanición de conexiones.</w:t>
-      </w:r>
-    </w:p>
-    <w:p>
-      <w:pPr>
-        <w:pStyle w:val="Ttulo3"/>
-        <w:rPr>
-          <w:rFonts w:ascii="Calibri" w:eastAsia="Times New Roman" w:hAnsi="Calibri" w:cs="Calibri"/>
-        </w:rPr>
-      </w:pPr>
-      <w:r>
-        <w:rPr>
-          <w:rFonts w:ascii="Calibri" w:eastAsia="Times New Roman" w:hAnsi="Calibri" w:cs="Calibri"/>
-        </w:rPr>
-        <w:t>2.2 Trazabilidad de Auditoría</w:t>
+        <w:t>BitacoraEvento</w:t>
+      </w:r>
+      <w:r>
+        <w:rPr>
+          <w:rFonts w:ascii="Calibri" w:eastAsia="Times New Roman" w:hAnsi="Calibri" w:cs="Calibri"/>
+          <w:sz w:val="22"/>
+          <w:szCs w:val="22"/>
+        </w:rPr>
+        <w:t xml:space="preserve"> para su posterior procesamiento iterativo programado (</w:t>
+      </w:r>
+      <w:r>
+        <w:rPr>
+          <w:rStyle w:val="CdigoHTML"/>
+        </w:rPr>
+        <w:t>LOTE-202605-03_REPROCESO</w:t>
+      </w:r>
+      <w:r>
+        <w:rPr>
+          <w:rFonts w:ascii="Calibri" w:eastAsia="Times New Roman" w:hAnsi="Calibri" w:cs="Calibri"/>
+          <w:sz w:val="22"/>
+          <w:szCs w:val="22"/>
+        </w:rPr>
+        <w:t>). Este ajuste demostró en QA recuperar el 100% de los documentos previamente fallidos.</w:t>
+      </w:r>
+    </w:p>
+    <w:p>
+      <w:pPr>
+        <w:rPr>
+          <w:rFonts w:ascii="Calibri" w:eastAsia="Times New Roman" w:hAnsi="Calibri" w:cs="Calibri"/>
+          <w:sz w:val="22"/>
+          <w:szCs w:val="22"/>
+        </w:rPr>
+      </w:pPr>
+      <w:r>
+        <w:rPr>
+          <w:rFonts w:ascii="Calibri" w:eastAsia="Times New Roman" w:hAnsi="Calibri" w:cs="Calibri"/>
+          <w:sz w:val="22"/>
+          <w:szCs w:val="22"/>
+        </w:rPr>
+        <w:pict w14:anchorId="55A59A77">
+          <v:rect id="_x0000_i1029" style="width:0;height:1.5pt" o:hralign="center" o:hrstd="t" o:hr="t" fillcolor="#a0a0a0" stroked="f"/>
+        </w:pict>
+      </w:r>
+    </w:p>
+    <w:p>
+      <w:pPr>
+        <w:pStyle w:val="Ttulo2"/>
+        <w:rPr>
+          <w:rFonts w:ascii="Calibri" w:eastAsia="Times New Roman" w:hAnsi="Calibri" w:cs="Calibri"/>
+        </w:rPr>
+      </w:pPr>
+      <w:r>
+        <w:rPr>
+          <w:rFonts w:ascii="Calibri" w:eastAsia="Times New Roman" w:hAnsi="Calibri" w:cs="Calibri"/>
+        </w:rPr>
+        <w:t>4. Instructivo para Mantenimiento de Nivel (Operaciones)</w:t>
       </w:r>
     </w:p>
     <w:p>
@@ -354,28 +1344,110 @@
       </w:pPr>
       <w:r>
         <w:rPr>
-          <w:rFonts w:ascii="Calibri" w:hAnsi="Calibri" w:cs="Calibri"/>
-          <w:sz w:val="22"/>
-          <w:szCs w:val="22"/>
-        </w:rPr>
-        <w:t xml:space="preserve">El control y la alerta de denegación por abuso han sido cubiertos y certificados bajo casos de prueba rigurosos, verificables en la </w:t>
-      </w:r>
-      <w:r>
-        <w:rPr>
           <w:rStyle w:val="Fuerte"/>
           <w:rFonts w:ascii="Calibri" w:hAnsi="Calibri" w:cs="Calibri"/>
           <w:sz w:val="22"/>
           <w:szCs w:val="22"/>
         </w:rPr>
-        <w:t>Matriz de Rastreo y Trazabilidad</w:t>
-      </w:r>
-      <w:r>
-        <w:rPr>
-          <w:rFonts w:ascii="Calibri" w:hAnsi="Calibri" w:cs="Calibri"/>
-          <w:sz w:val="22"/>
-          <w:szCs w:val="22"/>
-        </w:rPr>
-        <w:t xml:space="preserve"> transferida al área de operaciones.</w:t>
+        <w:t>Aviso de Mantenimiento:</w:t>
+      </w:r>
+      <w:r>
+        <w:rPr>
+          <w:rFonts w:ascii="Calibri" w:hAnsi="Calibri" w:cs="Calibri"/>
+          <w:sz w:val="22"/>
+          <w:szCs w:val="22"/>
+        </w:rPr>
+        <w:t xml:space="preserve"> </w:t>
+      </w:r>
+      <w:r>
+        <w:rPr>
+          <w:rFonts w:ascii="Calibri" w:hAnsi="Calibri" w:cs="Calibri"/>
+          <w:sz w:val="22"/>
+          <w:szCs w:val="22"/>
+        </w:rPr>
+        <w:t>Se transfiere la recomendación explícita para la Dirección de Soporte Técnico, en caso de falsos positivos masivos:</w:t>
+      </w:r>
+    </w:p>
+    <w:p>
+      <w:pPr>
+        <w:pStyle w:val="NormalWeb"/>
+        <w:rPr>
+          <w:rFonts w:ascii="Calibri" w:hAnsi="Calibri" w:cs="Calibri"/>
+          <w:sz w:val="22"/>
+          <w:szCs w:val="22"/>
+        </w:rPr>
+      </w:pPr>
+      <w:r>
+        <w:rPr>
+          <w:rFonts w:ascii="Calibri" w:hAnsi="Calibri" w:cs="Calibri"/>
+          <w:sz w:val="22"/>
+          <w:szCs w:val="22"/>
+        </w:rPr>
+        <w:t xml:space="preserve">Si las dependencias y preparatorias de la SEP enlazan su navegación de salida de internet a través de un ruteador que colapsa todas las máquinas estudiantiles bajo </w:t>
+      </w:r>
+      <w:r>
+        <w:rPr>
+          <w:rStyle w:val="Fuerte"/>
+          <w:rFonts w:ascii="Calibri" w:hAnsi="Calibri" w:cs="Calibri"/>
+          <w:sz w:val="22"/>
+          <w:szCs w:val="22"/>
+        </w:rPr>
+        <w:t>una única IP Pública Estática (NAT Masivo)</w:t>
+      </w:r>
+      <w:r>
+        <w:rPr>
+          <w:rFonts w:ascii="Calibri" w:hAnsi="Calibri" w:cs="Calibri"/>
+          <w:sz w:val="22"/>
+          <w:szCs w:val="22"/>
+        </w:rPr>
+        <w:t xml:space="preserve">, el sistema </w:t>
+      </w:r>
+      <w:r>
+        <w:rPr>
+          <w:rStyle w:val="CdigoHTML"/>
+        </w:rPr>
+        <w:t>slowapi</w:t>
+      </w:r>
+      <w:r>
+        <w:rPr>
+          <w:rFonts w:ascii="Calibri" w:hAnsi="Calibri" w:cs="Calibri"/>
+          <w:sz w:val="22"/>
+          <w:szCs w:val="22"/>
+        </w:rPr>
+        <w:t xml:space="preserve"> podría confundir múltiples accesos legítimos de distintos estudiantes como si fuesen un atacante solitario. Se recomienda documentar en el manual interno que, ante contingencias generalizadas de </w:t>
+      </w:r>
+      <w:r>
+        <w:rPr>
+          <w:rStyle w:val="CdigoHTML"/>
+        </w:rPr>
+        <w:t>Error 429</w:t>
+      </w:r>
+      <w:r>
+        <w:rPr>
+          <w:rFonts w:ascii="Calibri" w:hAnsi="Calibri" w:cs="Calibri"/>
+          <w:sz w:val="22"/>
+          <w:szCs w:val="22"/>
+        </w:rPr>
+        <w:t xml:space="preserve"> en redes locales, será imperativo integrar Redis como un almacén de sesión híbrido que pondere tanto la IP como la firma del Agente de Usuario y Cookies de Sesión tempranas.</w:t>
+      </w:r>
+    </w:p>
+    <w:p>
+      <w:pPr>
+        <w:rPr>
+          <w:rFonts w:ascii="Calibri" w:eastAsia="Times New Roman" w:hAnsi="Calibri" w:cs="Calibri"/>
+          <w:sz w:val="22"/>
+          <w:szCs w:val="22"/>
+        </w:rPr>
+      </w:pPr>
+      <w:r>
+        <w:rPr>
+          <w:rFonts w:ascii="Calibri" w:eastAsia="Times New Roman" w:hAnsi="Calibri" w:cs="Calibri"/>
+          <w:sz w:val="22"/>
+          <w:szCs w:val="22"/>
+        </w:rPr>
+        <w:pict w14:anchorId="4D239D9F">
+          <v:rect id="_x0000_i1030" style="width:0;height:1.5pt" o:hralign="center" o:hrstd="t" o:hr="t" fillcolor="#a0a0a0" stroked="f"/>
+        </w:pict>
       </w:r>
     </w:p>
     <w:p>
@@ -389,7 +1461,7 @@
         <w:rPr>
           <w:rFonts w:ascii="Calibri" w:eastAsia="Times New Roman" w:hAnsi="Calibri" w:cs="Calibri"/>
         </w:rPr>
-        <w:t>3. Consideraciones para el Soporte Continuo</w:t>
+        <w:t>5. Inventario de Entregables Finales (Handover Tecnológico)</w:t>
       </w:r>
     </w:p>
     <w:p>
@@ -407,54 +1479,7 @@
           <w:sz w:val="22"/>
           <w:szCs w:val="22"/>
         </w:rPr>
-        <w:lastRenderedPageBreak/>
-        <w:t xml:space="preserve">Si bien la protección volumétrica actual garantiza la resiliencia base, se transfiere al equipo de operaciones el deber de monitorear el comportamiento de las IPs bajo arquitecturas de red complejas (Carrier-grade NAT). Se recomienda el análisis constante de las cabeceras </w:t>
-      </w:r>
-      <w:r>
-        <w:rPr>
-          <w:rStyle w:val="CdigoHTML"/>
-        </w:rPr>
-        <w:t>X-Forwarded-For</w:t>
-      </w:r>
-      <w:r>
-        <w:rPr>
-          <w:rFonts w:ascii="Calibri" w:hAnsi="Calibri" w:cs="Calibri"/>
-          <w:sz w:val="22"/>
-          <w:szCs w:val="22"/>
-        </w:rPr>
-        <w:t xml:space="preserve"> en los logs de los servidores en Producción para afinar la precisión del bloqueo en caso de falsos positivos sistémicos.</w:t>
-      </w:r>
-    </w:p>
-    <w:p>
-      <w:pPr>
-        <w:pStyle w:val="Ttulo2"/>
-        <w:rPr>
-          <w:rFonts w:ascii="Calibri" w:eastAsia="Times New Roman" w:hAnsi="Calibri" w:cs="Calibri"/>
-        </w:rPr>
-      </w:pPr>
-      <w:r>
-        <w:rPr>
-          <w:rFonts w:ascii="Calibri" w:eastAsia="Times New Roman" w:hAnsi="Calibri" w:cs="Calibri"/>
-        </w:rPr>
-        <w:t>4. Inventario de Entregables Finales (Handover Tecnológico)</w:t>
-      </w:r>
-    </w:p>
-    <w:p>
-      <w:pPr>
-        <w:pStyle w:val="NormalWeb"/>
-        <w:rPr>
-          <w:rFonts w:ascii="Calibri" w:hAnsi="Calibri" w:cs="Calibri"/>
-          <w:sz w:val="22"/>
-          <w:szCs w:val="22"/>
-        </w:rPr>
-      </w:pPr>
-      <w:r>
-        <w:rPr>
-          <w:rFonts w:ascii="Calibri" w:hAnsi="Calibri" w:cs="Calibri"/>
-          <w:sz w:val="22"/>
-          <w:szCs w:val="22"/>
-        </w:rPr>
-        <w:t>El blindaje de monitoreo y la estrategia de contención se formaliza con la transferencia de los siguientes artefactos aprobados:</w:t>
+        <w:t>Como cierre que rubrica el cumplimiento del requerimiento CMMI en la materia de resiliencia y monitorización, se traslada formalmente la pertenencia de los siguientes activos:</w:t>
       </w:r>
     </w:p>
     <w:p>
@@ -472,28 +1497,34 @@
       </w:pPr>
       <w:r>
         <w:rPr>
-          <w:rFonts w:ascii="Calibri" w:eastAsia="Times New Roman" w:hAnsi="Calibri" w:cs="Calibri"/>
-          <w:sz w:val="22"/>
-          <w:szCs w:val="22"/>
-        </w:rPr>
-        <w:t xml:space="preserve">Entregable CMMI (06) </w:t>
-      </w:r>
-      <w:r>
-        <w:rPr>
           <w:rStyle w:val="Fuerte"/>
           <w:rFonts w:ascii="Calibri" w:eastAsia="Times New Roman" w:hAnsi="Calibri" w:cs="Calibri"/>
           <w:sz w:val="22"/>
           <w:szCs w:val="22"/>
         </w:rPr>
-        <w:t>Pruebas de Estrés</w:t>
-      </w:r>
-      <w:r>
-        <w:rPr>
-          <w:rFonts w:ascii="Calibri" w:eastAsia="Times New Roman" w:hAnsi="Calibri" w:cs="Calibri"/>
-          <w:sz w:val="22"/>
-          <w:szCs w:val="22"/>
-        </w:rPr>
-        <w:t>, validando el comportamiento volumétrico del sistema.</w:t>
+        <w:t>Entregable Nivel 3 CMMI (06) Pruebas de Estrés:</w:t>
+      </w:r>
+      <w:r>
+        <w:rPr>
+          <w:rFonts w:ascii="Calibri" w:eastAsia="Times New Roman" w:hAnsi="Calibri" w:cs="Calibri"/>
+          <w:sz w:val="22"/>
+          <w:szCs w:val="22"/>
+        </w:rPr>
+        <w:t xml:space="preserve"> Generado de forma autómata (DOCX/PDF) vía </w:t>
+      </w:r>
+      <w:r>
+        <w:rPr>
+          <w:rStyle w:val="CdigoHTML"/>
+        </w:rPr>
+        <w:t>generate_docs.py</w:t>
+      </w:r>
+      <w:r>
+        <w:rPr>
+          <w:rFonts w:ascii="Calibri" w:eastAsia="Times New Roman" w:hAnsi="Calibri" w:cs="Calibri"/>
+          <w:sz w:val="22"/>
+          <w:szCs w:val="22"/>
+        </w:rPr>
+        <w:t>, certificando volumetrías de más de 68,000 registros, validando asintóticamente la no-caída de los contenedores Docker en picos transaccionales.</w:t>
       </w:r>
     </w:p>
     <w:p>
@@ -511,28 +1542,79 @@
       </w:pPr>
       <w:r>
         <w:rPr>
-          <w:rFonts w:ascii="Calibri" w:eastAsia="Times New Roman" w:hAnsi="Calibri" w:cs="Calibri"/>
-          <w:sz w:val="22"/>
-          <w:szCs w:val="22"/>
-        </w:rPr>
-        <w:t xml:space="preserve">Entregable CMMI (04) </w:t>
-      </w:r>
-      <w:r>
-        <w:rPr>
           <w:rStyle w:val="Fuerte"/>
           <w:rFonts w:ascii="Calibri" w:eastAsia="Times New Roman" w:hAnsi="Calibri" w:cs="Calibri"/>
           <w:sz w:val="22"/>
           <w:szCs w:val="22"/>
         </w:rPr>
-        <w:t>Pruebas Funcionales</w:t>
-      </w:r>
-      <w:r>
-        <w:rPr>
-          <w:rFonts w:ascii="Calibri" w:eastAsia="Times New Roman" w:hAnsi="Calibri" w:cs="Calibri"/>
-          <w:sz w:val="22"/>
-          <w:szCs w:val="22"/>
-        </w:rPr>
-        <w:t>, certificando la intercepción adecuada (respuesta HTTP 429) por parte de las defensas del sistema sin degradación del resto de servicios.</w:t>
+        <w:t>Entregable Nivel 3 CMMI (04) Pruebas Funcionales:</w:t>
+      </w:r>
+      <w:r>
+        <w:rPr>
+          <w:rFonts w:ascii="Calibri" w:eastAsia="Times New Roman" w:hAnsi="Calibri" w:cs="Calibri"/>
+          <w:sz w:val="22"/>
+          <w:szCs w:val="22"/>
+        </w:rPr>
+        <w:t xml:space="preserve"> Aprobando el Requerimiento No-Funcional RNF-SEC-03 referente a la emisión programada de excepciones </w:t>
+      </w:r>
+      <w:r>
+        <w:rPr>
+          <w:rStyle w:val="CdigoHTML"/>
+        </w:rPr>
+        <w:t>429</w:t>
+      </w:r>
+      <w:r>
+        <w:rPr>
+          <w:rFonts w:ascii="Calibri" w:eastAsia="Times New Roman" w:hAnsi="Calibri" w:cs="Calibri"/>
+          <w:sz w:val="22"/>
+          <w:szCs w:val="22"/>
+        </w:rPr>
+        <w:t xml:space="preserve"> mediante *Unit Tests*.</w:t>
+      </w:r>
+    </w:p>
+    <w:p>
+      <w:pPr>
+        <w:numPr>
+          <w:ilvl w:val="0"/>
+          <w:numId w:val="2"/>
+        </w:numPr>
+        <w:spacing w:before="100" w:beforeAutospacing="1" w:after="100" w:afterAutospacing="1"/>
+        <w:rPr>
+          <w:rFonts w:ascii="Calibri" w:eastAsia="Times New Roman" w:hAnsi="Calibri" w:cs="Calibri"/>
+          <w:sz w:val="22"/>
+          <w:szCs w:val="22"/>
+        </w:rPr>
+      </w:pPr>
+      <w:r>
+        <w:rPr>
+          <w:rStyle w:val="Fuerte"/>
+          <w:rFonts w:ascii="Calibri" w:eastAsia="Times New Roman" w:hAnsi="Calibri" w:cs="Calibri"/>
+          <w:sz w:val="22"/>
+          <w:szCs w:val="22"/>
+        </w:rPr>
+        <w:t>Código Fuente E2E de Cypress (Vida Saludable):</w:t>
+      </w:r>
+      <w:r>
+        <w:rPr>
+          <w:rFonts w:ascii="Calibri" w:eastAsia="Times New Roman" w:hAnsi="Calibri" w:cs="Calibri"/>
+          <w:sz w:val="22"/>
+          <w:szCs w:val="22"/>
+        </w:rPr>
+        <w:t xml:space="preserve"> Casos automatizados en la carpeta </w:t>
+      </w:r>
+      <w:r>
+        <w:rPr>
+          <w:rStyle w:val="CdigoHTML"/>
+        </w:rPr>
+        <w:t>src/frontend/cypress/e2e/imss-integration.cy.ts</w:t>
+      </w:r>
+      <w:r>
+        <w:rPr>
+          <w:rFonts w:ascii="Calibri" w:eastAsia="Times New Roman" w:hAnsi="Calibri" w:cs="Calibri"/>
+          <w:sz w:val="22"/>
+          <w:szCs w:val="22"/>
+        </w:rPr>
+        <w:t>, certificando el *Retry-Logic* y *Circuit Breakers* frente al IMSS.</w:t>
       </w:r>
     </w:p>
     <w:p>
@@ -550,7 +1632,7 @@
           <w:sz w:val="22"/>
           <w:szCs w:val="22"/>
         </w:rPr>
-        <w:t>Estos activos acreditan que el servicio se entrega altamente resiliente y equipado para la operación crítica institucional.</w:t>
+        <w:t>La vertiente de monitoreo, defensa volumétrica y contención queda operativamente asegurada, auditada y finiquitada.</w:t>
       </w:r>
     </w:p>
     <w:sectPr>
@@ -566,9 +1648,9 @@
 <file path=word/numbering.xml><?xml version="1.0" encoding="utf-8"?>
 <w:numbering xmlns:wpc="http://schemas.microsoft.com/office/word/2010/wordprocessingCanvas" xmlns:cx="http://schemas.microsoft.com/office/drawing/2014/chartex" xmlns:cx1="http://schemas.microsoft.com/office/drawing/2015/9/8/chartex" xmlns:cx2="http://schemas.microsoft.com/office/drawing/2015/10/21/chartex" xmlns:cx3="http://schemas.microsoft.com/office/drawing/2016/5/9/chartex" xmlns:cx4="http://schemas.microsoft.com/office/drawing/2016/5/10/chartex" xmlns:cx5="http://schemas.microsoft.com/office/drawing/2016/5/11/chartex" xmlns:cx6="http://schemas.microsoft.com/office/drawing/2016/5/12/chartex" xmlns:cx7="http://schemas.microsoft.com/office/drawing/2016/5/13/chartex" xmlns:cx8="http://schemas.microsoft.com/office/drawing/2016/5/14/chartex" xmlns:mc="http://schemas.openxmlformats.org/markup-compatibility/2006" xmlns:aink="http://schemas.microsoft.com/office/drawing/2016/ink" xmlns:am3d="http://schemas.microsoft.com/office/drawing/2017/model3d" xmlns:o="urn:schemas-microsoft-com:office:office" xmlns:oel="http://schemas.microsoft.com/office/2019/extlst" xmlns:r="http://schemas.openxmlformats.org/officeDocument/2006/relationships" xmlns:m="http://schemas.openxmlformats.org/officeDocument/2006/math" xmlns:v="urn:schemas-microsoft-com:vml" xmlns:wp14="http://schemas.microsoft.com/office/word/2010/wordprocessingDrawing" xmlns:wp="http://schemas.openxmlformats.org/drawingml/2006/wordprocessingDrawing" xmlns:w10="urn:schemas-microsoft-com:office:word" xmlns:w="http://schemas.openxmlformats.org/wordprocessingml/2006/main" xmlns:w14="http://schemas.microsoft.com/office/word/2010/wordml" xmlns:w15="http://schemas.microsoft.com/office/word/2012/wordml" xmlns:w16cex="http://schemas.microsoft.com/office/word/2018/wordml/cex" xmlns:w16cid="http://schemas.microsoft.com/office/word/2016/wordml/cid" xmlns:w16="http://schemas.microsoft.com/office/word/2018/wordml" xmlns:w16du="http://schemas.microsoft.com/office/word/2023/wordml/word16du" xmlns:w16sdtdh="http://schemas.microsoft.com/office/word/2020/wordml/sdtdatahash" xmlns:w16sdtfl="http://schemas.microsoft.com/office/word/2024/wordml/sdtformatlock" xmlns:w16se="http://schemas.microsoft.com/office/word/2015/wordml/symex" xmlns:wpg="http://schemas.microsoft.com/office/word/2010/wordprocessingGroup" xmlns:wpi="http://schemas.microsoft.com/office/word/2010/wordprocessingInk" xmlns:wne="http://schemas.microsoft.com/office/word/2006/wordml" xmlns:wps="http://schemas.microsoft.com/office/word/2010/wordprocessingShape" mc:Ignorable="w14 w15 w16se w16cid w16 w16cex w16sdtdh w16sdtfl w16du wp14">
   <w:abstractNum w:abstractNumId="0" w15:restartNumberingAfterBreak="0">
-    <w:nsid w:val="04B11EC9"/>
+    <w:nsid w:val="03573DD8"/>
     <w:multiLevelType w:val="multilevel"/>
-    <w:tmpl w:val="9C9C7306"/>
+    <w:tmpl w:val="24BA66E4"/>
     <w:lvl w:ilvl="0">
       <w:start w:val="1"/>
       <w:numFmt w:val="bullet"/>
@@ -715,9 +1797,9 @@
     </w:lvl>
   </w:abstractNum>
   <w:abstractNum w:abstractNumId="1" w15:restartNumberingAfterBreak="0">
-    <w:nsid w:val="2D931AC6"/>
+    <w:nsid w:val="68D866B5"/>
     <w:multiLevelType w:val="multilevel"/>
-    <w:tmpl w:val="5EFA0E26"/>
+    <w:tmpl w:val="F95015D4"/>
     <w:lvl w:ilvl="0">
       <w:start w:val="1"/>
       <w:numFmt w:val="bullet"/>
@@ -863,11 +1945,11 @@
       </w:rPr>
     </w:lvl>
   </w:abstractNum>
-  <w:num w:numId="1" w16cid:durableId="179197834">
+  <w:num w:numId="1" w16cid:durableId="1803883363">
+    <w:abstractNumId w:val="0"/>
+  </w:num>
+  <w:num w:numId="2" w16cid:durableId="1975018718">
     <w:abstractNumId w:val="1"/>
-  </w:num>
-  <w:num w:numId="2" w16cid:durableId="497118039">
-    <w:abstractNumId w:val="0"/>
   </w:num>
 </w:numbering>
 </file>
